--- a/downloads/student/ai-6-week-15.docx
+++ b/downloads/student/ai-6-week-15.docx
@@ -839,6 +839,16 @@
     <w:p>
       <w:r>
         <w:t>Deduplication requires reliable stored keys; this illustration does not prove crash-safe exactly-once execution.</w:t>
+      </w:r>
+    </w:p>
+    <w:p>
+      <w:r>
+        <w:t>Read the labelled picture: Trace the two deliveries of approved K9. How many reservations should occur, and why can a new K10 for desk 5 not borrow K9’s approval?</w:t>
+      </w:r>
+    </w:p>
+    <w:p>
+      <w:r>
+        <w:t>Change one thing: A new K10 asks for desk 5 without approval. Predict the result before checking the explanation. What remains the same?</w:t>
       </w:r>
     </w:p>
     <w:p>
@@ -1994,6 +2004,187 @@
         <w:t>Attempt the independent case before hints. Record whether you worked alone, used a hint or followed a model. After feedback, fix the first unsupported step and explain why it changed. A later check uses a changed case, not a copied answer.</w:t>
       </w:r>
     </w:p>
+    <w:p>
+      <w:pPr>
+        <w:pStyle w:val="Heading1"/>
+      </w:pPr>
+      <w:r>
+        <w:t>15. Your lesson route</w:t>
+      </w:r>
+    </w:p>
+    <w:p>
+      <w:r>
+        <w:t>Start with this question: One approval, one reservation. A desk tool needs approval for the exact request and deduplicates repeated request keys.</w:t>
+      </w:r>
+    </w:p>
+    <w:tbl>
+      <w:tblPr>
+        <w:tblStyle w:val="LightShading-Accent1"/>
+        <w:tblW w:type="auto" w:w="0"/>
+        <w:tblLook w:firstColumn="1" w:firstRow="1" w:lastColumn="0" w:lastRow="0" w:noHBand="0" w:noVBand="1" w:val="04A0"/>
+      </w:tblPr>
+      <w:tblGrid>
+        <w:gridCol w:w="5112"/>
+        <w:gridCol w:w="5112"/>
+      </w:tblGrid>
+      <w:tr>
+        <w:trPr>
+          <w:tblHeader/>
+        </w:trPr>
+        <w:tc>
+          <w:tcPr>
+            <w:tcW w:type="dxa" w:w="5112"/>
+          </w:tcPr>
+          <w:p>
+            <w:r>
+              <w:t>By the end, I can</w:t>
+            </w:r>
+          </w:p>
+        </w:tc>
+        <w:tc>
+          <w:tcPr>
+            <w:tcW w:type="dxa" w:w="5112"/>
+          </w:tcPr>
+          <w:p>
+            <w:r>
+              <w:t>How I will show it</w:t>
+            </w:r>
+          </w:p>
+        </w:tc>
+      </w:tr>
+      <w:tr>
+        <w:tc>
+          <w:tcPr>
+            <w:tcW w:type="dxa" w:w="5112"/>
+          </w:tcPr>
+          <w:p>
+            <w:r>
+              <w:t>Explain the mechanism and terminology of approval gates and idempotency</w:t>
+            </w:r>
+          </w:p>
+        </w:tc>
+        <w:tc>
+          <w:tcPr>
+            <w:tcW w:type="dxa" w:w="5112"/>
+          </w:tcPr>
+          <w:p>
+            <w:r>
+              <w:t>Explain the deciding step, show a trace or test, and state one limit.</w:t>
+            </w:r>
+          </w:p>
+        </w:tc>
+      </w:tr>
+      <w:tr>
+        <w:tc>
+          <w:tcPr>
+            <w:tcW w:type="dxa" w:w="5112"/>
+          </w:tcPr>
+          <w:p>
+            <w:r>
+              <w:t>Apply the stated procedure to a new case with a traceable result</w:t>
+            </w:r>
+          </w:p>
+        </w:tc>
+        <w:tc>
+          <w:tcPr>
+            <w:tcW w:type="dxa" w:w="5112"/>
+          </w:tcPr>
+          <w:p>
+            <w:r>
+              <w:t>Explain the deciding step, show a trace or test, and state one limit.</w:t>
+            </w:r>
+          </w:p>
+        </w:tc>
+      </w:tr>
+      <w:tr>
+        <w:tc>
+          <w:tcPr>
+            <w:tcW w:type="dxa" w:w="5112"/>
+          </w:tcPr>
+          <w:p>
+            <w:r>
+              <w:t>Identify an assumption or limitation and design a revealing follow-up</w:t>
+            </w:r>
+          </w:p>
+        </w:tc>
+        <w:tc>
+          <w:tcPr>
+            <w:tcW w:type="dxa" w:w="5112"/>
+          </w:tcPr>
+          <w:p>
+            <w:r>
+              <w:t>Explain the deciding step, show a trace or test, and state one limit.</w:t>
+            </w:r>
+          </w:p>
+        </w:tc>
+      </w:tr>
+    </w:tbl>
+    <w:p>
+      <w:r>
+        <w:t>Remember → watch and explain → try with help → investigate → try independently → keep project evidence. Your teacher may spread this lesson across several classes.</w:t>
+      </w:r>
+    </w:p>
+    <w:p>
+      <w:r>
+        <w:t>Keep your first prediction. Compare it with what the evidence shows and explain any change.</w:t>
+      </w:r>
+    </w:p>
+    <w:p>
+      <w:pPr>
+        <w:pStyle w:val="Heading1"/>
+      </w:pPr>
+      <w:r>
+        <w:t>16. Finish and return</w:t>
+      </w:r>
+    </w:p>
+    <w:p>
+      <w:r>
+        <w:t>Close your notes. Explain this goal in your own words: Explain the mechanism and terminology of approval gates and idempotency</w:t>
+      </w:r>
+    </w:p>
+    <w:p>
+      <w:pPr>
+        <w:pStyle w:val="Heading3"/>
+      </w:pPr>
+      <w:r>
+        <w:t>My deciding step, evidence and one remaining question</w:t>
+      </w:r>
+    </w:p>
+    <w:p>
+      <w:r>
+        <w:t>________________________________________________________________</w:t>
+      </w:r>
+    </w:p>
+    <w:p>
+      <w:r>
+        <w:t>________________________________________________________________</w:t>
+      </w:r>
+    </w:p>
+    <w:p>
+      <w:r>
+        <w:t>________________________________________________________________</w:t>
+      </w:r>
+    </w:p>
+    <w:p>
+      <w:r>
+        <w:t>________________________________________________________________</w:t>
+      </w:r>
+    </w:p>
+    <w:p>
+      <w:r>
+        <w:t>________________________________________________________________</w:t>
+      </w:r>
+    </w:p>
+    <w:p>
+      <w:r>
+        <w:t>If you are unsure, return to the worked picture and explain one arrow. If you are ready, change an input or assumption and justify your prediction.</w:t>
+      </w:r>
+    </w:p>
+    <w:p>
+      <w:r>
+        <w:t>Save your workbook evidence. At the next review, try a different case before opening your old answer.</w:t>
+      </w:r>
+    </w:p>
     <w:sectPr>
       <w:pgSz w:w="12240" w:h="15840"/>
       <w:pgMar w:top="936" w:right="1008" w:bottom="936" w:left="1008" w:header="720" w:footer="720" w:gutter="0"/>

--- a/downloads/student/ai-6-week-15.docx
+++ b/downloads/student/ai-6-week-15.docx
@@ -2185,6 +2185,215 @@
         <w:t>Save your workbook evidence. At the next review, try a different case before opening your old answer.</w:t>
       </w:r>
     </w:p>
+    <w:p>
+      <w:pPr>
+        <w:pStyle w:val="Heading1"/>
+      </w:pPr>
+      <w:r>
+        <w:t>17. Supported practice, repair and portfolio</w:t>
+      </w:r>
+    </w:p>
+    <w:p>
+      <w:r>
+        <w:t>Use this supported practice once, in the browser or on paper. Keep the reserved independent assessment for a separate first attempt before teacher feedback.</w:t>
+      </w:r>
+    </w:p>
+    <w:p>
+      <w:r>
+        <w:t>One approval, one reservation. A desk tool needs approval for the exact request and deduplicates repeated request keys.</w:t>
+      </w:r>
+    </w:p>
+    <w:p>
+      <w:pPr>
+        <w:pStyle w:val="Heading3"/>
+      </w:pPr>
+      <w:r>
+        <w:t>Practice 1: explain the deciding evidence</w:t>
+      </w:r>
+    </w:p>
+    <w:p>
+      <w:r>
+        <w:t>Which labelled step matches this detail? Return the stored K9 result without another reservation.</w:t>
+      </w:r>
+    </w:p>
+    <w:p>
+      <w:r>
+        <w:t>1. Execute first copy</w:t>
+      </w:r>
+    </w:p>
+    <w:p>
+      <w:r>
+        <w:t>2. Check approval</w:t>
+      </w:r>
+    </w:p>
+    <w:p>
+      <w:r>
+        <w:t>3. Handle duplicate</w:t>
+      </w:r>
+    </w:p>
+    <w:p>
+      <w:pPr>
+        <w:pStyle w:val="Heading3"/>
+      </w:pPr>
+      <w:r>
+        <w:t>My selected conclusion, deciding fact and explanation</w:t>
+      </w:r>
+    </w:p>
+    <w:p>
+      <w:r>
+        <w:t>________________________________________________________________</w:t>
+      </w:r>
+    </w:p>
+    <w:p>
+      <w:r>
+        <w:t>________________________________________________________________</w:t>
+      </w:r>
+    </w:p>
+    <w:p>
+      <w:r>
+        <w:t>________________________________________________________________</w:t>
+      </w:r>
+    </w:p>
+    <w:p>
+      <w:r>
+        <w:t>________________________________________________________________</w:t>
+      </w:r>
+    </w:p>
+    <w:p>
+      <w:r>
+        <w:t>________________________________________________________________</w:t>
+      </w:r>
+    </w:p>
+    <w:p>
+      <w:r>
+        <w:t>Hint if needed: Read the steps in the pictorial case. Match the supplied detail to the stage that performs or records it.</w:t>
+      </w:r>
+    </w:p>
+    <w:p>
+      <w:r>
+        <w:t>After your attempt, compare with the supported explanation: Handle duplicate Return the stored K9 result without another reservation. Approval answers whether an action may proceed. Idempotency prevents repeated handling of that action from creating duplicate effects.</w:t>
+      </w:r>
+    </w:p>
+    <w:p>
+      <w:pPr>
+        <w:pStyle w:val="Heading3"/>
+      </w:pPr>
+      <w:r>
+        <w:t>Practice 2: explain the deciding evidence</w:t>
+      </w:r>
+    </w:p>
+    <w:p>
+      <w:r>
+        <w:t>Changed-case practice: A new K10 asks for desk 5 without approval. Which conclusion is supported by the supplied facts?</w:t>
+      </w:r>
+    </w:p>
+    <w:p>
+      <w:r>
+        <w:t>1. Stop K10 at the approval gate.</w:t>
+      </w:r>
+    </w:p>
+    <w:p>
+      <w:r>
+        <w:t>2. We can decide the result without examining the changed input or the procedure.</w:t>
+      </w:r>
+    </w:p>
+    <w:p>
+      <w:r>
+        <w:t>3. This one example guarantees correct results for every future input.</w:t>
+      </w:r>
+    </w:p>
+    <w:p>
+      <w:pPr>
+        <w:pStyle w:val="Heading3"/>
+      </w:pPr>
+      <w:r>
+        <w:t>My selected conclusion, deciding fact and explanation</w:t>
+      </w:r>
+    </w:p>
+    <w:p>
+      <w:r>
+        <w:t>________________________________________________________________</w:t>
+      </w:r>
+    </w:p>
+    <w:p>
+      <w:r>
+        <w:t>________________________________________________________________</w:t>
+      </w:r>
+    </w:p>
+    <w:p>
+      <w:r>
+        <w:t>________________________________________________________________</w:t>
+      </w:r>
+    </w:p>
+    <w:p>
+      <w:r>
+        <w:t>________________________________________________________________</w:t>
+      </w:r>
+    </w:p>
+    <w:p>
+      <w:r>
+        <w:t>________________________________________________________________</w:t>
+      </w:r>
+    </w:p>
+    <w:p>
+      <w:r>
+        <w:t>Hint if needed: Use the changed condition and the deciding step in the pictorial trace. The answer must say what follows from those facts.</w:t>
+      </w:r>
+    </w:p>
+    <w:p>
+      <w:r>
+        <w:t>After your attempt, compare with the supported explanation: Stop K10 at the approval gate. K9’s approval does not apply to a different action.</w:t>
+      </w:r>
+    </w:p>
+    <w:p>
+      <w:pPr>
+        <w:pStyle w:val="Heading3"/>
+      </w:pPr>
+      <w:r>
+        <w:t>Repair a missing building block</w:t>
+      </w:r>
+    </w:p>
+    <w:p>
+      <w:r>
+        <w:t>Review Planning and action selection (ai-6/14). Goal: Explain the mechanism and terminology of planning and action selection. Short practice: Choose a permitted plan when no approved tower-height card exists. What new answer becomes supported after a card records 24 metres, and why could the bot not invent it earlier?. Return to this week and explain what you changed.</w:t>
+      </w:r>
+    </w:p>
+    <w:p>
+      <w:r>
+        <w:t>Review Logs traces and privacy (ai-6/12). Goal: Explain the mechanism and terminology of logs traces and privacy. Short practice: Identify the purpose of R17, C8 and 240 ms in the trace. Which field is deliberately omitted, and why would logging the whole question violate this design?. Return to this week and explain what you changed.</w:t>
+      </w:r>
+    </w:p>
+    <w:p>
+      <w:r>
+        <w:t>Review Integration tests and fixtures (ai-6/9). Goal: Explain the mechanism and terminology of integration tests and fixtures. Short practice: Follow request N through the fixture and adapter. Which source and item should appear in the reply, and what precisely fails when the adapter returns M?. Return to this week and explain what you changed.</w:t>
+      </w:r>
+    </w:p>
+    <w:p>
+      <w:pPr>
+        <w:pStyle w:val="Heading3"/>
+      </w:pPr>
+      <w:r>
+        <w:t>Predict, run and debug</w:t>
+      </w:r>
+    </w:p>
+    <w:p>
+      <w:r>
+        <w:t>The browser lab lets you edit the supported Python examples already included in this lesson. Predict first, run, inspect the actual output or error, change one input, then run again. Keep code, predictions, actual results and a reasoned revision together. On paper, label your result as a trace rather than an execution.</w:t>
+      </w:r>
+    </w:p>
+    <w:p>
+      <w:pPr>
+        <w:pStyle w:val="Heading3"/>
+      </w:pPr>
+      <w:r>
+        <w:t>Keep your completed work</w:t>
+      </w:r>
+    </w:p>
+    <w:p>
+      <w:r>
+        <w:t>Use Download completed work in the hosted lesson to export your answers, reflections, practice feedback and code-run evidence. Open the HTML copy to read or print it. Drafts stay in this browser when storage is available; clear drafts on a shared device.</w:t>
+      </w:r>
+    </w:p>
     <w:sectPr>
       <w:pgSz w:w="12240" w:h="15840"/>
       <w:pgMar w:top="936" w:right="1008" w:bottom="936" w:left="1008" w:header="720" w:footer="720" w:gutter="0"/>

--- a/downloads/student/ai-6-week-15.docx
+++ b/downloads/student/ai-6-week-15.docx
@@ -42,6 +42,11 @@
       </w:r>
     </w:p>
     <w:p>
+      <w:r>
+        <w:t>Start with the target: Explain the mechanism and terminology of approval gates and idempotency. Try the recall before opening notes.</w:t>
+      </w:r>
+    </w:p>
+    <w:p>
       <w:pPr>
         <w:pStyle w:val="Heading3"/>
       </w:pPr>
@@ -50,17 +55,59 @@
       </w:r>
     </w:p>
     <w:p>
-      <w:r>
-        <w:t>I can explain the mechanism and terminology of approval gates and idempotency.</w:t>
-      </w:r>
-    </w:p>
-    <w:p>
-      <w:r>
+      <w:pPr>
+        <w:spacing w:line="336" w:lineRule="auto" w:after="180"/>
+      </w:pPr>
+      <w:r>
+        <w:rPr>
+          <w:b w:val="0"/>
+        </w:rPr>
+        <w:t xml:space="preserve">I can explain the </w:t>
+      </w:r>
+      <w:r>
+        <w:rPr>
+          <w:b/>
+        </w:rPr>
+        <w:t>mechanism</w:t>
+      </w:r>
+      <w:r>
+        <w:rPr>
+          <w:b w:val="0"/>
+        </w:rPr>
+        <w:t xml:space="preserve"> and terminology of </w:t>
+      </w:r>
+      <w:r>
+        <w:rPr>
+          <w:b/>
+        </w:rPr>
+        <w:t>approval gate</w:t>
+      </w:r>
+      <w:r>
+        <w:rPr>
+          <w:b w:val="0"/>
+        </w:rPr>
+        <w:t>s and idempotency.</w:t>
+      </w:r>
+    </w:p>
+    <w:p>
+      <w:pPr>
+        <w:spacing w:line="336" w:lineRule="auto" w:after="180"/>
+      </w:pPr>
+      <w:r>
+        <w:rPr>
+          <w:b w:val="0"/>
+        </w:rPr>
         <w:t>I can apply the stated procedure to a new case with a traceable result.</w:t>
       </w:r>
     </w:p>
     <w:p>
-      <w:r>
+      <w:pPr>
+        <w:spacing w:line="336" w:lineRule="auto" w:after="180"/>
+      </w:pPr>
+      <w:r>
+        <w:rPr>
+          <w:b w:val="0"/>
+        </w:rPr>
         <w:t>I can identify an assumption or limitation and design a revealing follow-up.</w:t>
       </w:r>
     </w:p>
@@ -73,47 +120,137 @@
       </w:r>
     </w:p>
     <w:p>
-      <w:r>
+      <w:pPr>
+        <w:spacing w:line="336" w:lineRule="auto" w:after="180"/>
+      </w:pPr>
+      <w:r>
+        <w:rPr>
+          <w:b w:val="0"/>
+        </w:rPr>
         <w:t>Close your notes first. A rough first answer helps us choose the right starting point; it is not a score for your ability.</w:t>
       </w:r>
     </w:p>
     <w:p>
-      <w:r>
+      <w:pPr>
+        <w:spacing w:line="336" w:lineRule="auto" w:after="180"/>
+      </w:pPr>
+      <w:r>
+        <w:rPr>
+          <w:b w:val="0"/>
+        </w:rPr>
         <w:t>Without opening the old lesson, explain one key idea from Planning and action selection. Give an example and a mistake that the idea helps you avoid.</w:t>
       </w:r>
     </w:p>
     <w:p>
-      <w:r>
+      <w:pPr>
+        <w:spacing w:line="336" w:lineRule="auto" w:after="180"/>
+      </w:pPr>
+      <w:r>
+        <w:rPr>
+          <w:b w:val="0"/>
+        </w:rPr>
         <w:t>Without opening the old lesson, explain one key idea from Logs traces and privacy. Give an example and a mistake that the idea helps you avoid.</w:t>
       </w:r>
     </w:p>
     <w:p>
-      <w:r>
+      <w:pPr>
+        <w:spacing w:line="336" w:lineRule="auto" w:after="180"/>
+      </w:pPr>
+      <w:r>
+        <w:rPr>
+          <w:b w:val="0"/>
+        </w:rPr>
         <w:t>Without opening the old lesson, explain one key idea from Integration tests and fixtures. Give an example and a mistake that the idea helps you avoid.</w:t>
       </w:r>
     </w:p>
     <w:p>
-      <w:r>
-        <w:t>After trying, check the relevant lesson or ask your teacher. Change the part of your explanation that the evidence shows was wrong.</w:t>
-      </w:r>
-    </w:p>
-    <w:p>
-      <w:r>
+      <w:pPr>
+        <w:spacing w:line="336" w:lineRule="auto" w:after="180"/>
+      </w:pPr>
+      <w:r>
+        <w:rPr>
+          <w:b w:val="0"/>
+        </w:rPr>
+        <w:t xml:space="preserve">After trying, check the relevant lesson or ask your teacher. Change the part of your explanation that the </w:t>
+      </w:r>
+      <w:r>
+        <w:rPr>
+          <w:b/>
+        </w:rPr>
+        <w:t>evidence</w:t>
+      </w:r>
+      <w:r>
+        <w:rPr>
+          <w:b w:val="0"/>
+        </w:rPr>
+        <w:t xml:space="preserve"> shows was wrong.</w:t>
+      </w:r>
+    </w:p>
+    <w:p>
+      <w:pPr>
+        <w:spacing w:line="336" w:lineRule="auto" w:after="180"/>
+      </w:pPr>
+      <w:r>
+        <w:rPr>
+          <w:b w:val="0"/>
+        </w:rPr>
         <w:t>This week you will practise:</w:t>
       </w:r>
     </w:p>
     <w:p>
-      <w:r>
-        <w:t>Explain the mechanism and terminology of approval gates and idempotency</w:t>
-      </w:r>
-    </w:p>
-    <w:p>
-      <w:r>
+      <w:pPr>
+        <w:spacing w:line="336" w:lineRule="auto" w:after="180"/>
+      </w:pPr>
+      <w:r>
+        <w:rPr>
+          <w:b w:val="0"/>
+        </w:rPr>
+        <w:t xml:space="preserve">Explain the </w:t>
+      </w:r>
+      <w:r>
+        <w:rPr>
+          <w:b/>
+        </w:rPr>
+        <w:t>mechanism</w:t>
+      </w:r>
+      <w:r>
+        <w:rPr>
+          <w:b w:val="0"/>
+        </w:rPr>
+        <w:t xml:space="preserve"> and terminology of </w:t>
+      </w:r>
+      <w:r>
+        <w:rPr>
+          <w:b/>
+        </w:rPr>
+        <w:t>approval gate</w:t>
+      </w:r>
+      <w:r>
+        <w:rPr>
+          <w:b w:val="0"/>
+        </w:rPr>
+        <w:t>s and idempotency</w:t>
+      </w:r>
+    </w:p>
+    <w:p>
+      <w:pPr>
+        <w:spacing w:line="336" w:lineRule="auto" w:after="180"/>
+      </w:pPr>
+      <w:r>
+        <w:rPr>
+          <w:b w:val="0"/>
+        </w:rPr>
         <w:t>Apply the stated procedure to a new case with a traceable result</w:t>
       </w:r>
     </w:p>
     <w:p>
-      <w:r>
+      <w:pPr>
+        <w:spacing w:line="336" w:lineRule="auto" w:after="180"/>
+      </w:pPr>
+      <w:r>
+        <w:rPr>
+          <w:b w:val="0"/>
+        </w:rPr>
         <w:t>Identify an assumption or limitation and design a revealing follow-up</w:t>
       </w:r>
     </w:p>
@@ -126,8 +263,38 @@
       </w:r>
     </w:p>
     <w:p>
-      <w:r>
-        <w:t>Recall Planning and action selection. Explain why a recorded result needs its input conditions and evidence source before it can support a claim.</w:t>
+      <w:pPr>
+        <w:spacing w:line="336" w:lineRule="auto" w:after="180"/>
+      </w:pPr>
+      <w:r>
+        <w:rPr>
+          <w:b w:val="0"/>
+        </w:rPr>
+        <w:t xml:space="preserve">Recall Planning and action selection. Explain why a recorded result needs its </w:t>
+      </w:r>
+      <w:r>
+        <w:rPr>
+          <w:b/>
+        </w:rPr>
+        <w:t>input</w:t>
+      </w:r>
+      <w:r>
+        <w:rPr>
+          <w:b w:val="0"/>
+        </w:rPr>
+        <w:t xml:space="preserve"> conditions and </w:t>
+      </w:r>
+      <w:r>
+        <w:rPr>
+          <w:b/>
+        </w:rPr>
+        <w:t>evidence</w:t>
+      </w:r>
+      <w:r>
+        <w:rPr>
+          <w:b w:val="0"/>
+        </w:rPr>
+        <w:t xml:space="preserve"> source before it can support a claim.</w:t>
       </w:r>
     </w:p>
     <w:p>
@@ -162,8 +329,26 @@
       </w:r>
     </w:p>
     <w:p>
-      <w:r>
-        <w:t>Explain approval gates and idempotency using the deciding step in this fictional service.</w:t>
+      <w:pPr>
+        <w:spacing w:line="336" w:lineRule="auto" w:after="180"/>
+      </w:pPr>
+      <w:r>
+        <w:rPr>
+          <w:b w:val="0"/>
+        </w:rPr>
+        <w:t xml:space="preserve">Explain </w:t>
+      </w:r>
+      <w:r>
+        <w:rPr>
+          <w:b/>
+        </w:rPr>
+        <w:t>approval gate</w:t>
+      </w:r>
+      <w:r>
+        <w:rPr>
+          <w:b w:val="0"/>
+        </w:rPr>
+        <w:t>s and idempotency using the deciding step in this fictional service.</w:t>
       </w:r>
     </w:p>
     <w:p>
@@ -176,12 +361,46 @@
     </w:p>
     <w:p>
       <w:r>
-        <w:t>Approval gates bind side effects to an actor, exact version and destination. Idempotency prevents repeated requests with the same key from repeating a committed effect.</w:t>
-      </w:r>
-    </w:p>
-    <w:p>
-      <w:r>
-        <w:t>Begin by writing the question the procedure is intended to answer. Identify the information already supplied, the information it will produce and the information still missing. These are constructed classroom examples; they do not require live accounts, private records or an external service. Do not treat a plausible explanation as a measured outcome.</w:t>
+        <w:t>Investigate the supplied Approval gates and idempotency case. Separate observations, given facts and assumptions before choosing an explanation.</w:t>
+      </w:r>
+    </w:p>
+    <w:p>
+      <w:pPr>
+        <w:spacing w:line="336" w:lineRule="auto" w:after="180"/>
+      </w:pPr>
+      <w:r>
+        <w:rPr>
+          <w:b/>
+        </w:rPr>
+        <w:t>Approval gate</w:t>
+      </w:r>
+      <w:r>
+        <w:rPr>
+          <w:b w:val="0"/>
+        </w:rPr>
+        <w:t>s bind side effects to an actor, exact version and destination. Idempotency prevents repeated requests with the same key from repeating a committed effect.</w:t>
+      </w:r>
+    </w:p>
+    <w:p>
+      <w:pPr>
+        <w:spacing w:line="336" w:lineRule="auto" w:after="180"/>
+      </w:pPr>
+      <w:r>
+        <w:rPr>
+          <w:b w:val="0"/>
+        </w:rPr>
+        <w:t>Begin by writing the question the procedure is intended to answer. Identify the information already supplied, the information it will produce and the information still missing.</w:t>
+      </w:r>
+    </w:p>
+    <w:p>
+      <w:pPr>
+        <w:spacing w:line="336" w:lineRule="auto" w:after="180"/>
+      </w:pPr>
+      <w:r>
+        <w:rPr>
+          <w:b w:val="0"/>
+        </w:rPr>
+        <w:t>These are constructed classroom examples; they do not require live accounts, private records or an external service. Do not treat a plausible explanation as a measured outcome.</w:t>
       </w:r>
     </w:p>
     <w:p>
@@ -217,6 +436,17 @@
     </w:p>
     <w:p>
       <w:r>
+        <w:t>Follow the mechanism for Approval gates and idempotency. Connect each labelled input, deciding step and result.</w:t>
+      </w:r>
+    </w:p>
+    <w:p>
+      <w:pPr>
+        <w:spacing w:line="336" w:lineRule="auto" w:after="180"/>
+      </w:pPr>
+      <w:r>
+        <w:rPr>
+          <w:b w:val="0"/>
+        </w:rPr>
         <w:t>The mock submission requires approval for request version v1 and destination D. Store key -&gt; committed result. Reusing the same key with the same payload returns that result; the same key with different payload is rejected.</w:t>
       </w:r>
     </w:p>
@@ -313,8 +543,49 @@
       </w:r>
     </w:p>
     <w:p>
-      <w:r>
-        <w:t>Before applying the procedure, write its units, denominator or decision boundary where relevant. A partner should be able to repeat each step using the same inputs. If a required input is absent or violates the stated contract, record that condition explicitly instead of quietly replacing it with a convenient value.</w:t>
+      <w:pPr>
+        <w:spacing w:line="336" w:lineRule="auto" w:after="180"/>
+      </w:pPr>
+      <w:r>
+        <w:rPr>
+          <w:b w:val="0"/>
+        </w:rPr>
+        <w:t xml:space="preserve">Before applying the procedure, write its units, denominator or decision boundary where relevant. A partner should be able to repeat each step using the same </w:t>
+      </w:r>
+      <w:r>
+        <w:rPr>
+          <w:b/>
+        </w:rPr>
+        <w:t>input</w:t>
+      </w:r>
+      <w:r>
+        <w:rPr>
+          <w:b w:val="0"/>
+        </w:rPr>
+        <w:t>s.</w:t>
+      </w:r>
+    </w:p>
+    <w:p>
+      <w:pPr>
+        <w:spacing w:line="336" w:lineRule="auto" w:after="180"/>
+      </w:pPr>
+      <w:r>
+        <w:rPr>
+          <w:b w:val="0"/>
+        </w:rPr>
+        <w:t xml:space="preserve">If a required </w:t>
+      </w:r>
+      <w:r>
+        <w:rPr>
+          <w:b/>
+        </w:rPr>
+        <w:t>input</w:t>
+      </w:r>
+      <w:r>
+        <w:rPr>
+          <w:b w:val="0"/>
+        </w:rPr>
+        <w:t xml:space="preserve"> is absent or violates the stated contract, record that condition explicitly instead of quietly replacing it with a convenient value.</w:t>
       </w:r>
     </w:p>
     <w:p>
@@ -326,8 +597,26 @@
       </w:r>
     </w:p>
     <w:p>
-      <w:r>
-        <w:t>Point to the input, the deciding step and the result in this week’s visual. Explain the same step in ordinary words. A picture helps when you can say what each part represents.</w:t>
+      <w:pPr>
+        <w:spacing w:line="336" w:lineRule="auto" w:after="180"/>
+      </w:pPr>
+      <w:r>
+        <w:rPr>
+          <w:b w:val="0"/>
+        </w:rPr>
+        <w:t xml:space="preserve">Point to the </w:t>
+      </w:r>
+      <w:r>
+        <w:rPr>
+          <w:b/>
+        </w:rPr>
+        <w:t>input</w:t>
+      </w:r>
+      <w:r>
+        <w:rPr>
+          <w:b w:val="0"/>
+        </w:rPr>
+        <w:t>, the deciding step and the result in this week’s visual. Explain the same step in ordinary words. A picture helps when you can say what each part represents.</w:t>
       </w:r>
     </w:p>
     <w:p>
@@ -339,6 +628,11 @@
       </w:r>
     </w:p>
     <w:p>
+      <w:r>
+        <w:t>Compare the supplied cases for Approval gates and idempotency. Identify the detail that changes the conclusion.</w:t>
+      </w:r>
+    </w:p>
+    <w:p>
       <w:pPr>
         <w:pStyle w:val="Heading3"/>
       </w:pPr>
@@ -347,7 +641,13 @@
       </w:r>
     </w:p>
     <w:p>
-      <w:r>
+      <w:pPr>
+        <w:spacing w:line="336" w:lineRule="auto" w:after="180"/>
+      </w:pPr>
+      <w:r>
+        <w:rPr>
+          <w:b w:val="0"/>
+        </w:rPr>
         <w:t>Approved send v1 to D uses key K, commits once, then caller retries K with the identical payload. Show the intermediate steps and give the conclusion with its scope.</w:t>
       </w:r>
     </w:p>
@@ -393,17 +693,80 @@
       </w:r>
     </w:p>
     <w:p>
-      <w:r>
+      <w:pPr>
+        <w:pStyle w:val="Heading3"/>
+      </w:pPr>
+      <w:r>
+        <w:t>Change one thing</w:t>
+      </w:r>
+    </w:p>
+    <w:p>
+      <w:pPr>
+        <w:spacing w:line="336" w:lineRule="auto" w:after="180"/>
+        <w:shd w:fill="F5F1FB"/>
+      </w:pPr>
+      <w:r>
+        <w:rPr>
+          <w:b w:val="0"/>
+        </w:rPr>
         <w:t>Change: A new K10 asks for desk 5 without approval.</w:t>
       </w:r>
     </w:p>
     <w:p>
-      <w:r>
-        <w:t>Prediction: Stop K10 at the approval gate.</w:t>
-      </w:r>
-    </w:p>
-    <w:p>
-      <w:r>
+      <w:pPr>
+        <w:pStyle w:val="Heading3"/>
+      </w:pPr>
+      <w:r>
+        <w:t>Predicted result</w:t>
+      </w:r>
+    </w:p>
+    <w:p>
+      <w:pPr>
+        <w:spacing w:line="336" w:lineRule="auto" w:after="180"/>
+        <w:shd w:fill="F1F6FC"/>
+      </w:pPr>
+      <w:r>
+        <w:rPr>
+          <w:b/>
+        </w:rPr>
+        <w:t>Prediction</w:t>
+      </w:r>
+      <w:r>
+        <w:rPr>
+          <w:b w:val="0"/>
+        </w:rPr>
+        <w:t xml:space="preserve">: Stop K10 at the </w:t>
+      </w:r>
+      <w:r>
+        <w:rPr>
+          <w:b/>
+        </w:rPr>
+        <w:t>approval gate</w:t>
+      </w:r>
+      <w:r>
+        <w:rPr>
+          <w:b w:val="0"/>
+        </w:rPr>
+        <w:t>.</w:t>
+      </w:r>
+    </w:p>
+    <w:p>
+      <w:pPr>
+        <w:pStyle w:val="Heading3"/>
+      </w:pPr>
+      <w:r>
+        <w:t>Why the result follows</w:t>
+      </w:r>
+    </w:p>
+    <w:p>
+      <w:pPr>
+        <w:spacing w:line="336" w:lineRule="auto" w:after="180"/>
+        <w:shd w:fill="F1F6FC"/>
+      </w:pPr>
+      <w:r>
+        <w:rPr>
+          <w:b w:val="0"/>
+        </w:rPr>
         <w:t>Reason: K9’s approval does not apply to a different action.</w:t>
       </w:r>
     </w:p>
@@ -413,6 +776,11 @@
       </w:pPr>
       <w:r>
         <w:t>05. Words that unlock the idea</w:t>
+      </w:r>
+    </w:p>
+    <w:p>
+      <w:r>
+        <w:t>Use the vocabulary of Approval gates and idempotency to explain a concrete decision, rather than only memorising definitions.</w:t>
       </w:r>
     </w:p>
     <w:tbl>
@@ -550,22 +918,153 @@
     </w:p>
     <w:p>
       <w:r>
+        <w:t>Follow the worked trace for Approval gates and idempotency, predict a step, then compare with its explanation.</w:t>
+      </w:r>
+    </w:p>
+    <w:p>
+      <w:pPr>
+        <w:spacing w:line="336" w:lineRule="auto" w:after="180"/>
+      </w:pPr>
+      <w:r>
+        <w:rPr>
+          <w:b w:val="0"/>
+        </w:rPr>
         <w:t>Approved send v1 to D uses key K, commits once, then caller retries K with the identical payload.</w:t>
       </w:r>
     </w:p>
     <w:p>
-      <w:r>
-        <w:t>Return the stored committed result; one effect total. A timeout alone is not evidence the first effect failed.</w:t>
-      </w:r>
-    </w:p>
-    <w:p>
-      <w:r>
-        <w:t>Compare the intermediate evidence with the final statement. Explain why each number or decision follows from the stated inputs. The conclusion belongs to this scenario and procedure; changing the inputs, evaluation population or authority can change what it establishes. Retain the raw record so a later revision can be compared honestly.</w:t>
-      </w:r>
-    </w:p>
-    <w:p>
-      <w:r>
-        <w:t>Optional local lab: predict the printed result before running this standalone Python 3 example. Change one relevant boundary input, record the outcome and state the contract or statistical assumptions. The program uses fictional values and the Python standard library; it performs no external operations.</w:t>
+      <w:pPr>
+        <w:spacing w:line="336" w:lineRule="auto" w:after="180"/>
+      </w:pPr>
+      <w:r>
+        <w:rPr>
+          <w:b w:val="0"/>
+        </w:rPr>
+        <w:t xml:space="preserve">Return the stored committed result; one effect total. A timeout alone is not </w:t>
+      </w:r>
+      <w:r>
+        <w:rPr>
+          <w:b/>
+        </w:rPr>
+        <w:t>evidence</w:t>
+      </w:r>
+      <w:r>
+        <w:rPr>
+          <w:b w:val="0"/>
+        </w:rPr>
+        <w:t xml:space="preserve"> the first effect failed.</w:t>
+      </w:r>
+    </w:p>
+    <w:p>
+      <w:pPr>
+        <w:pStyle w:val="Heading3"/>
+      </w:pPr>
+      <w:r>
+        <w:t>Worked explanation · Approval gates and idempotency</w:t>
+      </w:r>
+    </w:p>
+    <w:p>
+      <w:pPr>
+        <w:spacing w:line="336" w:lineRule="auto" w:after="180"/>
+        <w:shd w:fill="F1F6FC"/>
+      </w:pPr>
+      <w:r>
+        <w:rPr>
+          <w:b w:val="0"/>
+        </w:rPr>
+        <w:t xml:space="preserve">Compare the intermediate </w:t>
+      </w:r>
+      <w:r>
+        <w:rPr>
+          <w:b/>
+        </w:rPr>
+        <w:t>evidence</w:t>
+      </w:r>
+      <w:r>
+        <w:rPr>
+          <w:b w:val="0"/>
+        </w:rPr>
+        <w:t xml:space="preserve"> with the final statement. Explain why each number or decision follows from the stated </w:t>
+      </w:r>
+      <w:r>
+        <w:rPr>
+          <w:b/>
+        </w:rPr>
+        <w:t>input</w:t>
+      </w:r>
+      <w:r>
+        <w:rPr>
+          <w:b w:val="0"/>
+        </w:rPr>
+        <w:t>s.</w:t>
+      </w:r>
+    </w:p>
+    <w:p>
+      <w:pPr>
+        <w:spacing w:line="336" w:lineRule="auto" w:after="180"/>
+        <w:shd w:fill="F1F6FC"/>
+      </w:pPr>
+      <w:r>
+        <w:rPr>
+          <w:b w:val="0"/>
+        </w:rPr>
+        <w:t xml:space="preserve">The conclusion belongs to this scenario and procedure; changing the </w:t>
+      </w:r>
+      <w:r>
+        <w:rPr>
+          <w:b/>
+        </w:rPr>
+        <w:t>input</w:t>
+      </w:r>
+      <w:r>
+        <w:rPr>
+          <w:b w:val="0"/>
+        </w:rPr>
+        <w:t>s, evaluation population or authority can change what it establishes. Retain the raw record so a later revision can be compared honestly.</w:t>
+      </w:r>
+    </w:p>
+    <w:p>
+      <w:pPr>
+        <w:pStyle w:val="Heading3"/>
+      </w:pPr>
+      <w:r>
+        <w:t>Worked explanation · Approval gates and idempotency</w:t>
+      </w:r>
+    </w:p>
+    <w:p>
+      <w:pPr>
+        <w:spacing w:line="336" w:lineRule="auto" w:after="180"/>
+        <w:shd w:fill="F1F6FC"/>
+      </w:pPr>
+      <w:r>
+        <w:rPr>
+          <w:b w:val="0"/>
+        </w:rPr>
+        <w:t xml:space="preserve">Optional local lab: predict the printed result before running this standalone Python 3 example. Change one relevant boundary </w:t>
+      </w:r>
+      <w:r>
+        <w:rPr>
+          <w:b/>
+        </w:rPr>
+        <w:t>input</w:t>
+      </w:r>
+      <w:r>
+        <w:rPr>
+          <w:b w:val="0"/>
+        </w:rPr>
+        <w:t>, record the outcome and state the contract or statistical assumptions.</w:t>
+      </w:r>
+    </w:p>
+    <w:p>
+      <w:pPr>
+        <w:spacing w:line="336" w:lineRule="auto" w:after="180"/>
+        <w:shd w:fill="F1F6FC"/>
+      </w:pPr>
+      <w:r>
+        <w:rPr>
+          <w:b w:val="0"/>
+        </w:rPr>
+        <w:t>The program uses fictional values and the Python standard library; it performs no external operations.</w:t>
       </w:r>
     </w:p>
     <w:p>
@@ -634,7 +1133,13 @@
       </w:r>
     </w:p>
     <w:p>
-      <w:r>
+      <w:pPr>
+        <w:spacing w:line="336" w:lineRule="auto" w:after="180"/>
+      </w:pPr>
+      <w:r>
+        <w:rPr>
+          <w:b w:val="0"/>
+        </w:rPr>
         <w:t>Cover the result before checking it. Say what is given, choose the procedure, and follow one step at a time. Then uncover the result and explain your first mismatch. Ask why a step is allowed, not only what number it produces.</w:t>
       </w:r>
     </w:p>
@@ -647,7 +1152,13 @@
       </w:r>
     </w:p>
     <w:p>
-      <w:r>
+      <w:pPr>
+        <w:spacing w:line="336" w:lineRule="auto" w:after="180"/>
+      </w:pPr>
+      <w:r>
+        <w:rPr>
+          <w:b w:val="0"/>
+        </w:rPr>
         <w:t>One approval, one reservation. A desk tool needs approval for the exact request and deduplicates repeated request keys.</w:t>
       </w:r>
     </w:p>
@@ -660,7 +1171,22 @@
       </w:r>
     </w:p>
     <w:p>
-      <w:r>
+      <w:pPr>
+        <w:pStyle w:val="Heading3"/>
+      </w:pPr>
+      <w:r>
+        <w:t>Supplied facts</w:t>
+      </w:r>
+    </w:p>
+    <w:p>
+      <w:pPr>
+        <w:spacing w:line="336" w:lineRule="auto" w:after="180"/>
+        <w:shd w:fill="F1F6FC"/>
+      </w:pPr>
+      <w:r>
+        <w:rPr>
+          <w:b w:val="0"/>
+        </w:rPr>
         <w:t>K9 reserves desk 4 and is approved once. Two copies of K9 arrive.</w:t>
       </w:r>
     </w:p>
@@ -824,7 +1350,22 @@
       </w:r>
     </w:p>
     <w:p>
-      <w:r>
+      <w:pPr>
+        <w:pStyle w:val="Heading3"/>
+      </w:pPr>
+      <w:r>
+        <w:t>Why the result follows</w:t>
+      </w:r>
+    </w:p>
+    <w:p>
+      <w:pPr>
+        <w:spacing w:line="336" w:lineRule="auto" w:after="180"/>
+        <w:shd w:fill="F1F6FC"/>
+      </w:pPr>
+      <w:r>
+        <w:rPr>
+          <w:b w:val="0"/>
+        </w:rPr>
         <w:t>Approval answers whether an action may proceed. Idempotency prevents repeated handling of that action from creating duplicate effects.</w:t>
       </w:r>
     </w:p>
@@ -837,17 +1378,62 @@
       </w:r>
     </w:p>
     <w:p>
-      <w:r>
+      <w:pPr>
+        <w:pStyle w:val="Heading3"/>
+      </w:pPr>
+      <w:r>
+        <w:t>Keep the stated limit</w:t>
+      </w:r>
+    </w:p>
+    <w:p>
+      <w:pPr>
+        <w:spacing w:line="336" w:lineRule="auto" w:after="180"/>
+        <w:shd w:fill="FFF5E6"/>
+      </w:pPr>
+      <w:r>
+        <w:rPr>
+          <w:b w:val="0"/>
+        </w:rPr>
         <w:t>Deduplication requires reliable stored keys; this illustration does not prove crash-safe exactly-once execution.</w:t>
       </w:r>
     </w:p>
     <w:p>
-      <w:r>
+      <w:pPr>
+        <w:pStyle w:val="Heading3"/>
+      </w:pPr>
+      <w:r>
+        <w:t>Keep the stated limit</w:t>
+      </w:r>
+    </w:p>
+    <w:p>
+      <w:pPr>
+        <w:spacing w:line="336" w:lineRule="auto" w:after="180"/>
+        <w:shd w:fill="FFF5E6"/>
+      </w:pPr>
+      <w:r>
+        <w:rPr>
+          <w:b w:val="0"/>
+        </w:rPr>
         <w:t>Read the labelled picture: Trace the two deliveries of approved K9. How many reservations should occur, and why can a new K10 for desk 5 not borrow K9’s approval?</w:t>
       </w:r>
     </w:p>
     <w:p>
-      <w:r>
+      <w:pPr>
+        <w:pStyle w:val="Heading3"/>
+      </w:pPr>
+      <w:r>
+        <w:t>Keep the stated limit</w:t>
+      </w:r>
+    </w:p>
+    <w:p>
+      <w:pPr>
+        <w:spacing w:line="336" w:lineRule="auto" w:after="180"/>
+        <w:shd w:fill="FFF5E6"/>
+      </w:pPr>
+      <w:r>
+        <w:rPr>
+          <w:b w:val="0"/>
+        </w:rPr>
         <w:t>Change one thing: A new K10 asks for desk 5 without approval. Predict the result before checking the explanation. What remains the same?</w:t>
       </w:r>
     </w:p>
@@ -861,19 +1447,69 @@
     </w:p>
     <w:p>
       <w:r>
+        <w:t>Find the unsupported step in the Approval gates and idempotency claim and explain a repair using the supplied evidence.</w:t>
+      </w:r>
+    </w:p>
+    <w:p>
+      <w:pPr>
+        <w:spacing w:line="336" w:lineRule="auto" w:after="180"/>
+      </w:pPr>
+      <w:r>
+        <w:rPr>
+          <w:b w:val="0"/>
+        </w:rPr>
         <w:t>A key prevents duplicate application effects only within the implemented persistence and downstream guarantees; it is not universal exactly-once delivery.</w:t>
       </w:r>
     </w:p>
     <w:p>
-      <w:r>
-        <w:t>A useful check asks what would make the reasoning fail. Distinguish a failure to execute the declared procedure from a weakness in the procedure itself. The first may require a correction; the second requires an explicitly revised method and new evidence. Preserve unsuccessful cases so an improved result cannot hide the original problem.</w:t>
-      </w:r>
-    </w:p>
-    <w:p>
       <w:pPr>
         <w:pStyle w:val="Heading3"/>
       </w:pPr>
       <w:r>
+        <w:t>Check the claim against the facts</w:t>
+      </w:r>
+    </w:p>
+    <w:p>
+      <w:pPr>
+        <w:spacing w:line="336" w:lineRule="auto" w:after="180"/>
+        <w:shd w:fill="FFF5E6"/>
+      </w:pPr>
+      <w:r>
+        <w:rPr>
+          <w:b w:val="0"/>
+        </w:rPr>
+        <w:t>A useful check asks what would make the reasoning fail. Distinguish a failure to execute the declared procedure from a weakness in the procedure itself.</w:t>
+      </w:r>
+    </w:p>
+    <w:p>
+      <w:pPr>
+        <w:spacing w:line="336" w:lineRule="auto" w:after="180"/>
+        <w:shd w:fill="FFF5E6"/>
+      </w:pPr>
+      <w:r>
+        <w:rPr>
+          <w:b w:val="0"/>
+        </w:rPr>
+        <w:t xml:space="preserve">The first may require a correction; the second requires an explicitly revised method and new </w:t>
+      </w:r>
+      <w:r>
+        <w:rPr>
+          <w:b/>
+        </w:rPr>
+        <w:t>evidence</w:t>
+      </w:r>
+      <w:r>
+        <w:rPr>
+          <w:b w:val="0"/>
+        </w:rPr>
+        <w:t>. Preserve unsuccessful cases so an improved result cannot hide the original problem.</w:t>
+      </w:r>
+    </w:p>
+    <w:p>
+      <w:pPr>
+        <w:pStyle w:val="Heading3"/>
+      </w:pPr>
+      <w:r>
         <w:t>Guided: restate the worked result, then name the assumption or limitation that prevents a broader conclusion.</w:t>
       </w:r>
     </w:p>
@@ -911,15 +1547,42 @@
       </w:r>
     </w:p>
     <w:p>
-      <w:r>
-        <w:t>A report omits this qualification: A key prevents duplicate application effects only within the implemented persistence and downstream guarantees; it is not universal exactly-once delivery. Explain how omitting it could change a reader's interpretation, and write an accurate replacement.</w:t>
-      </w:r>
-    </w:p>
-    <w:p>
       <w:pPr>
         <w:pStyle w:val="Heading3"/>
       </w:pPr>
       <w:r>
+        <w:t>Check the claim against the facts</w:t>
+      </w:r>
+    </w:p>
+    <w:p>
+      <w:pPr>
+        <w:spacing w:line="336" w:lineRule="auto" w:after="180"/>
+        <w:shd w:fill="FFF5E6"/>
+      </w:pPr>
+      <w:r>
+        <w:rPr>
+          <w:b w:val="0"/>
+        </w:rPr>
+        <w:t>A report omits this qualification: A key prevents duplicate application effects only within the implemented persistence and downstream guarantees; it is not universal exactly-once delivery.</w:t>
+      </w:r>
+    </w:p>
+    <w:p>
+      <w:pPr>
+        <w:spacing w:line="336" w:lineRule="auto" w:after="180"/>
+        <w:shd w:fill="FFF5E6"/>
+      </w:pPr>
+      <w:r>
+        <w:rPr>
+          <w:b w:val="0"/>
+        </w:rPr>
+        <w:t>Explain how omitting it could change a reader's interpretation, and write an accurate replacement.</w:t>
+      </w:r>
+    </w:p>
+    <w:p>
+      <w:pPr>
+        <w:pStyle w:val="Heading3"/>
+      </w:pPr>
+      <w:r>
         <w:t>State one repair and the checks you would rerun.</w:t>
       </w:r>
     </w:p>
@@ -963,7 +1626,54 @@
     </w:p>
     <w:p>
       <w:r>
-        <w:t>Explain the weekly mechanism in your own words. Use the worked scenario to name its input, decision rule and output.</w:t>
+        <w:t>Practise Approval gates and idempotency with support, then explain the deciding step in your own words.</w:t>
+      </w:r>
+    </w:p>
+    <w:p>
+      <w:pPr>
+        <w:spacing w:line="336" w:lineRule="auto" w:after="180"/>
+      </w:pPr>
+      <w:r>
+        <w:rPr>
+          <w:b w:val="0"/>
+        </w:rPr>
+        <w:t xml:space="preserve">Explain the weekly </w:t>
+      </w:r>
+      <w:r>
+        <w:rPr>
+          <w:b/>
+        </w:rPr>
+        <w:t>mechanism</w:t>
+      </w:r>
+      <w:r>
+        <w:rPr>
+          <w:b w:val="0"/>
+        </w:rPr>
+        <w:t xml:space="preserve"> in your own words. Use the worked scenario to name its </w:t>
+      </w:r>
+      <w:r>
+        <w:rPr>
+          <w:b/>
+        </w:rPr>
+        <w:t>input</w:t>
+      </w:r>
+      <w:r>
+        <w:rPr>
+          <w:b w:val="0"/>
+        </w:rPr>
+        <w:t xml:space="preserve">, decision rule and </w:t>
+      </w:r>
+      <w:r>
+        <w:rPr>
+          <w:b/>
+        </w:rPr>
+        <w:t>output</w:t>
+      </w:r>
+      <w:r>
+        <w:rPr>
+          <w:b w:val="0"/>
+        </w:rPr>
+        <w:t>.</w:t>
       </w:r>
     </w:p>
     <w:p>
@@ -1036,8 +1746,38 @@
       </w:r>
     </w:p>
     <w:p>
-      <w:r>
-        <w:t>Use workbook W2 for the connected example “Approval gates and idempotency”. First fill the input and rule boxes. Try the middle steps before asking for a hint. After a hint, try the next step yourself.</w:t>
+      <w:pPr>
+        <w:spacing w:line="336" w:lineRule="auto" w:after="180"/>
+      </w:pPr>
+      <w:r>
+        <w:rPr>
+          <w:b w:val="0"/>
+        </w:rPr>
+        <w:t>Use workbook W2 for the connected example “</w:t>
+      </w:r>
+      <w:r>
+        <w:rPr>
+          <w:b/>
+        </w:rPr>
+        <w:t>Approval gate</w:t>
+      </w:r>
+      <w:r>
+        <w:rPr>
+          <w:b w:val="0"/>
+        </w:rPr>
+        <w:t xml:space="preserve">s and idempotency”. First fill the </w:t>
+      </w:r>
+      <w:r>
+        <w:rPr>
+          <w:b/>
+        </w:rPr>
+        <w:t>input</w:t>
+      </w:r>
+      <w:r>
+        <w:rPr>
+          <w:b w:val="0"/>
+        </w:rPr>
+        <w:t xml:space="preserve"> and rule boxes. Try the middle steps before asking for a hint. After a hint, try the next step yourself.</w:t>
       </w:r>
     </w:p>
     <w:tbl>
@@ -1120,7 +1860,13 @@
       </w:tr>
     </w:tbl>
     <w:p>
-      <w:r>
+      <w:pPr>
+        <w:spacing w:line="336" w:lineRule="auto" w:after="180"/>
+      </w:pPr>
+      <w:r>
+        <w:rPr>
+          <w:b w:val="0"/>
+        </w:rPr>
         <w:t>Explain your trace to a partner. Your partner points to one step to check. Swap roles on the next case. Each person writes their own explanation.</w:t>
       </w:r>
     </w:p>
@@ -1133,12 +1879,47 @@
       </w:r>
     </w:p>
     <w:p>
-      <w:r>
-        <w:t>Use the worked case for Approval gates and idempotency. Proposed explanation: “The worked result establishes every future case”. Decide whether this explanation is supported. Point to the step or supplied fact that decides; explain your repair if needed.</w:t>
-      </w:r>
-    </w:p>
-    <w:p>
-      <w:r>
+      <w:pPr>
+        <w:spacing w:line="336" w:lineRule="auto" w:after="180"/>
+      </w:pPr>
+      <w:r>
+        <w:rPr>
+          <w:b w:val="0"/>
+        </w:rPr>
+        <w:t xml:space="preserve">Use the worked case for </w:t>
+      </w:r>
+      <w:r>
+        <w:rPr>
+          <w:b/>
+        </w:rPr>
+        <w:t>Approval gate</w:t>
+      </w:r>
+      <w:r>
+        <w:rPr>
+          <w:b w:val="0"/>
+        </w:rPr>
+        <w:t>s and idempotency. Proposed explanation: “The worked result establishes every future case”. Decide whether this explanation is supported.</w:t>
+      </w:r>
+    </w:p>
+    <w:p>
+      <w:pPr>
+        <w:spacing w:line="336" w:lineRule="auto" w:after="180"/>
+      </w:pPr>
+      <w:r>
+        <w:rPr>
+          <w:b w:val="0"/>
+        </w:rPr>
+        <w:t>Point to the step or supplied fact that decides; explain your repair if needed.</w:t>
+      </w:r>
+    </w:p>
+    <w:p>
+      <w:pPr>
+        <w:spacing w:line="336" w:lineRule="auto" w:after="180"/>
+      </w:pPr>
+      <w:r>
+        <w:rPr>
+          <w:b w:val="0"/>
+        </w:rPr>
         <w:t>Answer on your own before discussion. If you are unsure, say which step you need help with.</w:t>
       </w:r>
     </w:p>
@@ -1151,7 +1932,14 @@
       </w:r>
     </w:p>
     <w:p>
-      <w:r>
+      <w:pPr>
+        <w:spacing w:line="336" w:lineRule="auto" w:after="180"/>
+        <w:shd w:fill="F5F1FB"/>
+      </w:pPr>
+      <w:r>
+        <w:rPr>
+          <w:b w:val="0"/>
+        </w:rPr>
         <w:t>Trace the two deliveries of approved K9. How many reservations should occur, and why can a new K10 for desk 5 not borrow K9’s approval?</w:t>
       </w:r>
     </w:p>
@@ -1184,7 +1972,13 @@
       </w:r>
     </w:p>
     <w:p>
-      <w:r>
+      <w:pPr>
+        <w:spacing w:line="336" w:lineRule="auto" w:after="180"/>
+      </w:pPr>
+      <w:r>
+        <w:rPr>
+          <w:b w:val="0"/>
+        </w:rPr>
         <w:t>This is supported practice. Keep the separately named independent case for an attempt before feedback.</w:t>
       </w:r>
     </w:p>
@@ -1197,6 +1991,11 @@
       </w:r>
     </w:p>
     <w:p>
+      <w:r>
+        <w:t>Investigate Approval gates and idempotency. Record the prediction, actual observation or labelled paper trace, explanation and next test separately.</w:t>
+      </w:r>
+    </w:p>
+    <w:p>
       <w:pPr>
         <w:pStyle w:val="Heading3"/>
       </w:pPr>
@@ -1205,7 +2004,13 @@
       </w:r>
     </w:p>
     <w:p>
-      <w:r>
+      <w:pPr>
+        <w:spacing w:line="336" w:lineRule="auto" w:after="180"/>
+      </w:pPr>
+      <w:r>
+        <w:rPr>
+          <w:b w:val="0"/>
+        </w:rPr>
         <w:t>Approved send v1 to D uses key K, commits once, then caller retries K with the identical payload. Show the intermediate steps and give the conclusion with its scope.</w:t>
       </w:r>
     </w:p>
@@ -1403,7 +2208,13 @@
       </w:tr>
     </w:tbl>
     <w:p>
-      <w:r>
+      <w:pPr>
+        <w:spacing w:line="336" w:lineRule="auto" w:after="180"/>
+      </w:pPr>
+      <w:r>
+        <w:rPr>
+          <w:b w:val="0"/>
+        </w:rPr>
         <w:t>On paper, trace the supplied procedure. If code is provided, predict before running it in a local practice file. Never write an expected answer as though it were an observed run.</w:t>
       </w:r>
     </w:p>
@@ -1416,7 +2227,13 @@
       </w:r>
     </w:p>
     <w:p>
-      <w:r>
+      <w:pPr>
+        <w:spacing w:line="336" w:lineRule="auto" w:after="180"/>
+      </w:pPr>
+      <w:r>
+        <w:rPr>
+          <w:b w:val="0"/>
+        </w:rPr>
         <w:t>Before trying: what do I expect, and why? While trying: which step could first go wrong? Afterwards: what did I actually observe, and what should change? Keep “not run” if you only traced the procedure.</w:t>
       </w:r>
     </w:p>
@@ -1429,6 +2246,11 @@
       </w:r>
     </w:p>
     <w:p>
+      <w:r>
+        <w:t>Move from recall to tracing, diagnosis and transfer in Approval gates and idempotency. Explain why each step is justified.</w:t>
+      </w:r>
+    </w:p>
+    <w:p>
       <w:pPr>
         <w:pStyle w:val="Heading3"/>
       </w:pPr>
@@ -1437,18 +2259,94 @@
       </w:r>
     </w:p>
     <w:p>
-      <w:r>
-        <w:t>Explain the weekly mechanism in your own words. Use the worked scenario to name its input, decision rule and output.</w:t>
-      </w:r>
-    </w:p>
-    <w:p>
-      <w:r>
-        <w:t>A report omits this qualification: A key prevents duplicate application effects only within the implemented persistence and downstream guarantees; it is not universal exactly-once delivery. Explain how omitting it could change a reader's interpretation, and write an accurate replacement.</w:t>
-      </w:r>
-    </w:p>
-    <w:p>
-      <w:r>
-        <w:t>For the worked scenario, propose one additional case that could reveal a failure, describe its expected outcome before running it, and explain what would need to remain fixed for a fair comparison. Do not reuse W4 as a new final test after receiving feedback.</w:t>
+      <w:pPr>
+        <w:spacing w:line="336" w:lineRule="auto" w:after="180"/>
+      </w:pPr>
+      <w:r>
+        <w:rPr>
+          <w:b w:val="0"/>
+        </w:rPr>
+        <w:t xml:space="preserve">Explain the weekly </w:t>
+      </w:r>
+      <w:r>
+        <w:rPr>
+          <w:b/>
+        </w:rPr>
+        <w:t>mechanism</w:t>
+      </w:r>
+      <w:r>
+        <w:rPr>
+          <w:b w:val="0"/>
+        </w:rPr>
+        <w:t xml:space="preserve"> in your own words. Use the worked scenario to name its </w:t>
+      </w:r>
+      <w:r>
+        <w:rPr>
+          <w:b/>
+        </w:rPr>
+        <w:t>input</w:t>
+      </w:r>
+      <w:r>
+        <w:rPr>
+          <w:b w:val="0"/>
+        </w:rPr>
+        <w:t xml:space="preserve">, decision rule and </w:t>
+      </w:r>
+      <w:r>
+        <w:rPr>
+          <w:b/>
+        </w:rPr>
+        <w:t>output</w:t>
+      </w:r>
+      <w:r>
+        <w:rPr>
+          <w:b w:val="0"/>
+        </w:rPr>
+        <w:t>.</w:t>
+      </w:r>
+    </w:p>
+    <w:p>
+      <w:pPr>
+        <w:spacing w:line="336" w:lineRule="auto" w:after="180"/>
+      </w:pPr>
+      <w:r>
+        <w:rPr>
+          <w:b w:val="0"/>
+        </w:rPr>
+        <w:t>A report omits this qualification: A key prevents duplicate application effects only within the implemented persistence and downstream guarantees; it is not universal exactly-once delivery.</w:t>
+      </w:r>
+    </w:p>
+    <w:p>
+      <w:pPr>
+        <w:spacing w:line="336" w:lineRule="auto" w:after="180"/>
+      </w:pPr>
+      <w:r>
+        <w:rPr>
+          <w:b w:val="0"/>
+        </w:rPr>
+        <w:t>Explain how omitting it could change a reader's interpretation, and write an accurate replacement.</w:t>
+      </w:r>
+    </w:p>
+    <w:p>
+      <w:pPr>
+        <w:spacing w:line="336" w:lineRule="auto" w:after="180"/>
+      </w:pPr>
+      <w:r>
+        <w:rPr>
+          <w:b w:val="0"/>
+        </w:rPr>
+        <w:t>For the worked scenario, propose one additional case that could reveal a failure, describe its expected outcome before running it, and explain what would need to remain fixed for a fair comparison.</w:t>
+      </w:r>
+    </w:p>
+    <w:p>
+      <w:pPr>
+        <w:spacing w:line="336" w:lineRule="auto" w:after="180"/>
+      </w:pPr>
+      <w:r>
+        <w:rPr>
+          <w:b w:val="0"/>
+        </w:rPr>
+        <w:t>Do not reuse W4 as a new final test after receiving feedback.</w:t>
       </w:r>
     </w:p>
     <w:p>
@@ -1494,7 +2392,101 @@
     </w:p>
     <w:p>
       <w:r>
-        <w:t>Add a labelled approval gates and idempotency evidence sheet to Grounded Learning Service. Show how you can explain the mechanism and terminology of approval gates and idempotency. Use the supplied fictional case and keep its inputs, intermediate steps, calculation or prediction, and limitation. Connect this record to last week’s record; a matching answer without a trace is insufficient.</w:t>
+        <w:t>Apply this week’s idea to Grounded Learning Service. Keep an annotated decision and the evidence supporting it.</w:t>
+      </w:r>
+    </w:p>
+    <w:p>
+      <w:pPr>
+        <w:spacing w:line="336" w:lineRule="auto" w:after="180"/>
+      </w:pPr>
+      <w:r>
+        <w:rPr>
+          <w:b w:val="0"/>
+        </w:rPr>
+        <w:t xml:space="preserve">Add a labelled </w:t>
+      </w:r>
+      <w:r>
+        <w:rPr>
+          <w:b/>
+        </w:rPr>
+        <w:t>approval gate</w:t>
+      </w:r>
+      <w:r>
+        <w:rPr>
+          <w:b w:val="0"/>
+        </w:rPr>
+        <w:t xml:space="preserve">s and idempotency </w:t>
+      </w:r>
+      <w:r>
+        <w:rPr>
+          <w:b/>
+        </w:rPr>
+        <w:t>evidence</w:t>
+      </w:r>
+      <w:r>
+        <w:rPr>
+          <w:b w:val="0"/>
+        </w:rPr>
+        <w:t xml:space="preserve"> sheet to Grounded Learning Service. Show how you can explain the </w:t>
+      </w:r>
+      <w:r>
+        <w:rPr>
+          <w:b/>
+        </w:rPr>
+        <w:t>mechanism</w:t>
+      </w:r>
+      <w:r>
+        <w:rPr>
+          <w:b w:val="0"/>
+        </w:rPr>
+        <w:t xml:space="preserve"> and terminology of </w:t>
+      </w:r>
+      <w:r>
+        <w:rPr>
+          <w:b/>
+        </w:rPr>
+        <w:t>approval gate</w:t>
+      </w:r>
+      <w:r>
+        <w:rPr>
+          <w:b w:val="0"/>
+        </w:rPr>
+        <w:t>s and idempotency.</w:t>
+      </w:r>
+    </w:p>
+    <w:p>
+      <w:pPr>
+        <w:spacing w:line="336" w:lineRule="auto" w:after="180"/>
+      </w:pPr>
+      <w:r>
+        <w:rPr>
+          <w:b w:val="0"/>
+        </w:rPr>
+        <w:t xml:space="preserve">Use the supplied fictional case and keep its </w:t>
+      </w:r>
+      <w:r>
+        <w:rPr>
+          <w:b/>
+        </w:rPr>
+        <w:t>input</w:t>
+      </w:r>
+      <w:r>
+        <w:rPr>
+          <w:b w:val="0"/>
+        </w:rPr>
+        <w:t xml:space="preserve">s, intermediate steps, calculation or </w:t>
+      </w:r>
+      <w:r>
+        <w:rPr>
+          <w:b/>
+        </w:rPr>
+        <w:t>prediction</w:t>
+      </w:r>
+      <w:r>
+        <w:rPr>
+          <w:b w:val="0"/>
+        </w:rPr>
+        <w:t>, and limitation. Connect this record to last week’s record; a matching answer without a trace is insufficient.</w:t>
       </w:r>
     </w:p>
     <w:tbl>
@@ -1622,8 +2614,26 @@
       </w:r>
     </w:p>
     <w:p>
-      <w:r>
-        <w:t>For the Grounded Learning Service, retain an annotated trace and the changed-case result. Name the contract or evidence that makes the deciding step valid, so another team can review it.</w:t>
+      <w:pPr>
+        <w:spacing w:line="336" w:lineRule="auto" w:after="180"/>
+      </w:pPr>
+      <w:r>
+        <w:rPr>
+          <w:b w:val="0"/>
+        </w:rPr>
+        <w:t xml:space="preserve">For the Grounded Learning Service, retain an annotated trace and the changed-case result. Name the contract or </w:t>
+      </w:r>
+      <w:r>
+        <w:rPr>
+          <w:b/>
+        </w:rPr>
+        <w:t>evidence</w:t>
+      </w:r>
+      <w:r>
+        <w:rPr>
+          <w:b w:val="0"/>
+        </w:rPr>
+        <w:t xml:space="preserve"> that makes the deciding step valid, so another team can review it.</w:t>
       </w:r>
     </w:p>
     <w:p>
@@ -1636,7 +2646,29 @@
     </w:p>
     <w:p>
       <w:r>
-        <w:t>Complete the supported workbook tasks before attempting W4 independently. Record any hints or help used. After feedback, use the teacher's fresh retry rather than copying the earlier answer. For a project, select a relevant new case, predict the outcome from the declared rule and preserve the result alongside any revision.</w:t>
+        <w:t>Use a genuinely new case for independent evidence. Previously discussed examples remain practice; use the separately named independent case before feedback.</w:t>
+      </w:r>
+    </w:p>
+    <w:p>
+      <w:pPr>
+        <w:spacing w:line="336" w:lineRule="auto" w:after="180"/>
+      </w:pPr>
+      <w:r>
+        <w:rPr>
+          <w:b w:val="0"/>
+        </w:rPr>
+        <w:t>Complete the supported workbook tasks before attempting W4 independently. Record any hints or help used. After feedback, use the teacher's fresh retry rather than copying the earlier answer.</w:t>
+      </w:r>
+    </w:p>
+    <w:p>
+      <w:pPr>
+        <w:spacing w:line="336" w:lineRule="auto" w:after="180"/>
+      </w:pPr>
+      <w:r>
+        <w:rPr>
+          <w:b w:val="0"/>
+        </w:rPr>
+        <w:t>For a project, select a relevant new case, predict the outcome from the declared rule and preserve the result alongside any revision.</w:t>
       </w:r>
     </w:p>
     <w:p>
@@ -1673,8 +2705,25 @@
       </w:r>
     </w:p>
     <w:p>
-      <w:r>
-        <w:t>For the worked scenario, propose one additional case that could reveal a failure, describe its expected outcome before running it, and explain what would need to remain fixed for a fair comparison. Do not reuse W4 as a new final test after receiving feedback.</w:t>
+      <w:pPr>
+        <w:spacing w:line="336" w:lineRule="auto" w:after="180"/>
+      </w:pPr>
+      <w:r>
+        <w:rPr>
+          <w:b w:val="0"/>
+        </w:rPr>
+        <w:t>For the worked scenario, propose one additional case that could reveal a failure, describe its expected outcome before running it, and explain what would need to remain fixed for a fair comparison.</w:t>
+      </w:r>
+    </w:p>
+    <w:p>
+      <w:pPr>
+        <w:spacing w:line="336" w:lineRule="auto" w:after="180"/>
+      </w:pPr>
+      <w:r>
+        <w:rPr>
+          <w:b w:val="0"/>
+        </w:rPr>
+        <w:t>Do not reuse W4 as a new final test after receiving feedback.</w:t>
       </w:r>
     </w:p>
     <w:p>
@@ -1711,6 +2760,11 @@
       </w:pPr>
       <w:r>
         <w:t>13. Study a complete case</w:t>
+      </w:r>
+    </w:p>
+    <w:p>
+      <w:r>
+        <w:t>Revisit the complete Approval gates and idempotency case for supported practice. Repeated examples do not become fresh assessments.</w:t>
       </w:r>
     </w:p>
     <w:p>
@@ -1814,8 +2868,26 @@
       </w:r>
     </w:p>
     <w:p>
-      <w:r>
-        <w:t>Follow the input through the stated procedure to its result. Cover the result first, predict it, then explain every intermediate step. The text/table accompanies the figure so the example can be read without colour.</w:t>
+      <w:pPr>
+        <w:spacing w:line="336" w:lineRule="auto" w:after="180"/>
+      </w:pPr>
+      <w:r>
+        <w:rPr>
+          <w:b w:val="0"/>
+        </w:rPr>
+        <w:t xml:space="preserve">Follow the </w:t>
+      </w:r>
+      <w:r>
+        <w:rPr>
+          <w:b/>
+        </w:rPr>
+        <w:t>input</w:t>
+      </w:r>
+      <w:r>
+        <w:rPr>
+          <w:b w:val="0"/>
+        </w:rPr>
+        <w:t xml:space="preserve"> through the stated procedure to its result. Cover the result first, predict it, then explain every intermediate step. The text/table accompanies the figure so the example can be read without colour.</w:t>
       </w:r>
     </w:p>
     <w:p>
@@ -1865,6 +2937,11 @@
       </w:r>
     </w:p>
     <w:p>
+      <w:r>
+        <w:t>Attempt the reserved new case before feedback. Record support; the earlier examples below remain additional practice.</w:t>
+      </w:r>
+    </w:p>
+    <w:p>
       <w:pPr>
         <w:pStyle w:val="Heading3"/>
       </w:pPr>
@@ -1873,7 +2950,14 @@
       </w:r>
     </w:p>
     <w:p>
-      <w:r>
+      <w:pPr>
+        <w:spacing w:line="336" w:lineRule="auto" w:after="180"/>
+        <w:shd w:fill="F5F1FB"/>
+      </w:pPr>
+      <w:r>
+        <w:rPr>
+          <w:b w:val="0"/>
+        </w:rPr>
         <w:t>Key J already committed room A. A retry uses key J but room B. What should happen?</w:t>
       </w:r>
     </w:p>
@@ -1921,7 +3005,13 @@
       </w:r>
     </w:p>
     <w:p>
-      <w:r>
+      <w:pPr>
+        <w:spacing w:line="336" w:lineRule="auto" w:after="180"/>
+      </w:pPr>
+      <w:r>
+        <w:rPr>
+          <w:b w:val="0"/>
+        </w:rPr>
         <w:t>Attempt this case before feedback. Record any help. Earlier examples below are further practice; a case already practised with feedback cannot establish fresh transfer.</w:t>
       </w:r>
     </w:p>
@@ -1934,7 +3024,14 @@
       </w:r>
     </w:p>
     <w:p>
-      <w:r>
+      <w:pPr>
+        <w:spacing w:line="336" w:lineRule="auto" w:after="180"/>
+        <w:shd w:fill="F5F1FB"/>
+      </w:pPr>
+      <w:r>
+        <w:rPr>
+          <w:b w:val="0"/>
+        </w:rPr>
         <w:t>Key J already committed room A. A retry uses key J but room B. What should happen?</w:t>
       </w:r>
     </w:p>
@@ -1987,7 +3084,13 @@
       </w:r>
     </w:p>
     <w:p>
-      <w:r>
+      <w:pPr>
+        <w:spacing w:line="336" w:lineRule="auto" w:after="180"/>
+      </w:pPr>
+      <w:r>
+        <w:rPr>
+          <w:b w:val="0"/>
+        </w:rPr>
         <w:t>Record support used: none, hint or teacher explanation. After feedback, a different case is needed to demonstrate independence.</w:t>
       </w:r>
     </w:p>
@@ -2000,8 +3103,25 @@
       </w:r>
     </w:p>
     <w:p>
-      <w:r>
-        <w:t>Attempt the independent case before hints. Record whether you worked alone, used a hint or followed a model. After feedback, fix the first unsupported step and explain why it changed. A later check uses a changed case, not a copied answer.</w:t>
+      <w:pPr>
+        <w:spacing w:line="336" w:lineRule="auto" w:after="180"/>
+      </w:pPr>
+      <w:r>
+        <w:rPr>
+          <w:b w:val="0"/>
+        </w:rPr>
+        <w:t>Attempt the independent case before hints. Record whether you worked alone, used a hint or followed a model. After feedback, fix the first unsupported step and explain why it changed.</w:t>
+      </w:r>
+    </w:p>
+    <w:p>
+      <w:pPr>
+        <w:spacing w:line="336" w:lineRule="auto" w:after="180"/>
+      </w:pPr>
+      <w:r>
+        <w:rPr>
+          <w:b w:val="0"/>
+        </w:rPr>
+        <w:t>A later check uses a changed case, not a copied answer.</w:t>
       </w:r>
     </w:p>
     <w:p>
@@ -2014,6 +3134,17 @@
     </w:p>
     <w:p>
       <w:r>
+        <w:t>Use this map to navigate Approval gates and idempotency, connect the goals to tasks and keep one evidence record for each attempt.</w:t>
+      </w:r>
+    </w:p>
+    <w:p>
+      <w:pPr>
+        <w:spacing w:line="336" w:lineRule="auto" w:after="180"/>
+      </w:pPr>
+      <w:r>
+        <w:rPr>
+          <w:b w:val="0"/>
+        </w:rPr>
         <w:t>Start with this question: One approval, one reservation. A desk tool needs approval for the exact request and deduplicates repeated request keys.</w:t>
       </w:r>
     </w:p>
@@ -2120,13 +3251,61 @@
       </w:tr>
     </w:tbl>
     <w:p>
-      <w:r>
-        <w:t>Remember → watch and explain → try with help → investigate → try independently → keep project evidence. Your teacher may spread this lesson across several classes.</w:t>
-      </w:r>
-    </w:p>
-    <w:p>
-      <w:r>
-        <w:t>Keep your first prediction. Compare it with what the evidence shows and explain any change.</w:t>
+      <w:pPr>
+        <w:spacing w:line="336" w:lineRule="auto" w:after="180"/>
+      </w:pPr>
+      <w:r>
+        <w:rPr>
+          <w:b w:val="0"/>
+        </w:rPr>
+        <w:t xml:space="preserve">Remember → watch and explain → try with help → investigate → try independently → keep project </w:t>
+      </w:r>
+      <w:r>
+        <w:rPr>
+          <w:b/>
+        </w:rPr>
+        <w:t>evidence</w:t>
+      </w:r>
+      <w:r>
+        <w:rPr>
+          <w:b w:val="0"/>
+        </w:rPr>
+        <w:t>. Your teacher may spread this lesson across several classes.</w:t>
+      </w:r>
+    </w:p>
+    <w:p>
+      <w:pPr>
+        <w:spacing w:line="336" w:lineRule="auto" w:after="180"/>
+      </w:pPr>
+      <w:r>
+        <w:rPr>
+          <w:b w:val="0"/>
+        </w:rPr>
+        <w:t xml:space="preserve">Keep your first </w:t>
+      </w:r>
+      <w:r>
+        <w:rPr>
+          <w:b/>
+        </w:rPr>
+        <w:t>prediction</w:t>
+      </w:r>
+      <w:r>
+        <w:rPr>
+          <w:b w:val="0"/>
+        </w:rPr>
+        <w:t xml:space="preserve">. Compare it with what the </w:t>
+      </w:r>
+      <w:r>
+        <w:rPr>
+          <w:b/>
+        </w:rPr>
+        <w:t>evidence</w:t>
+      </w:r>
+      <w:r>
+        <w:rPr>
+          <w:b w:val="0"/>
+        </w:rPr>
+        <w:t xml:space="preserve"> shows and explain any change.</w:t>
       </w:r>
     </w:p>
     <w:p>
@@ -2139,7 +3318,42 @@
     </w:p>
     <w:p>
       <w:r>
-        <w:t>Close your notes. Explain this goal in your own words: Explain the mechanism and terminology of approval gates and idempotency</w:t>
+        <w:t>Explain Approval gates and idempotency without notes, identify a remaining question and plan a later check with a changed case.</w:t>
+      </w:r>
+    </w:p>
+    <w:p>
+      <w:pPr>
+        <w:spacing w:line="336" w:lineRule="auto" w:after="180"/>
+      </w:pPr>
+      <w:r>
+        <w:rPr>
+          <w:b w:val="0"/>
+        </w:rPr>
+        <w:t xml:space="preserve">Close your notes. Explain this goal in your own words: Explain the </w:t>
+      </w:r>
+      <w:r>
+        <w:rPr>
+          <w:b/>
+        </w:rPr>
+        <w:t>mechanism</w:t>
+      </w:r>
+      <w:r>
+        <w:rPr>
+          <w:b w:val="0"/>
+        </w:rPr>
+        <w:t xml:space="preserve"> and terminology of </w:t>
+      </w:r>
+      <w:r>
+        <w:rPr>
+          <w:b/>
+        </w:rPr>
+        <w:t>approval gate</w:t>
+      </w:r>
+      <w:r>
+        <w:rPr>
+          <w:b w:val="0"/>
+        </w:rPr>
+        <w:t>s and idempotency</w:t>
       </w:r>
     </w:p>
     <w:p>
@@ -2176,13 +3390,61 @@
       </w:r>
     </w:p>
     <w:p>
-      <w:r>
-        <w:t>If you are unsure, return to the worked picture and explain one arrow. If you are ready, change an input or assumption and justify your prediction.</w:t>
-      </w:r>
-    </w:p>
-    <w:p>
-      <w:r>
-        <w:t>Save your workbook evidence. At the next review, try a different case before opening your old answer.</w:t>
+      <w:pPr>
+        <w:spacing w:line="336" w:lineRule="auto" w:after="180"/>
+      </w:pPr>
+      <w:r>
+        <w:rPr>
+          <w:b w:val="0"/>
+        </w:rPr>
+        <w:t xml:space="preserve">If you are unsure, return to the worked picture and explain one arrow. If you are ready, change an </w:t>
+      </w:r>
+      <w:r>
+        <w:rPr>
+          <w:b/>
+        </w:rPr>
+        <w:t>input</w:t>
+      </w:r>
+      <w:r>
+        <w:rPr>
+          <w:b w:val="0"/>
+        </w:rPr>
+        <w:t xml:space="preserve"> or assumption and justify your </w:t>
+      </w:r>
+      <w:r>
+        <w:rPr>
+          <w:b/>
+        </w:rPr>
+        <w:t>prediction</w:t>
+      </w:r>
+      <w:r>
+        <w:rPr>
+          <w:b w:val="0"/>
+        </w:rPr>
+        <w:t>.</w:t>
+      </w:r>
+    </w:p>
+    <w:p>
+      <w:pPr>
+        <w:spacing w:line="336" w:lineRule="auto" w:after="180"/>
+      </w:pPr>
+      <w:r>
+        <w:rPr>
+          <w:b w:val="0"/>
+        </w:rPr>
+        <w:t xml:space="preserve">Save your workbook </w:t>
+      </w:r>
+      <w:r>
+        <w:rPr>
+          <w:b/>
+        </w:rPr>
+        <w:t>evidence</w:t>
+      </w:r>
+      <w:r>
+        <w:rPr>
+          <w:b w:val="0"/>
+        </w:rPr>
+        <w:t>. At the next review, try a different case before opening your old answer.</w:t>
       </w:r>
     </w:p>
     <w:p>
@@ -2195,11 +3457,28 @@
     </w:p>
     <w:p>
       <w:r>
+        <w:t>Attempt supported questions before using hints or feedback. Review a missing building block, then keep the completed work.</w:t>
+      </w:r>
+    </w:p>
+    <w:p>
+      <w:pPr>
+        <w:spacing w:line="336" w:lineRule="auto" w:after="180"/>
+      </w:pPr>
+      <w:r>
+        <w:rPr>
+          <w:b w:val="0"/>
+        </w:rPr>
         <w:t>Use this supported practice once, in the browser or on paper. Keep the reserved independent assessment for a separate first attempt before teacher feedback.</w:t>
       </w:r>
     </w:p>
     <w:p>
-      <w:r>
+      <w:pPr>
+        <w:spacing w:line="336" w:lineRule="auto" w:after="180"/>
+      </w:pPr>
+      <w:r>
+        <w:rPr>
+          <w:b w:val="0"/>
+        </w:rPr>
         <w:t>One approval, one reservation. A desk tool needs approval for the exact request and deduplicates repeated request keys.</w:t>
       </w:r>
     </w:p>
@@ -2212,22 +3491,49 @@
       </w:r>
     </w:p>
     <w:p>
-      <w:r>
+      <w:pPr>
+        <w:spacing w:line="336" w:lineRule="auto" w:after="180"/>
+      </w:pPr>
+      <w:r>
+        <w:rPr>
+          <w:b w:val="0"/>
+        </w:rPr>
         <w:t>Which labelled step matches this detail? Return the stored K9 result without another reservation.</w:t>
       </w:r>
     </w:p>
     <w:p>
-      <w:r>
+      <w:pPr>
+        <w:spacing w:line="336" w:lineRule="auto" w:after="180"/>
+        <w:shd w:fill="F4F9FC"/>
+      </w:pPr>
+      <w:r>
+        <w:rPr>
+          <w:b w:val="0"/>
+        </w:rPr>
         <w:t>1. Execute first copy</w:t>
       </w:r>
     </w:p>
     <w:p>
-      <w:r>
+      <w:pPr>
+        <w:spacing w:line="336" w:lineRule="auto" w:after="180"/>
+        <w:shd w:fill="F4F9FC"/>
+      </w:pPr>
+      <w:r>
+        <w:rPr>
+          <w:b w:val="0"/>
+        </w:rPr>
         <w:t>2. Check approval</w:t>
       </w:r>
     </w:p>
     <w:p>
-      <w:r>
+      <w:pPr>
+        <w:spacing w:line="336" w:lineRule="auto" w:after="180"/>
+        <w:shd w:fill="F4F9FC"/>
+      </w:pPr>
+      <w:r>
+        <w:rPr>
+          <w:b w:val="0"/>
+        </w:rPr>
         <w:t>3. Handle duplicate</w:t>
       </w:r>
     </w:p>
@@ -2265,41 +3571,155 @@
       </w:r>
     </w:p>
     <w:p>
-      <w:r>
+      <w:pPr>
+        <w:pStyle w:val="Heading3"/>
+      </w:pPr>
+      <w:r>
+        <w:t>Hint · try first</w:t>
+      </w:r>
+    </w:p>
+    <w:p>
+      <w:pPr>
+        <w:spacing w:line="336" w:lineRule="auto" w:after="180"/>
+        <w:shd w:fill="F1F6F8"/>
+      </w:pPr>
+      <w:r>
+        <w:rPr>
+          <w:b w:val="0"/>
+        </w:rPr>
         <w:t>Hint if needed: Read the steps in the pictorial case. Match the supplied detail to the stage that performs or records it.</w:t>
       </w:r>
     </w:p>
     <w:p>
-      <w:r>
-        <w:t>After your attempt, compare with the supported explanation: Handle duplicate Return the stored K9 result without another reservation. Approval answers whether an action may proceed. Idempotency prevents repeated handling of that action from creating duplicate effects.</w:t>
-      </w:r>
-    </w:p>
-    <w:p>
       <w:pPr>
         <w:pStyle w:val="Heading3"/>
       </w:pPr>
       <w:r>
+        <w:t>Feedback · compare after trying</w:t>
+      </w:r>
+    </w:p>
+    <w:p>
+      <w:pPr>
+        <w:spacing w:line="336" w:lineRule="auto" w:after="180"/>
+        <w:shd w:fill="F1F6FC"/>
+      </w:pPr>
+      <w:r>
+        <w:rPr>
+          <w:b w:val="0"/>
+        </w:rPr>
+        <w:t>After your attempt, compare with the supported explanation: Handle duplicate Return the stored K9 result without another reservation. Approval answers whether an action may proceed.</w:t>
+      </w:r>
+    </w:p>
+    <w:p>
+      <w:pPr>
+        <w:spacing w:line="336" w:lineRule="auto" w:after="180"/>
+        <w:shd w:fill="F1F6FC"/>
+      </w:pPr>
+      <w:r>
+        <w:rPr>
+          <w:b w:val="0"/>
+        </w:rPr>
+        <w:t>Idempotency prevents repeated handling of that action from creating duplicate effects.</w:t>
+      </w:r>
+    </w:p>
+    <w:p>
+      <w:pPr>
+        <w:pStyle w:val="Heading3"/>
+      </w:pPr>
+      <w:r>
         <w:t>Practice 2: explain the deciding evidence</w:t>
       </w:r>
     </w:p>
     <w:p>
-      <w:r>
+      <w:pPr>
+        <w:pStyle w:val="Heading3"/>
+      </w:pPr>
+      <w:r>
+        <w:t>Changed case · predict first</w:t>
+      </w:r>
+    </w:p>
+    <w:p>
+      <w:pPr>
+        <w:spacing w:line="336" w:lineRule="auto" w:after="180"/>
+        <w:shd w:fill="F5F1FB"/>
+      </w:pPr>
+      <w:r>
+        <w:rPr>
+          <w:b w:val="0"/>
+        </w:rPr>
         <w:t>Changed-case practice: A new K10 asks for desk 5 without approval. Which conclusion is supported by the supplied facts?</w:t>
       </w:r>
     </w:p>
     <w:p>
-      <w:r>
-        <w:t>1. Stop K10 at the approval gate.</w:t>
-      </w:r>
-    </w:p>
-    <w:p>
-      <w:r>
-        <w:t>2. We can decide the result without examining the changed input or the procedure.</w:t>
-      </w:r>
-    </w:p>
-    <w:p>
-      <w:r>
-        <w:t>3. This one example guarantees correct results for every future input.</w:t>
+      <w:pPr>
+        <w:spacing w:line="336" w:lineRule="auto" w:after="180"/>
+        <w:shd w:fill="F4F9FC"/>
+      </w:pPr>
+      <w:r>
+        <w:rPr>
+          <w:b w:val="0"/>
+        </w:rPr>
+        <w:t xml:space="preserve">1. Stop K10 at the </w:t>
+      </w:r>
+      <w:r>
+        <w:rPr>
+          <w:b/>
+        </w:rPr>
+        <w:t>approval gate</w:t>
+      </w:r>
+      <w:r>
+        <w:rPr>
+          <w:b w:val="0"/>
+        </w:rPr>
+        <w:t>.</w:t>
+      </w:r>
+    </w:p>
+    <w:p>
+      <w:pPr>
+        <w:spacing w:line="336" w:lineRule="auto" w:after="180"/>
+        <w:shd w:fill="F4F9FC"/>
+      </w:pPr>
+      <w:r>
+        <w:rPr>
+          <w:b w:val="0"/>
+        </w:rPr>
+        <w:t xml:space="preserve">2. We can decide the result without examining the changed </w:t>
+      </w:r>
+      <w:r>
+        <w:rPr>
+          <w:b/>
+        </w:rPr>
+        <w:t>input</w:t>
+      </w:r>
+      <w:r>
+        <w:rPr>
+          <w:b w:val="0"/>
+        </w:rPr>
+        <w:t xml:space="preserve"> or the procedure.</w:t>
+      </w:r>
+    </w:p>
+    <w:p>
+      <w:pPr>
+        <w:spacing w:line="336" w:lineRule="auto" w:after="180"/>
+        <w:shd w:fill="F4F9FC"/>
+      </w:pPr>
+      <w:r>
+        <w:rPr>
+          <w:b w:val="0"/>
+        </w:rPr>
+        <w:t xml:space="preserve">3. This one example guarantees correct results for every future </w:t>
+      </w:r>
+      <w:r>
+        <w:rPr>
+          <w:b/>
+        </w:rPr>
+        <w:t>input</w:t>
+      </w:r>
+      <w:r>
+        <w:rPr>
+          <w:b w:val="0"/>
+        </w:rPr>
+        <w:t>.</w:t>
       </w:r>
     </w:p>
     <w:p>
@@ -2336,36 +3756,165 @@
       </w:r>
     </w:p>
     <w:p>
-      <w:r>
+      <w:pPr>
+        <w:pStyle w:val="Heading3"/>
+      </w:pPr>
+      <w:r>
+        <w:t>Hint · try first</w:t>
+      </w:r>
+    </w:p>
+    <w:p>
+      <w:pPr>
+        <w:spacing w:line="336" w:lineRule="auto" w:after="180"/>
+        <w:shd w:fill="F1F6F8"/>
+      </w:pPr>
+      <w:r>
+        <w:rPr>
+          <w:b w:val="0"/>
+        </w:rPr>
         <w:t>Hint if needed: Use the changed condition and the deciding step in the pictorial trace. The answer must say what follows from those facts.</w:t>
       </w:r>
     </w:p>
     <w:p>
-      <w:r>
-        <w:t>After your attempt, compare with the supported explanation: Stop K10 at the approval gate. K9’s approval does not apply to a different action.</w:t>
-      </w:r>
-    </w:p>
-    <w:p>
       <w:pPr>
         <w:pStyle w:val="Heading3"/>
       </w:pPr>
       <w:r>
+        <w:t>Feedback · compare after trying</w:t>
+      </w:r>
+    </w:p>
+    <w:p>
+      <w:pPr>
+        <w:spacing w:line="336" w:lineRule="auto" w:after="180"/>
+        <w:shd w:fill="F1F6FC"/>
+      </w:pPr>
+      <w:r>
+        <w:rPr>
+          <w:b w:val="0"/>
+        </w:rPr>
+        <w:t xml:space="preserve">After your attempt, compare with the supported explanation: Stop K10 at the </w:t>
+      </w:r>
+      <w:r>
+        <w:rPr>
+          <w:b/>
+        </w:rPr>
+        <w:t>approval gate</w:t>
+      </w:r>
+      <w:r>
+        <w:rPr>
+          <w:b w:val="0"/>
+        </w:rPr>
+        <w:t>. K9’s approval does not apply to a different action.</w:t>
+      </w:r>
+    </w:p>
+    <w:p>
+      <w:pPr>
+        <w:pStyle w:val="Heading3"/>
+      </w:pPr>
+      <w:r>
         <w:t>Repair a missing building block</w:t>
       </w:r>
     </w:p>
     <w:p>
-      <w:r>
-        <w:t>Review Planning and action selection (ai-6/14). Goal: Explain the mechanism and terminology of planning and action selection. Short practice: Choose a permitted plan when no approved tower-height card exists. What new answer becomes supported after a card records 24 metres, and why could the bot not invent it earlier?. Return to this week and explain what you changed.</w:t>
-      </w:r>
-    </w:p>
-    <w:p>
-      <w:r>
-        <w:t>Review Logs traces and privacy (ai-6/12). Goal: Explain the mechanism and terminology of logs traces and privacy. Short practice: Identify the purpose of R17, C8 and 240 ms in the trace. Which field is deliberately omitted, and why would logging the whole question violate this design?. Return to this week and explain what you changed.</w:t>
-      </w:r>
-    </w:p>
-    <w:p>
-      <w:r>
-        <w:t>Review Integration tests and fixtures (ai-6/9). Goal: Explain the mechanism and terminology of integration tests and fixtures. Short practice: Follow request N through the fixture and adapter. Which source and item should appear in the reply, and what precisely fails when the adapter returns M?. Return to this week and explain what you changed.</w:t>
+      <w:pPr>
+        <w:spacing w:line="336" w:lineRule="auto" w:after="180"/>
+      </w:pPr>
+      <w:r>
+        <w:rPr>
+          <w:b w:val="0"/>
+        </w:rPr>
+        <w:t xml:space="preserve">Review Planning and action selection (ai-6/14). Goal: Explain the </w:t>
+      </w:r>
+      <w:r>
+        <w:rPr>
+          <w:b/>
+        </w:rPr>
+        <w:t>mechanism</w:t>
+      </w:r>
+      <w:r>
+        <w:rPr>
+          <w:b w:val="0"/>
+        </w:rPr>
+        <w:t xml:space="preserve"> and terminology of planning and action selection. Short practice: Choose a permitted plan when no approved tower-height card exists.</w:t>
+      </w:r>
+    </w:p>
+    <w:p>
+      <w:pPr>
+        <w:spacing w:line="336" w:lineRule="auto" w:after="180"/>
+      </w:pPr>
+      <w:r>
+        <w:rPr>
+          <w:b w:val="0"/>
+        </w:rPr>
+        <w:t>What new answer becomes supported after a card records 24 metres, and why could the bot not invent it earlier?. Return to this week and explain what you changed.</w:t>
+      </w:r>
+    </w:p>
+    <w:p>
+      <w:pPr>
+        <w:spacing w:line="336" w:lineRule="auto" w:after="180"/>
+      </w:pPr>
+      <w:r>
+        <w:rPr>
+          <w:b w:val="0"/>
+        </w:rPr>
+        <w:t xml:space="preserve">Review Logs traces and privacy (ai-6/12). Goal: Explain the </w:t>
+      </w:r>
+      <w:r>
+        <w:rPr>
+          <w:b/>
+        </w:rPr>
+        <w:t>mechanism</w:t>
+      </w:r>
+      <w:r>
+        <w:rPr>
+          <w:b w:val="0"/>
+        </w:rPr>
+        <w:t xml:space="preserve"> and terminology of logs traces and privacy. Short practice: Identify the purpose of R17, C8 and 240 ms in the trace.</w:t>
+      </w:r>
+    </w:p>
+    <w:p>
+      <w:pPr>
+        <w:spacing w:line="336" w:lineRule="auto" w:after="180"/>
+      </w:pPr>
+      <w:r>
+        <w:rPr>
+          <w:b w:val="0"/>
+        </w:rPr>
+        <w:t>Which field is deliberately omitted, and why would logging the whole question violate this design?. Return to this week and explain what you changed.</w:t>
+      </w:r>
+    </w:p>
+    <w:p>
+      <w:pPr>
+        <w:spacing w:line="336" w:lineRule="auto" w:after="180"/>
+      </w:pPr>
+      <w:r>
+        <w:rPr>
+          <w:b w:val="0"/>
+        </w:rPr>
+        <w:t xml:space="preserve">Review Integration tests and fixtures (ai-6/9). Goal: Explain the </w:t>
+      </w:r>
+      <w:r>
+        <w:rPr>
+          <w:b/>
+        </w:rPr>
+        <w:t>mechanism</w:t>
+      </w:r>
+      <w:r>
+        <w:rPr>
+          <w:b w:val="0"/>
+        </w:rPr>
+        <w:t xml:space="preserve"> and terminology of integration tests and fixtures. Short practice: Follow request N through the fixture and adapter.</w:t>
+      </w:r>
+    </w:p>
+    <w:p>
+      <w:pPr>
+        <w:spacing w:line="336" w:lineRule="auto" w:after="180"/>
+      </w:pPr>
+      <w:r>
+        <w:rPr>
+          <w:b w:val="0"/>
+        </w:rPr>
+        <w:t>Which source and item should appear in the reply, and what precisely fails when the adapter returns M?. Return to this week and explain what you changed.</w:t>
       </w:r>
     </w:p>
     <w:p>
@@ -2377,8 +3926,61 @@
       </w:r>
     </w:p>
     <w:p>
-      <w:r>
-        <w:t>The browser lab lets you edit the supported Python examples already included in this lesson. Predict first, run, inspect the actual output or error, change one input, then run again. Keep code, predictions, actual results and a reasoned revision together. On paper, label your result as a trace rather than an execution.</w:t>
+      <w:pPr>
+        <w:spacing w:line="336" w:lineRule="auto" w:after="180"/>
+      </w:pPr>
+      <w:r>
+        <w:rPr>
+          <w:b w:val="0"/>
+        </w:rPr>
+        <w:t xml:space="preserve">The browser lab lets you edit the supported Python examples already included in this lesson. Predict first, run, inspect the actual </w:t>
+      </w:r>
+      <w:r>
+        <w:rPr>
+          <w:b/>
+        </w:rPr>
+        <w:t>output</w:t>
+      </w:r>
+      <w:r>
+        <w:rPr>
+          <w:b w:val="0"/>
+        </w:rPr>
+        <w:t xml:space="preserve"> or error, change one </w:t>
+      </w:r>
+      <w:r>
+        <w:rPr>
+          <w:b/>
+        </w:rPr>
+        <w:t>input</w:t>
+      </w:r>
+      <w:r>
+        <w:rPr>
+          <w:b w:val="0"/>
+        </w:rPr>
+        <w:t>, then run again.</w:t>
+      </w:r>
+    </w:p>
+    <w:p>
+      <w:pPr>
+        <w:spacing w:line="336" w:lineRule="auto" w:after="180"/>
+      </w:pPr>
+      <w:r>
+        <w:rPr>
+          <w:b w:val="0"/>
+        </w:rPr>
+        <w:t xml:space="preserve">Keep code, </w:t>
+      </w:r>
+      <w:r>
+        <w:rPr>
+          <w:b/>
+        </w:rPr>
+        <w:t>prediction</w:t>
+      </w:r>
+      <w:r>
+        <w:rPr>
+          <w:b w:val="0"/>
+        </w:rPr>
+        <w:t>s, actual results and a reasoned revision together. On paper, label your result as a trace rather than an execution.</w:t>
       </w:r>
     </w:p>
     <w:p>
@@ -2390,8 +3992,597 @@
       </w:r>
     </w:p>
     <w:p>
-      <w:r>
-        <w:t>Use Download completed work in the hosted lesson to export your answers, reflections, practice feedback and code-run evidence. Open the HTML copy to read or print it. Drafts stay in this browser when storage is available; clear drafts on a shared device.</w:t>
+      <w:pPr>
+        <w:spacing w:line="336" w:lineRule="auto" w:after="180"/>
+      </w:pPr>
+      <w:r>
+        <w:rPr>
+          <w:b w:val="0"/>
+        </w:rPr>
+        <w:t xml:space="preserve">Use Download completed work in the hosted lesson to export your answers, reflections, practice feedback and code-run </w:t>
+      </w:r>
+      <w:r>
+        <w:rPr>
+          <w:b/>
+        </w:rPr>
+        <w:t>evidence</w:t>
+      </w:r>
+      <w:r>
+        <w:rPr>
+          <w:b w:val="0"/>
+        </w:rPr>
+        <w:t>. Open the HTML copy to read or print it.</w:t>
+      </w:r>
+    </w:p>
+    <w:p>
+      <w:pPr>
+        <w:spacing w:line="336" w:lineRule="auto" w:after="180"/>
+      </w:pPr>
+      <w:r>
+        <w:rPr>
+          <w:b w:val="0"/>
+        </w:rPr>
+        <w:t>Drafts stay in this browser when storage is available; clear drafts on a shared device.</w:t>
+      </w:r>
+    </w:p>
+    <w:p>
+      <w:pPr>
+        <w:pStyle w:val="Heading1"/>
+      </w:pPr>
+      <w:r>
+        <w:t>18. Visual concept journey</w:t>
+      </w:r>
+    </w:p>
+    <w:p>
+      <w:r>
+        <w:t>Explain each Approval gates and idempotency graphic using its labels, deciding evidence and relevant limitation.</w:t>
+      </w:r>
+    </w:p>
+    <w:p>
+      <w:pPr>
+        <w:pStyle w:val="Heading3"/>
+      </w:pPr>
+      <w:r>
+        <w:t>01. Approval gates and idempotency: the case</w:t>
+      </w:r>
+    </w:p>
+    <w:p>
+      <w:r>
+        <w:drawing>
+          <wp:inline xmlns:a="http://schemas.openxmlformats.org/drawingml/2006/main" xmlns:pic="http://schemas.openxmlformats.org/drawingml/2006/picture">
+            <wp:extent cx="5486400" cy="2834640"/>
+            <wp:docPr id="2" name="Picture 2" descr="One approval, one reservation. A desk tool needs approval for the exact request and deduplicates repeated request keys. Supplied facts: K9 reserves desk 4 and is approved once. Two copies of K9 arrive."/>
+            <wp:cNvGraphicFramePr>
+              <a:graphicFrameLocks noChangeAspect="1"/>
+            </wp:cNvGraphicFramePr>
+            <a:graphic>
+              <a:graphicData uri="http://schemas.openxmlformats.org/drawingml/2006/picture">
+                <pic:pic>
+                  <pic:nvPicPr>
+                    <pic:cNvPr id="0" name="academy-story-ai-6-15-01.png"/>
+                    <pic:cNvPicPr/>
+                  </pic:nvPicPr>
+                  <pic:blipFill>
+                    <a:blip r:embed="rId10"/>
+                    <a:stretch>
+                      <a:fillRect/>
+                    </a:stretch>
+                  </pic:blipFill>
+                  <pic:spPr>
+                    <a:xfrm>
+                      <a:off x="0" y="0"/>
+                      <a:ext cx="5486400" cy="2834640"/>
+                    </a:xfrm>
+                    <a:prstGeom prst="rect"/>
+                  </pic:spPr>
+                </pic:pic>
+              </a:graphicData>
+            </a:graphic>
+          </wp:inline>
+        </w:drawing>
+      </w:r>
+    </w:p>
+    <w:p>
+      <w:pPr>
+        <w:spacing w:line="336" w:lineRule="auto" w:after="180"/>
+      </w:pPr>
+      <w:r>
+        <w:rPr>
+          <w:b w:val="0"/>
+        </w:rPr>
+        <w:t>One approval, one reservation. A desk tool needs approval for the exact request and deduplicates repeated request keys. Supplied facts: K9 reserves desk 4 and is approved once. Two copies of K9 arrive.</w:t>
+      </w:r>
+    </w:p>
+    <w:p>
+      <w:pPr>
+        <w:spacing w:line="336" w:lineRule="auto" w:after="180"/>
+        <w:shd w:fill="F5F1FB"/>
+      </w:pPr>
+      <w:r>
+        <w:rPr>
+          <w:b w:val="0"/>
+        </w:rPr>
+        <w:t>Point to the given fact that matters most. Explain why it matters.</w:t>
+      </w:r>
+    </w:p>
+    <w:p>
+      <w:pPr>
+        <w:pStyle w:val="Heading3"/>
+      </w:pPr>
+      <w:r>
+        <w:t>02. Follow the deciding steps</w:t>
+      </w:r>
+    </w:p>
+    <w:p>
+      <w:r>
+        <w:drawing>
+          <wp:inline xmlns:a="http://schemas.openxmlformats.org/drawingml/2006/main" xmlns:pic="http://schemas.openxmlformats.org/drawingml/2006/picture">
+            <wp:extent cx="5486400" cy="3182112"/>
+            <wp:docPr id="3" name="Picture 3" descr="Check approval: The approved identifier and desk match K9. → Execute first copy: No result is stored yet, so perform the approved reservation once. → Handle duplicate: Return the stored K9 result without another reservation."/>
+            <wp:cNvGraphicFramePr>
+              <a:graphicFrameLocks noChangeAspect="1"/>
+            </wp:cNvGraphicFramePr>
+            <a:graphic>
+              <a:graphicData uri="http://schemas.openxmlformats.org/drawingml/2006/picture">
+                <pic:pic>
+                  <pic:nvPicPr>
+                    <pic:cNvPr id="0" name="academy-story-ai-6-15-02.png"/>
+                    <pic:cNvPicPr/>
+                  </pic:nvPicPr>
+                  <pic:blipFill>
+                    <a:blip r:embed="rId11"/>
+                    <a:stretch>
+                      <a:fillRect/>
+                    </a:stretch>
+                  </pic:blipFill>
+                  <pic:spPr>
+                    <a:xfrm>
+                      <a:off x="0" y="0"/>
+                      <a:ext cx="5486400" cy="3182112"/>
+                    </a:xfrm>
+                    <a:prstGeom prst="rect"/>
+                  </pic:spPr>
+                </pic:pic>
+              </a:graphicData>
+            </a:graphic>
+          </wp:inline>
+        </w:drawing>
+      </w:r>
+    </w:p>
+    <w:p>
+      <w:pPr>
+        <w:spacing w:line="336" w:lineRule="auto" w:after="180"/>
+      </w:pPr>
+      <w:r>
+        <w:rPr>
+          <w:b w:val="0"/>
+        </w:rPr>
+        <w:t>Check approval: The approved identifier and desk match K9. → Execute first copy: No result is stored yet, so perform the approved reservation once. → Handle duplicate: Return the stored K9 result without another reservation.</w:t>
+      </w:r>
+    </w:p>
+    <w:p>
+      <w:pPr>
+        <w:spacing w:line="336" w:lineRule="auto" w:after="180"/>
+        <w:shd w:fill="F5F1FB"/>
+      </w:pPr>
+      <w:r>
+        <w:rPr>
+          <w:b w:val="0"/>
+        </w:rPr>
+        <w:t xml:space="preserve">Point to each numbered stage and explain which recorded </w:t>
+      </w:r>
+      <w:r>
+        <w:rPr>
+          <w:b/>
+        </w:rPr>
+        <w:t>input</w:t>
+      </w:r>
+      <w:r>
+        <w:rPr>
+          <w:b w:val="0"/>
+        </w:rPr>
+        <w:t xml:space="preserve"> it uses.</w:t>
+      </w:r>
+    </w:p>
+    <w:p>
+      <w:pPr>
+        <w:pStyle w:val="Heading3"/>
+      </w:pPr>
+      <w:r>
+        <w:t>03. Approval gates and idempotency — evidence trace</w:t>
+      </w:r>
+    </w:p>
+    <w:p>
+      <w:r>
+        <w:drawing>
+          <wp:inline xmlns:a="http://schemas.openxmlformats.org/drawingml/2006/main" xmlns:pic="http://schemas.openxmlformats.org/drawingml/2006/picture">
+            <wp:extent cx="5486400" cy="3145536"/>
+            <wp:docPr id="4" name="Picture 4" descr="Approval gates and idempotency — evidence trace. Approved send v1 to D uses key K, commits once, then caller retries K with the identical payload. | The mock submission requires approval for request version v1 and destination D. Store key -&gt; committed result. Reusing the same key with the same payload returns that result; the same key with different payload is rejected. | Return the stored committed result; one effect total. A timeout alone is not evidence the first effect failed."/>
+            <wp:cNvGraphicFramePr>
+              <a:graphicFrameLocks noChangeAspect="1"/>
+            </wp:cNvGraphicFramePr>
+            <a:graphic>
+              <a:graphicData uri="http://schemas.openxmlformats.org/drawingml/2006/picture">
+                <pic:pic>
+                  <pic:nvPicPr>
+                    <pic:cNvPr id="0" name="academy-story-ai-6-15-03.png"/>
+                    <pic:cNvPicPr/>
+                  </pic:nvPicPr>
+                  <pic:blipFill>
+                    <a:blip r:embed="rId12"/>
+                    <a:stretch>
+                      <a:fillRect/>
+                    </a:stretch>
+                  </pic:blipFill>
+                  <pic:spPr>
+                    <a:xfrm>
+                      <a:off x="0" y="0"/>
+                      <a:ext cx="5486400" cy="3145536"/>
+                    </a:xfrm>
+                    <a:prstGeom prst="rect"/>
+                  </pic:spPr>
+                </pic:pic>
+              </a:graphicData>
+            </a:graphic>
+          </wp:inline>
+        </w:drawing>
+      </w:r>
+    </w:p>
+    <w:p>
+      <w:pPr>
+        <w:spacing w:line="336" w:lineRule="auto" w:after="180"/>
+      </w:pPr>
+      <w:r>
+        <w:rPr>
+          <w:b/>
+        </w:rPr>
+        <w:t>Approval gate</w:t>
+      </w:r>
+      <w:r>
+        <w:rPr>
+          <w:b w:val="0"/>
+        </w:rPr>
+        <w:t xml:space="preserve">s and idempotency — </w:t>
+      </w:r>
+      <w:r>
+        <w:rPr>
+          <w:b/>
+        </w:rPr>
+        <w:t>evidence</w:t>
+      </w:r>
+      <w:r>
+        <w:rPr>
+          <w:b w:val="0"/>
+        </w:rPr>
+        <w:t xml:space="preserve"> trace.</w:t>
+      </w:r>
+    </w:p>
+    <w:p>
+      <w:pPr>
+        <w:spacing w:line="336" w:lineRule="auto" w:after="180"/>
+      </w:pPr>
+      <w:r>
+        <w:rPr>
+          <w:b w:val="0"/>
+        </w:rPr>
+        <w:t>Approved send v1 to D uses key K, commits once, then caller retries K with the identical payload. | The mock submission requires approval for request version v1 and destination D. Store key -&gt; committed result.</w:t>
+      </w:r>
+    </w:p>
+    <w:p>
+      <w:pPr>
+        <w:spacing w:line="336" w:lineRule="auto" w:after="180"/>
+      </w:pPr>
+      <w:r>
+        <w:rPr>
+          <w:b w:val="0"/>
+        </w:rPr>
+        <w:t xml:space="preserve">Reusing the same key with the same payload returns that result; the same key with different payload is rejected. | Return the stored committed result; one effect total. A timeout alone is not </w:t>
+      </w:r>
+      <w:r>
+        <w:rPr>
+          <w:b/>
+        </w:rPr>
+        <w:t>evidence</w:t>
+      </w:r>
+      <w:r>
+        <w:rPr>
+          <w:b w:val="0"/>
+        </w:rPr>
+        <w:t xml:space="preserve"> the first effect failed.</w:t>
+      </w:r>
+    </w:p>
+    <w:p>
+      <w:pPr>
+        <w:spacing w:line="336" w:lineRule="auto" w:after="180"/>
+        <w:shd w:fill="F5F1FB"/>
+      </w:pPr>
+      <w:r>
+        <w:rPr>
+          <w:b w:val="0"/>
+        </w:rPr>
+        <w:t>Read the labels and values. Explain the relationship the model shows.</w:t>
+      </w:r>
+    </w:p>
+    <w:p>
+      <w:pPr>
+        <w:pStyle w:val="Heading3"/>
+      </w:pPr>
+      <w:r>
+        <w:t>04. Change one thing. Trace what follows.</w:t>
+      </w:r>
+    </w:p>
+    <w:p>
+      <w:r>
+        <w:drawing>
+          <wp:inline xmlns:a="http://schemas.openxmlformats.org/drawingml/2006/main" xmlns:pic="http://schemas.openxmlformats.org/drawingml/2006/picture">
+            <wp:extent cx="5486400" cy="3026664"/>
+            <wp:docPr id="5" name="Picture 5" descr="Original case: Return the stored K9 result without another reservation. Changed condition: A new K10 asks for desk 5 without approval. Expected result: Stop K10 at the approval gate. Reason: K9’s approval does not apply to a different action."/>
+            <wp:cNvGraphicFramePr>
+              <a:graphicFrameLocks noChangeAspect="1"/>
+            </wp:cNvGraphicFramePr>
+            <a:graphic>
+              <a:graphicData uri="http://schemas.openxmlformats.org/drawingml/2006/picture">
+                <pic:pic>
+                  <pic:nvPicPr>
+                    <pic:cNvPr id="0" name="academy-story-ai-6-15-04.png"/>
+                    <pic:cNvPicPr/>
+                  </pic:nvPicPr>
+                  <pic:blipFill>
+                    <a:blip r:embed="rId13"/>
+                    <a:stretch>
+                      <a:fillRect/>
+                    </a:stretch>
+                  </pic:blipFill>
+                  <pic:spPr>
+                    <a:xfrm>
+                      <a:off x="0" y="0"/>
+                      <a:ext cx="5486400" cy="3026664"/>
+                    </a:xfrm>
+                    <a:prstGeom prst="rect"/>
+                  </pic:spPr>
+                </pic:pic>
+              </a:graphicData>
+            </a:graphic>
+          </wp:inline>
+        </w:drawing>
+      </w:r>
+    </w:p>
+    <w:p>
+      <w:pPr>
+        <w:spacing w:line="336" w:lineRule="auto" w:after="180"/>
+      </w:pPr>
+      <w:r>
+        <w:rPr>
+          <w:b w:val="0"/>
+        </w:rPr>
+        <w:t xml:space="preserve">Original case: Return the stored K9 result without another reservation. Changed condition: A new K10 asks for desk 5 without approval. Expected result: Stop K10 at the </w:t>
+      </w:r>
+      <w:r>
+        <w:rPr>
+          <w:b/>
+        </w:rPr>
+        <w:t>approval gate</w:t>
+      </w:r>
+      <w:r>
+        <w:rPr>
+          <w:b w:val="0"/>
+        </w:rPr>
+        <w:t>.</w:t>
+      </w:r>
+    </w:p>
+    <w:p>
+      <w:pPr>
+        <w:spacing w:line="336" w:lineRule="auto" w:after="180"/>
+      </w:pPr>
+      <w:r>
+        <w:rPr>
+          <w:b w:val="0"/>
+        </w:rPr>
+        <w:t>Reason: K9’s approval does not apply to a different action.</w:t>
+      </w:r>
+    </w:p>
+    <w:p>
+      <w:pPr>
+        <w:spacing w:line="336" w:lineRule="auto" w:after="180"/>
+        <w:shd w:fill="F5F1FB"/>
+      </w:pPr>
+      <w:r>
+        <w:rPr>
+          <w:b w:val="0"/>
+        </w:rPr>
+        <w:t>Predict before checking the worked changed-case result. Name what changed and what the supplied facts allow you to conclude.</w:t>
+      </w:r>
+    </w:p>
+    <w:p>
+      <w:pPr>
+        <w:pStyle w:val="Heading3"/>
+      </w:pPr>
+      <w:r>
+        <w:t>05. Connect the explanation to its limit</w:t>
+      </w:r>
+    </w:p>
+    <w:p>
+      <w:r>
+        <w:drawing>
+          <wp:inline xmlns:a="http://schemas.openxmlformats.org/drawingml/2006/main" xmlns:pic="http://schemas.openxmlformats.org/drawingml/2006/picture">
+            <wp:extent cx="5486400" cy="2834640"/>
+            <wp:docPr id="6" name="Picture 6" descr="Approval answers whether an action may proceed. Idempotency prevents repeated handling of that action from creating duplicate effects. Limit: Deduplication requires reliable stored keys; this illustration does not prove crash-safe exactly-once execution."/>
+            <wp:cNvGraphicFramePr>
+              <a:graphicFrameLocks noChangeAspect="1"/>
+            </wp:cNvGraphicFramePr>
+            <a:graphic>
+              <a:graphicData uri="http://schemas.openxmlformats.org/drawingml/2006/picture">
+                <pic:pic>
+                  <pic:nvPicPr>
+                    <pic:cNvPr id="0" name="academy-story-ai-6-15-05.png"/>
+                    <pic:cNvPicPr/>
+                  </pic:nvPicPr>
+                  <pic:blipFill>
+                    <a:blip r:embed="rId14"/>
+                    <a:stretch>
+                      <a:fillRect/>
+                    </a:stretch>
+                  </pic:blipFill>
+                  <pic:spPr>
+                    <a:xfrm>
+                      <a:off x="0" y="0"/>
+                      <a:ext cx="5486400" cy="2834640"/>
+                    </a:xfrm>
+                    <a:prstGeom prst="rect"/>
+                  </pic:spPr>
+                </pic:pic>
+              </a:graphicData>
+            </a:graphic>
+          </wp:inline>
+        </w:drawing>
+      </w:r>
+    </w:p>
+    <w:p>
+      <w:pPr>
+        <w:spacing w:line="336" w:lineRule="auto" w:after="180"/>
+      </w:pPr>
+      <w:r>
+        <w:rPr>
+          <w:b w:val="0"/>
+        </w:rPr>
+        <w:t>Approval answers whether an action may proceed. Idempotency prevents repeated handling of that action from creating duplicate effects.</w:t>
+      </w:r>
+    </w:p>
+    <w:p>
+      <w:pPr>
+        <w:spacing w:line="336" w:lineRule="auto" w:after="180"/>
+      </w:pPr>
+      <w:r>
+        <w:rPr>
+          <w:b w:val="0"/>
+        </w:rPr>
+        <w:t>Limit: Deduplication requires reliable stored keys; this illustration does not prove crash-safe exactly-once execution.</w:t>
+      </w:r>
+    </w:p>
+    <w:p>
+      <w:pPr>
+        <w:spacing w:line="336" w:lineRule="auto" w:after="180"/>
+        <w:shd w:fill="F5F1FB"/>
+      </w:pPr>
+      <w:r>
+        <w:rPr>
+          <w:b w:val="0"/>
+        </w:rPr>
+        <w:t>Explain the case, then point to a limit on the claim.</w:t>
+      </w:r>
+    </w:p>
+    <w:p>
+      <w:pPr>
+        <w:pStyle w:val="Heading3"/>
+      </w:pPr>
+      <w:r>
+        <w:t>06. Make the idea visible in your project</w:t>
+      </w:r>
+    </w:p>
+    <w:p>
+      <w:r>
+        <w:drawing>
+          <wp:inline xmlns:a="http://schemas.openxmlformats.org/drawingml/2006/main" xmlns:pic="http://schemas.openxmlformats.org/drawingml/2006/picture">
+            <wp:extent cx="5486400" cy="3529584"/>
+            <wp:docPr id="7" name="Picture 7" descr="For the Grounded Learning Service, retain an annotated trace and the changed-case result. Name the contract or evidence that makes the deciding step valid, so another team can review it. Draw your input, deciding step, result and limit. Supported question: Trace the two deliveries of approved K9. How many reservations should occur, and why can a new K10 for desk 5 not borrow K9’s approval?"/>
+            <wp:cNvGraphicFramePr>
+              <a:graphicFrameLocks noChangeAspect="1"/>
+            </wp:cNvGraphicFramePr>
+            <a:graphic>
+              <a:graphicData uri="http://schemas.openxmlformats.org/drawingml/2006/picture">
+                <pic:pic>
+                  <pic:nvPicPr>
+                    <pic:cNvPr id="0" name="academy-story-ai-6-15-06.png"/>
+                    <pic:cNvPicPr/>
+                  </pic:nvPicPr>
+                  <pic:blipFill>
+                    <a:blip r:embed="rId15"/>
+                    <a:stretch>
+                      <a:fillRect/>
+                    </a:stretch>
+                  </pic:blipFill>
+                  <pic:spPr>
+                    <a:xfrm>
+                      <a:off x="0" y="0"/>
+                      <a:ext cx="5486400" cy="3529584"/>
+                    </a:xfrm>
+                    <a:prstGeom prst="rect"/>
+                  </pic:spPr>
+                </pic:pic>
+              </a:graphicData>
+            </a:graphic>
+          </wp:inline>
+        </w:drawing>
+      </w:r>
+    </w:p>
+    <w:p>
+      <w:pPr>
+        <w:spacing w:line="336" w:lineRule="auto" w:after="180"/>
+      </w:pPr>
+      <w:r>
+        <w:rPr>
+          <w:b w:val="0"/>
+        </w:rPr>
+        <w:t xml:space="preserve">For the Grounded Learning Service, retain an annotated trace and the changed-case result. Name the contract or </w:t>
+      </w:r>
+      <w:r>
+        <w:rPr>
+          <w:b/>
+        </w:rPr>
+        <w:t>evidence</w:t>
+      </w:r>
+      <w:r>
+        <w:rPr>
+          <w:b w:val="0"/>
+        </w:rPr>
+        <w:t xml:space="preserve"> that makes the deciding step valid, so another team can review it.</w:t>
+      </w:r>
+    </w:p>
+    <w:p>
+      <w:pPr>
+        <w:spacing w:line="336" w:lineRule="auto" w:after="180"/>
+      </w:pPr>
+      <w:r>
+        <w:rPr>
+          <w:b w:val="0"/>
+        </w:rPr>
+        <w:t xml:space="preserve">Draw your </w:t>
+      </w:r>
+      <w:r>
+        <w:rPr>
+          <w:b/>
+        </w:rPr>
+        <w:t>input</w:t>
+      </w:r>
+      <w:r>
+        <w:rPr>
+          <w:b w:val="0"/>
+        </w:rPr>
+        <w:t>, deciding step, result and limit. Supported question: Trace the two deliveries of approved K9. How many reservations should occur, and why can a new K10 for desk 5 not borrow K9’s approval?</w:t>
+      </w:r>
+    </w:p>
+    <w:p>
+      <w:pPr>
+        <w:spacing w:line="336" w:lineRule="auto" w:after="180"/>
+        <w:shd w:fill="F5F1FB"/>
+      </w:pPr>
+      <w:r>
+        <w:rPr>
+          <w:b w:val="0"/>
+        </w:rPr>
+        <w:t xml:space="preserve">Draw your project trace and justify the deciding step using </w:t>
+      </w:r>
+      <w:r>
+        <w:rPr>
+          <w:b/>
+        </w:rPr>
+        <w:t>evidence</w:t>
+      </w:r>
+      <w:r>
+        <w:rPr>
+          <w:b w:val="0"/>
+        </w:rPr>
+        <w:t>.</w:t>
       </w:r>
     </w:p>
     <w:sectPr>

--- a/downloads/student/ai-6-week-15.docx
+++ b/downloads/student/ai-6-week-15.docx
@@ -25,12 +25,17 @@
         <w:pStyle w:val="Heading1"/>
       </w:pPr>
       <w:r>
-        <w:t>Before you start</w:t>
-      </w:r>
-    </w:p>
-    <w:p>
-      <w:r>
-        <w:t>Recall Planning and action selection. Explain why a recorded result needs its input conditions and evidence source before it can support a claim.</w:t>
+        <w:t>Bind the approval. Identify the operation. Reuse only an identical retry.</w:t>
+      </w:r>
+    </w:p>
+    <w:p>
+      <w:r>
+        <w:t>Explain exact approval scope and sequential deduplication while retaining payload-conflict and persistence limits.</w:t>
+      </w:r>
+    </w:p>
+    <w:p>
+      <w:r>
+        <w:t>Extended contract → first/retry/conflict ledger → desk picture → mutation/restart probes → executable trusted-fixture mock → independent room conflict.</w:t>
       </w:r>
     </w:p>
     <w:p>
@@ -38,20 +43,20 @@
         <w:pStyle w:val="Heading1"/>
       </w:pPr>
       <w:r>
-        <w:t>01. Your mission</w:t>
-      </w:r>
-    </w:p>
-    <w:p>
-      <w:r>
-        <w:t>Start with the target: Explain the mechanism and terminology of approval gates and idempotency. Try the recall before opening notes.</w:t>
-      </w:r>
-    </w:p>
-    <w:p>
-      <w:pPr>
-        <w:pStyle w:val="Heading3"/>
-      </w:pPr>
-      <w:r>
-        <w:t>Your learning target</w:t>
+        <w:t>01. Approve the exact operation and make identical retries harmless</w:t>
+      </w:r>
+    </w:p>
+    <w:p>
+      <w:r>
+        <w:t>Permission to act and protection against duplicate effects solve different problems.</w:t>
+      </w:r>
+    </w:p>
+    <w:p>
+      <w:pPr>
+        <w:pStyle w:val="Heading2"/>
+      </w:pPr>
+      <w:r>
+        <w:t>Learning goals</w:t>
       </w:r>
     </w:p>
     <w:p>
@@ -113,10 +118,10 @@
     </w:p>
     <w:p>
       <w:pPr>
-        <w:pStyle w:val="Heading3"/>
-      </w:pPr>
-      <w:r>
-        <w:t>Remember before reading</w:t>
+        <w:pStyle w:val="Heading2"/>
+      </w:pPr>
+      <w:r>
+        <w:t>Retrieve task authority and action prerequisites</w:t>
       </w:r>
     </w:p>
     <w:p>
@@ -188,6 +193,100 @@
     </w:p>
     <w:p>
       <w:pPr>
+        <w:pStyle w:val="Heading2"/>
+      </w:pPr>
+      <w:r>
+        <w:t>Prerequisite and starting response</w:t>
+      </w:r>
+    </w:p>
+    <w:p>
+      <w:pPr>
+        <w:pStyle w:val="ListBullet"/>
+      </w:pPr>
+      <w:r>
+        <w:t>Recall Planning and action selection. Explain why a recorded result needs its input conditions and evidence source before it can support a claim.</w:t>
+      </w:r>
+    </w:p>
+    <w:p>
+      <w:pPr>
+        <w:pStyle w:val="Heading3"/>
+      </w:pPr>
+      <w:r>
+        <w:t>My starting explanation</w:t>
+      </w:r>
+    </w:p>
+    <w:p>
+      <w:r>
+        <w:t>________________________________________________________________</w:t>
+      </w:r>
+    </w:p>
+    <w:p>
+      <w:r>
+        <w:t>________________________________________________________________</w:t>
+      </w:r>
+    </w:p>
+    <w:p>
+      <w:r>
+        <w:t>________________________________________________________________</w:t>
+      </w:r>
+    </w:p>
+    <w:p>
+      <w:pPr>
+        <w:pStyle w:val="Heading2"/>
+      </w:pPr>
+      <w:r>
+        <w:t>End goal</w:t>
+      </w:r>
+    </w:p>
+    <w:p>
+      <w:pPr>
+        <w:spacing w:line="336" w:lineRule="auto" w:after="180"/>
+      </w:pPr>
+      <w:r>
+        <w:rPr>
+          <w:b w:val="0"/>
+        </w:rPr>
+        <w:t xml:space="preserve">Explain </w:t>
+      </w:r>
+      <w:r>
+        <w:rPr>
+          <w:b/>
+        </w:rPr>
+        <w:t>approval gate</w:t>
+      </w:r>
+      <w:r>
+        <w:rPr>
+          <w:b w:val="0"/>
+        </w:rPr>
+        <w:t>s and idempotency using the deciding step in this fictional service.</w:t>
+      </w:r>
+    </w:p>
+    <w:p>
+      <w:pPr>
+        <w:pStyle w:val="Heading2"/>
+      </w:pPr>
+      <w:r>
+        <w:t>Earlier wording, alternatives and picture transcripts · reference / check after trying</w:t>
+      </w:r>
+    </w:p>
+    <w:p>
+      <w:pPr>
+        <w:pStyle w:val="Heading3"/>
+      </w:pPr>
+      <w:r>
+        <w:t>Your learning target</w:t>
+      </w:r>
+    </w:p>
+    <w:p>
+      <w:pPr>
+        <w:pStyle w:val="Heading3"/>
+      </w:pPr>
+      <w:r>
+        <w:t>Remember before reading</w:t>
+      </w:r>
+    </w:p>
+    <w:p>
+      <w:pPr>
         <w:spacing w:line="336" w:lineRule="auto" w:after="180"/>
       </w:pPr>
       <w:r>
@@ -264,13 +363,750 @@
     </w:p>
     <w:p>
       <w:pPr>
+        <w:pStyle w:val="Heading3"/>
+      </w:pPr>
+      <w:r>
+        <w:t>This week’s end goal</w:t>
+      </w:r>
+    </w:p>
+    <w:p>
+      <w:pPr>
+        <w:pStyle w:val="Heading1"/>
+      </w:pPr>
+      <w:r>
+        <w:t>02. Keep approval, operation identity and duplicate handling separate</w:t>
+      </w:r>
+    </w:p>
+    <w:p>
+      <w:r>
+        <w:t>The mock assumes a trusted approval registry; it does not obtain real approval.</w:t>
+      </w:r>
+    </w:p>
+    <w:p>
+      <w:pPr>
+        <w:pStyle w:val="Heading2"/>
+      </w:pPr>
+      <w:r>
+        <w:t>Begin with an uncertain reply and safe retry</w:t>
+      </w:r>
+    </w:p>
+    <w:p>
+      <w:pPr>
         <w:spacing w:line="336" w:lineRule="auto" w:after="180"/>
       </w:pPr>
       <w:r>
         <w:rPr>
           <w:b w:val="0"/>
         </w:rPr>
-        <w:t xml:space="preserve">Recall Planning and action selection. Explain why a recorded result needs its </w:t>
+        <w:t>Suppose a classroom tool has an approved fictional send operation. It records one local effect, but the caller is unsure whether the reply arrived. Retrying the same logical operation should return the stored result rather than repeat the effect. That requires a stable key and an exact payload comparison. Separately, the action still needs matching trusted approval.</w:t>
+      </w:r>
+    </w:p>
+    <w:p>
+      <w:pPr>
+        <w:spacing w:line="336" w:lineRule="auto" w:after="180"/>
+      </w:pPr>
+      <w:r>
+        <w:rPr>
+          <w:b w:val="0"/>
+        </w:rPr>
+        <w:t>A key is not approval, and an old approval does not cover a different actor, destination or version.</w:t>
+      </w:r>
+    </w:p>
+    <w:p>
+      <w:pPr>
+        <w:pStyle w:val="Heading2"/>
+      </w:pPr>
+      <w:r>
+        <w:t>Define approval gates and idempotency</w:t>
+      </w:r>
+    </w:p>
+    <w:p>
+      <w:pPr>
+        <w:spacing w:line="336" w:lineRule="auto" w:after="180"/>
+      </w:pPr>
+      <w:r>
+        <w:rPr>
+          <w:b/>
+        </w:rPr>
+        <w:t>Approval gate</w:t>
+      </w:r>
+      <w:r>
+        <w:rPr>
+          <w:b w:val="0"/>
+        </w:rPr>
+        <w:t>s bind side effects to an actor, exact version and destination. Idempotency prevents repeated requests with the same key from repeating a committed effect.</w:t>
+      </w:r>
+    </w:p>
+    <w:p>
+      <w:pPr>
+        <w:pStyle w:val="Heading2"/>
+      </w:pPr>
+      <w:r>
+        <w:t>Complete actor/key/payload/approval contract</w:t>
+      </w:r>
+    </w:p>
+    <w:tbl>
+      <w:tblPr>
+        <w:tblStyle w:val="LightShading-Accent1"/>
+        <w:tblW w:type="auto" w:w="0"/>
+        <w:tblLook w:firstColumn="1" w:firstRow="1" w:lastColumn="0" w:lastRow="0" w:noHBand="0" w:noVBand="1" w:val="04A0"/>
+      </w:tblPr>
+      <w:tblGrid>
+        <w:gridCol w:w="5112"/>
+        <w:gridCol w:w="5112"/>
+      </w:tblGrid>
+      <w:tr>
+        <w:trPr>
+          <w:tblHeader/>
+        </w:trPr>
+        <w:tc>
+          <w:tcPr>
+            <w:tcW w:type="dxa" w:w="5112"/>
+          </w:tcPr>
+          <w:p>
+            <w:r>
+              <w:t>Extended local mock contract</w:t>
+            </w:r>
+          </w:p>
+        </w:tc>
+        <w:tc>
+          <w:tcPr>
+            <w:tcW w:type="dxa" w:w="5112"/>
+          </w:tcPr>
+          <w:p>
+            <w:r>
+              <w:t>Complete fixture rule</w:t>
+            </w:r>
+          </w:p>
+        </w:tc>
+      </w:tr>
+      <w:tr>
+        <w:tc>
+          <w:tcPr>
+            <w:tcW w:type="dxa" w:w="5112"/>
+          </w:tcPr>
+          <w:p>
+            <w:r>
+              <w:t>Trusted actor fixture</w:t>
+            </w:r>
+          </w:p>
+        </w:tc>
+        <w:tc>
+          <w:tcPr>
+            <w:tcW w:type="dxa" w:w="5112"/>
+          </w:tcPr>
+          <w:p>
+            <w:r>
+              <w:t>operator; real identity verification is not implemented</w:t>
+            </w:r>
+          </w:p>
+        </w:tc>
+      </w:tr>
+      <w:tr>
+        <w:tc>
+          <w:tcPr>
+            <w:tcW w:type="dxa" w:w="5112"/>
+          </w:tcPr>
+          <w:p>
+            <w:r>
+              <w:t>Logical operation key</w:t>
+            </w:r>
+          </w:p>
+        </w:tc>
+        <w:tc>
+          <w:tcPr>
+            <w:tcW w:type="dxa" w:w="5112"/>
+          </w:tcPr>
+          <w:p>
+            <w:r>
+              <w:t>K, scoped with actor in the in-memory ledger</w:t>
+            </w:r>
+          </w:p>
+        </w:tc>
+      </w:tr>
+      <w:tr>
+        <w:tc>
+          <w:tcPr>
+            <w:tcW w:type="dxa" w:w="5112"/>
+          </w:tcPr>
+          <w:p>
+            <w:r>
+              <w:t>Payload</w:t>
+            </w:r>
+          </w:p>
+        </w:tc>
+        <w:tc>
+          <w:tcPr>
+            <w:tcW w:type="dxa" w:w="5112"/>
+          </w:tcPr>
+          <w:p>
+            <w:r>
+              <w:t>operation send, version v1, destination D, fictional message body</w:t>
+            </w:r>
+          </w:p>
+        </w:tc>
+      </w:tr>
+      <w:tr>
+        <w:tc>
+          <w:tcPr>
+            <w:tcW w:type="dxa" w:w="5112"/>
+          </w:tcPr>
+          <w:p>
+            <w:r>
+              <w:t>Trusted approval A1</w:t>
+            </w:r>
+          </w:p>
+        </w:tc>
+        <w:tc>
+          <w:tcPr>
+            <w:tcW w:type="dxa" w:w="5112"/>
+          </w:tcPr>
+          <w:p>
+            <w:r>
+              <w:t>Binds actor operator, key K and the entire exact payload</w:t>
+            </w:r>
+          </w:p>
+        </w:tc>
+      </w:tr>
+      <w:tr>
+        <w:tc>
+          <w:tcPr>
+            <w:tcW w:type="dxa" w:w="5112"/>
+          </w:tcPr>
+          <w:p>
+            <w:r>
+              <w:t>Identical retry</w:t>
+            </w:r>
+          </w:p>
+        </w:tc>
+        <w:tc>
+          <w:tcPr>
+            <w:tcW w:type="dxa" w:w="5112"/>
+          </w:tcPr>
+          <w:p>
+            <w:r>
+              <w:t>Matching approval and actor/key/payload return a copied stored result</w:t>
+            </w:r>
+          </w:p>
+        </w:tc>
+      </w:tr>
+      <w:tr>
+        <w:tc>
+          <w:tcPr>
+            <w:tcW w:type="dxa" w:w="5112"/>
+          </w:tcPr>
+          <w:p>
+            <w:r>
+              <w:t>Changed payload under K</w:t>
+            </w:r>
+          </w:p>
+        </w:tc>
+        <w:tc>
+          <w:tcPr>
+            <w:tcW w:type="dxa" w:w="5112"/>
+          </w:tcPr>
+          <w:p>
+            <w:r>
+              <w:t>Reject; even a separately matching approval cannot repurpose a committed key</w:t>
+            </w:r>
+          </w:p>
+        </w:tc>
+      </w:tr>
+      <w:tr>
+        <w:tc>
+          <w:tcPr>
+            <w:tcW w:type="dxa" w:w="5112"/>
+          </w:tcPr>
+          <w:p>
+            <w:r>
+              <w:t>Different actor or key with A1</w:t>
+            </w:r>
+          </w:p>
+        </w:tc>
+        <w:tc>
+          <w:tcPr>
+            <w:tcW w:type="dxa" w:w="5112"/>
+          </w:tcPr>
+          <w:p>
+            <w:r>
+              <w:t>Reject mismatched approval</w:t>
+            </w:r>
+          </w:p>
+        </w:tc>
+      </w:tr>
+      <w:tr>
+        <w:tc>
+          <w:tcPr>
+            <w:tcW w:type="dxa" w:w="5112"/>
+          </w:tcPr>
+          <w:p>
+            <w:r>
+              <w:t>Effect</w:t>
+            </w:r>
+          </w:p>
+        </w:tc>
+        <w:tc>
+          <w:tcPr>
+            <w:tcW w:type="dxa" w:w="5112"/>
+          </w:tcPr>
+          <w:p>
+            <w:r>
+              <w:t>Append a local stub record only; no actual message or reservation</w:t>
+            </w:r>
+          </w:p>
+        </w:tc>
+      </w:tr>
+      <w:tr>
+        <w:tc>
+          <w:tcPr>
+            <w:tcW w:type="dxa" w:w="5112"/>
+          </w:tcPr>
+          <w:p>
+            <w:r>
+              <w:t>Persistence scope</w:t>
+            </w:r>
+          </w:p>
+        </w:tc>
+        <w:tc>
+          <w:tcPr>
+            <w:tcW w:type="dxa" w:w="5112"/>
+          </w:tcPr>
+          <w:p>
+            <w:r>
+              <w:t>Sequential one-instance memory only; no crash/concurrency/downstream guarantee</w:t>
+            </w:r>
+          </w:p>
+        </w:tc>
+      </w:tr>
+    </w:tbl>
+    <w:p>
+      <w:pPr>
+        <w:pStyle w:val="Heading2"/>
+      </w:pPr>
+      <w:r>
+        <w:t>Name supplied and missing evidence</w:t>
+      </w:r>
+    </w:p>
+    <w:p>
+      <w:pPr>
+        <w:pStyle w:val="Heading3"/>
+      </w:pPr>
+      <w:r>
+        <w:t>List the given facts and one fact that is not supplied.</w:t>
+      </w:r>
+    </w:p>
+    <w:p>
+      <w:r>
+        <w:t>________________________________________________________________</w:t>
+      </w:r>
+    </w:p>
+    <w:p>
+      <w:r>
+        <w:t>________________________________________________________________</w:t>
+      </w:r>
+    </w:p>
+    <w:p>
+      <w:r>
+        <w:t>________________________________________________________________</w:t>
+      </w:r>
+    </w:p>
+    <w:p>
+      <w:pPr>
+        <w:pStyle w:val="Heading2"/>
+      </w:pPr>
+      <w:r>
+        <w:t>Earlier wording, alternatives and picture transcripts · reference / check after trying</w:t>
+      </w:r>
+    </w:p>
+    <w:p>
+      <w:pPr>
+        <w:spacing w:line="336" w:lineRule="auto" w:after="180"/>
+      </w:pPr>
+      <w:r>
+        <w:rPr>
+          <w:b w:val="0"/>
+        </w:rPr>
+        <w:t>Begin by writing the question the procedure is intended to answer. Identify the information already supplied, the information it will produce and the information still missing.</w:t>
+      </w:r>
+    </w:p>
+    <w:p>
+      <w:pPr>
+        <w:spacing w:line="336" w:lineRule="auto" w:after="180"/>
+      </w:pPr>
+      <w:r>
+        <w:rPr>
+          <w:b w:val="0"/>
+        </w:rPr>
+        <w:t>These are constructed classroom examples; they do not require live accounts, private records or an external service. Do not treat a plausible explanation as a measured outcome.</w:t>
+      </w:r>
+    </w:p>
+    <w:p>
+      <w:pPr>
+        <w:pStyle w:val="Heading1"/>
+      </w:pPr>
+      <w:r>
+        <w:t>03. Trace first delivery, retry and conflict as distinct cases</w:t>
+      </w:r>
+    </w:p>
+    <w:p>
+      <w:r>
+        <w:t>An uncertain reply is not evidence that the first effect failed.</w:t>
+      </w:r>
+    </w:p>
+    <w:p>
+      <w:pPr>
+        <w:pStyle w:val="Heading2"/>
+      </w:pPr>
+      <w:r>
+        <w:t>Original v1/D and committed-key mechanism</w:t>
+      </w:r>
+    </w:p>
+    <w:p>
+      <w:pPr>
+        <w:spacing w:line="336" w:lineRule="auto" w:after="180"/>
+      </w:pPr>
+      <w:r>
+        <w:rPr>
+          <w:b w:val="0"/>
+        </w:rPr>
+        <w:t>The mock submission requires approval for request version v1 and destination D. Store key -&gt; committed result. Reusing the same key with the same payload returns that result; the same key with different payload is rejected.</w:t>
+      </w:r>
+    </w:p>
+    <w:p>
+      <w:pPr>
+        <w:pStyle w:val="Heading2"/>
+      </w:pPr>
+      <w:r>
+        <w:t>Complete local call-by-call ledger</w:t>
+      </w:r>
+    </w:p>
+    <w:tbl>
+      <w:tblPr>
+        <w:tblStyle w:val="LightShading-Accent1"/>
+        <w:tblW w:type="auto" w:w="0"/>
+        <w:tblLook w:firstColumn="1" w:firstRow="1" w:lastColumn="0" w:lastRow="0" w:noHBand="0" w:noVBand="1" w:val="04A0"/>
+      </w:tblPr>
+      <w:tblGrid>
+        <w:gridCol w:w="2556"/>
+        <w:gridCol w:w="2556"/>
+        <w:gridCol w:w="2556"/>
+        <w:gridCol w:w="2556"/>
+      </w:tblGrid>
+      <w:tr>
+        <w:trPr>
+          <w:tblHeader/>
+        </w:trPr>
+        <w:tc>
+          <w:tcPr>
+            <w:tcW w:type="dxa" w:w="2556"/>
+          </w:tcPr>
+          <w:p>
+            <w:r>
+              <w:t>Call or event</w:t>
+            </w:r>
+          </w:p>
+        </w:tc>
+        <w:tc>
+          <w:tcPr>
+            <w:tcW w:type="dxa" w:w="2556"/>
+          </w:tcPr>
+          <w:p>
+            <w:r>
+              <w:t>Approval check</w:t>
+            </w:r>
+          </w:p>
+        </w:tc>
+        <w:tc>
+          <w:tcPr>
+            <w:tcW w:type="dxa" w:w="2556"/>
+          </w:tcPr>
+          <w:p>
+            <w:r>
+              <w:t>Stored-key check</w:t>
+            </w:r>
+          </w:p>
+        </w:tc>
+        <w:tc>
+          <w:tcPr>
+            <w:tcW w:type="dxa" w:w="2556"/>
+          </w:tcPr>
+          <w:p>
+            <w:r>
+              <w:t>Local effect/result</w:t>
+            </w:r>
+          </w:p>
+        </w:tc>
+      </w:tr>
+      <w:tr>
+        <w:tc>
+          <w:tcPr>
+            <w:tcW w:type="dxa" w:w="2556"/>
+          </w:tcPr>
+          <w:p>
+            <w:r>
+              <w:t>First operator/K/v1/D with A1</w:t>
+            </w:r>
+          </w:p>
+        </w:tc>
+        <w:tc>
+          <w:tcPr>
+            <w:tcW w:type="dxa" w:w="2556"/>
+          </w:tcPr>
+          <w:p>
+            <w:r>
+              <w:t>Exact match</w:t>
+            </w:r>
+          </w:p>
+        </w:tc>
+        <w:tc>
+          <w:tcPr>
+            <w:tcW w:type="dxa" w:w="2556"/>
+          </w:tcPr>
+          <w:p>
+            <w:r>
+              <w:t>No committed actor/K slot</w:t>
+            </w:r>
+          </w:p>
+        </w:tc>
+        <w:tc>
+          <w:tcPr>
+            <w:tcW w:type="dxa" w:w="2556"/>
+          </w:tcPr>
+          <w:p>
+            <w:r>
+              <w:t>Append 1 stub; store payload/result</w:t>
+            </w:r>
+          </w:p>
+        </w:tc>
+      </w:tr>
+      <w:tr>
+        <w:tc>
+          <w:tcPr>
+            <w:tcW w:type="dxa" w:w="2556"/>
+          </w:tcPr>
+          <w:p>
+            <w:r>
+              <w:t>Identical retry with A1</w:t>
+            </w:r>
+          </w:p>
+        </w:tc>
+        <w:tc>
+          <w:tcPr>
+            <w:tcW w:type="dxa" w:w="2556"/>
+          </w:tcPr>
+          <w:p>
+            <w:r>
+              <w:t>Exact match</w:t>
+            </w:r>
+          </w:p>
+        </w:tc>
+        <w:tc>
+          <w:tcPr>
+            <w:tcW w:type="dxa" w:w="2556"/>
+          </w:tcPr>
+          <w:p>
+            <w:r>
+              <w:t>Same payload already committed</w:t>
+            </w:r>
+          </w:p>
+        </w:tc>
+        <w:tc>
+          <w:tcPr>
+            <w:tcW w:type="dxa" w:w="2556"/>
+          </w:tcPr>
+          <w:p>
+            <w:r>
+              <w:t>Return stored result; total 1 stub</w:t>
+            </w:r>
+          </w:p>
+        </w:tc>
+      </w:tr>
+      <w:tr>
+        <w:tc>
+          <w:tcPr>
+            <w:tcW w:type="dxa" w:w="2556"/>
+          </w:tcPr>
+          <w:p>
+            <w:r>
+              <w:t>Change to v2 but reuse A1</w:t>
+            </w:r>
+          </w:p>
+        </w:tc>
+        <w:tc>
+          <w:tcPr>
+            <w:tcW w:type="dxa" w:w="2556"/>
+          </w:tcPr>
+          <w:p>
+            <w:r>
+              <w:t>Mismatch</w:t>
+            </w:r>
+          </w:p>
+        </w:tc>
+        <w:tc>
+          <w:tcPr>
+            <w:tcW w:type="dxa" w:w="2556"/>
+          </w:tcPr>
+          <w:p>
+            <w:r>
+              <w:t>No need to commit</w:t>
+            </w:r>
+          </w:p>
+        </w:tc>
+        <w:tc>
+          <w:tcPr>
+            <w:tcW w:type="dxa" w:w="2556"/>
+          </w:tcPr>
+          <w:p>
+            <w:r>
+              <w:t>PermissionError; still 1 stub</w:t>
+            </w:r>
+          </w:p>
+        </w:tc>
+      </w:tr>
+      <w:tr>
+        <w:tc>
+          <w:tcPr>
+            <w:tcW w:type="dxa" w:w="2556"/>
+          </w:tcPr>
+          <w:p>
+            <w:r>
+              <w:t>Change to v2 with matching A2 but same K</w:t>
+            </w:r>
+          </w:p>
+        </w:tc>
+        <w:tc>
+          <w:tcPr>
+            <w:tcW w:type="dxa" w:w="2556"/>
+          </w:tcPr>
+          <w:p>
+            <w:r>
+              <w:t>Approval matches revised payload</w:t>
+            </w:r>
+          </w:p>
+        </w:tc>
+        <w:tc>
+          <w:tcPr>
+            <w:tcW w:type="dxa" w:w="2556"/>
+          </w:tcPr>
+          <w:p>
+            <w:r>
+              <w:t>Conflicts with original committed payload</w:t>
+            </w:r>
+          </w:p>
+        </w:tc>
+        <w:tc>
+          <w:tcPr>
+            <w:tcW w:type="dxa" w:w="2556"/>
+          </w:tcPr>
+          <w:p>
+            <w:r>
+              <w:t>ValueError; still 1 stub</w:t>
+            </w:r>
+          </w:p>
+        </w:tc>
+      </w:tr>
+      <w:tr>
+        <w:tc>
+          <w:tcPr>
+            <w:tcW w:type="dxa" w:w="2556"/>
+          </w:tcPr>
+          <w:p>
+            <w:r>
+              <w:t>Borrow A1 for another actor or K2</w:t>
+            </w:r>
+          </w:p>
+        </w:tc>
+        <w:tc>
+          <w:tcPr>
+            <w:tcW w:type="dxa" w:w="2556"/>
+          </w:tcPr>
+          <w:p>
+            <w:r>
+              <w:t>Mismatch</w:t>
+            </w:r>
+          </w:p>
+        </w:tc>
+        <w:tc>
+          <w:tcPr>
+            <w:tcW w:type="dxa" w:w="2556"/>
+          </w:tcPr>
+          <w:p>
+            <w:r>
+              <w:t>No new commit</w:t>
+            </w:r>
+          </w:p>
+        </w:tc>
+        <w:tc>
+          <w:tcPr>
+            <w:tcW w:type="dxa" w:w="2556"/>
+          </w:tcPr>
+          <w:p>
+            <w:r>
+              <w:t>Reject; still 1 stub</w:t>
+            </w:r>
+          </w:p>
+        </w:tc>
+      </w:tr>
+      <w:tr>
+        <w:tc>
+          <w:tcPr>
+            <w:tcW w:type="dxa" w:w="2556"/>
+          </w:tcPr>
+          <w:p>
+            <w:r>
+              <w:t>Mutate returned result copy</w:t>
+            </w:r>
+          </w:p>
+        </w:tc>
+        <w:tc>
+          <w:tcPr>
+            <w:tcW w:type="dxa" w:w="2556"/>
+          </w:tcPr>
+          <w:p>
+            <w:r>
+              <w:t>No new effect</w:t>
+            </w:r>
+          </w:p>
+        </w:tc>
+        <w:tc>
+          <w:tcPr>
+            <w:tcW w:type="dxa" w:w="2556"/>
+          </w:tcPr>
+          <w:p>
+            <w:r>
+              <w:t>Stored result protected by copying</w:t>
+            </w:r>
+          </w:p>
+        </w:tc>
+        <w:tc>
+          <w:tcPr>
+            <w:tcW w:type="dxa" w:w="2556"/>
+          </w:tcPr>
+          <w:p>
+            <w:r>
+              <w:t>Next identical retry still returns committed_stub</w:t>
+            </w:r>
+          </w:p>
+        </w:tc>
+      </w:tr>
+    </w:tbl>
+    <w:p>
+      <w:pPr>
+        <w:pStyle w:val="Heading2"/>
+      </w:pPr>
+      <w:r>
+        <w:t>State exact identity and approval assumptions</w:t>
+      </w:r>
+    </w:p>
+    <w:p>
+      <w:pPr>
+        <w:spacing w:line="336" w:lineRule="auto" w:after="180"/>
+      </w:pPr>
+      <w:r>
+        <w:rPr>
+          <w:b w:val="0"/>
+        </w:rPr>
+        <w:t xml:space="preserve">Before applying the procedure, write its units, denominator or decision boundary where relevant. A partner should be able to repeat each step using the same </w:t>
       </w:r>
       <w:r>
         <w:rPr>
@@ -282,50 +1118,38 @@
         <w:rPr>
           <w:b w:val="0"/>
         </w:rPr>
-        <w:t xml:space="preserve"> conditions and </w:t>
+        <w:t>s.</w:t>
+      </w:r>
+    </w:p>
+    <w:p>
+      <w:pPr>
+        <w:spacing w:line="336" w:lineRule="auto" w:after="180"/>
+      </w:pPr>
+      <w:r>
+        <w:rPr>
+          <w:b w:val="0"/>
+        </w:rPr>
+        <w:t xml:space="preserve">If a required </w:t>
       </w:r>
       <w:r>
         <w:rPr>
           <w:b/>
         </w:rPr>
-        <w:t>evidence</w:t>
+        <w:t>input</w:t>
       </w:r>
       <w:r>
         <w:rPr>
           <w:b w:val="0"/>
         </w:rPr>
-        <w:t xml:space="preserve"> source before it can support a claim.</w:t>
-      </w:r>
-    </w:p>
-    <w:p>
-      <w:pPr>
-        <w:pStyle w:val="Heading3"/>
-      </w:pPr>
-      <w:r>
-        <w:t>My starting explanation</w:t>
-      </w:r>
-    </w:p>
-    <w:p>
-      <w:r>
-        <w:t>________________________________________________________________</w:t>
-      </w:r>
-    </w:p>
-    <w:p>
-      <w:r>
-        <w:t>________________________________________________________________</w:t>
-      </w:r>
-    </w:p>
-    <w:p>
-      <w:r>
-        <w:t>________________________________________________________________</w:t>
-      </w:r>
-    </w:p>
-    <w:p>
-      <w:pPr>
-        <w:pStyle w:val="Heading3"/>
-      </w:pPr>
-      <w:r>
-        <w:t>This week’s end goal</w:t>
+        <w:t xml:space="preserve"> is absent or violates the stated contract, record that condition explicitly instead of quietly replacing it with a convenient value.</w:t>
+      </w:r>
+    </w:p>
+    <w:p>
+      <w:pPr>
+        <w:pStyle w:val="Heading2"/>
+      </w:pPr>
+      <w:r>
+        <w:t>Explain the visual</w:t>
       </w:r>
     </w:p>
     <w:p>
@@ -336,118 +1160,27 @@
         <w:rPr>
           <w:b w:val="0"/>
         </w:rPr>
-        <w:t xml:space="preserve">Explain </w:t>
+        <w:t xml:space="preserve">Point to the </w:t>
       </w:r>
       <w:r>
         <w:rPr>
           <w:b/>
         </w:rPr>
-        <w:t>approval gate</w:t>
+        <w:t>input</w:t>
       </w:r>
       <w:r>
         <w:rPr>
           <w:b w:val="0"/>
         </w:rPr>
-        <w:t>s and idempotency using the deciding step in this fictional service.</w:t>
-      </w:r>
-    </w:p>
-    <w:p>
-      <w:pPr>
-        <w:pStyle w:val="Heading1"/>
-      </w:pPr>
-      <w:r>
-        <w:t>02. Notice the evidence</w:t>
-      </w:r>
-    </w:p>
-    <w:p>
-      <w:r>
-        <w:t>Investigate the supplied Approval gates and idempotency case. Separate observations, given facts and assumptions before choosing an explanation.</w:t>
-      </w:r>
-    </w:p>
-    <w:p>
-      <w:pPr>
-        <w:spacing w:line="336" w:lineRule="auto" w:after="180"/>
-      </w:pPr>
-      <w:r>
-        <w:rPr>
-          <w:b/>
-        </w:rPr>
-        <w:t>Approval gate</w:t>
-      </w:r>
-      <w:r>
-        <w:rPr>
-          <w:b w:val="0"/>
-        </w:rPr>
-        <w:t>s bind side effects to an actor, exact version and destination. Idempotency prevents repeated requests with the same key from repeating a committed effect.</w:t>
-      </w:r>
-    </w:p>
-    <w:p>
-      <w:pPr>
-        <w:spacing w:line="336" w:lineRule="auto" w:after="180"/>
-      </w:pPr>
-      <w:r>
-        <w:rPr>
-          <w:b w:val="0"/>
-        </w:rPr>
-        <w:t>Begin by writing the question the procedure is intended to answer. Identify the information already supplied, the information it will produce and the information still missing.</w:t>
-      </w:r>
-    </w:p>
-    <w:p>
-      <w:pPr>
-        <w:spacing w:line="336" w:lineRule="auto" w:after="180"/>
-      </w:pPr>
-      <w:r>
-        <w:rPr>
-          <w:b w:val="0"/>
-        </w:rPr>
-        <w:t>These are constructed classroom examples; they do not require live accounts, private records or an external service. Do not treat a plausible explanation as a measured outcome.</w:t>
-      </w:r>
-    </w:p>
-    <w:p>
-      <w:pPr>
-        <w:pStyle w:val="Heading3"/>
-      </w:pPr>
-      <w:r>
-        <w:t>List the given facts and one fact that is not supplied.</w:t>
-      </w:r>
-    </w:p>
-    <w:p>
-      <w:r>
-        <w:t>________________________________________________________________</w:t>
-      </w:r>
-    </w:p>
-    <w:p>
-      <w:r>
-        <w:t>________________________________________________________________</w:t>
-      </w:r>
-    </w:p>
-    <w:p>
-      <w:r>
-        <w:t>________________________________________________________________</w:t>
-      </w:r>
-    </w:p>
-    <w:p>
-      <w:pPr>
-        <w:pStyle w:val="Heading1"/>
-      </w:pPr>
-      <w:r>
-        <w:t>03. See how it works</w:t>
-      </w:r>
-    </w:p>
-    <w:p>
-      <w:r>
-        <w:t>Follow the mechanism for Approval gates and idempotency. Connect each labelled input, deciding step and result.</w:t>
-      </w:r>
-    </w:p>
-    <w:p>
-      <w:pPr>
-        <w:spacing w:line="336" w:lineRule="auto" w:after="180"/>
-      </w:pPr>
-      <w:r>
-        <w:rPr>
-          <w:b w:val="0"/>
-        </w:rPr>
-        <w:t>The mock submission requires approval for request version v1 and destination D. Store key -&gt; committed result. Reusing the same key with the same payload returns that result; the same key with different payload is rejected.</w:t>
+        <w:t>, the deciding step and the result in this week’s visual. Explain the same step in ordinary words. A picture helps when you can say what each part represents.</w:t>
+      </w:r>
+    </w:p>
+    <w:p>
+      <w:pPr>
+        <w:pStyle w:val="Heading2"/>
+      </w:pPr>
+      <w:r>
+        <w:t>Earlier wording, alternatives and picture transcripts · reference / check after trying</w:t>
       </w:r>
     </w:p>
     <w:p>
@@ -544,13 +1277,246 @@
     </w:p>
     <w:p>
       <w:pPr>
+        <w:pStyle w:val="Heading3"/>
+      </w:pPr>
+      <w:r>
+        <w:t>Connect the picture and the explanation</w:t>
+      </w:r>
+    </w:p>
+    <w:p>
+      <w:pPr>
+        <w:pStyle w:val="Heading1"/>
+      </w:pPr>
+      <w:r>
+        <w:t>04. Change the payload or approval without changing history</w:t>
+      </w:r>
+    </w:p>
+    <w:p>
+      <w:r>
+        <w:t>An already committed key cannot become a different logical operation.</w:t>
+      </w:r>
+    </w:p>
+    <w:p>
+      <w:pPr>
+        <w:pStyle w:val="Heading2"/>
+      </w:pPr>
+      <w:r>
+        <w:t>Current task and response</w:t>
+      </w:r>
+    </w:p>
+    <w:p>
+      <w:pPr>
+        <w:pStyle w:val="ListBullet"/>
+      </w:pPr>
+      <w:r>
+        <w:t>Approved send v1 to D uses key K, commits once, then caller retries K with the identical payload. Show the intermediate steps and give the conclusion with its scope.</w:t>
+      </w:r>
+    </w:p>
+    <w:p>
+      <w:pPr>
+        <w:pStyle w:val="Heading3"/>
+      </w:pPr>
+      <w:r>
+        <w:t>Keep the procedure fixed. Explain what changed in the inputs and result.</w:t>
+      </w:r>
+    </w:p>
+    <w:p>
+      <w:r>
+        <w:t>________________________________________________________________</w:t>
+      </w:r>
+    </w:p>
+    <w:p>
+      <w:r>
+        <w:t>________________________________________________________________</w:t>
+      </w:r>
+    </w:p>
+    <w:p>
+      <w:r>
+        <w:t>________________________________________________________________</w:t>
+      </w:r>
+    </w:p>
+    <w:p>
+      <w:r>
+        <w:t>________________________________________________________________</w:t>
+      </w:r>
+    </w:p>
+    <w:p>
+      <w:r>
+        <w:t>________________________________________________________________</w:t>
+      </w:r>
+    </w:p>
+    <w:p>
+      <w:pPr>
+        <w:pStyle w:val="Heading2"/>
+      </w:pPr>
+      <w:r>
+        <w:t>Predict the new unapproved desk request</w:t>
+      </w:r>
+    </w:p>
+    <w:p>
+      <w:pPr>
+        <w:pStyle w:val="ListBullet"/>
+      </w:pPr>
+      <w:r>
+        <w:t>Change: A new K10 asks for desk 5 without approval.</w:t>
+      </w:r>
+    </w:p>
+    <w:p>
+      <w:pPr>
+        <w:pStyle w:val="Heading2"/>
+      </w:pPr>
+      <w:r>
+        <w:t>Check after predicting · reference / check after trying</w:t>
+      </w:r>
+    </w:p>
+    <w:p>
+      <w:pPr>
         <w:spacing w:line="336" w:lineRule="auto" w:after="180"/>
       </w:pPr>
+      <w:r>
+        <w:rPr>
+          <w:b/>
+        </w:rPr>
+        <w:t>Prediction</w:t>
+      </w:r>
       <w:r>
         <w:rPr>
           <w:b w:val="0"/>
         </w:rPr>
-        <w:t xml:space="preserve">Before applying the procedure, write its units, denominator or decision boundary where relevant. A partner should be able to repeat each step using the same </w:t>
+        <w:t xml:space="preserve">: Stop K10 at the </w:t>
+      </w:r>
+      <w:r>
+        <w:rPr>
+          <w:b/>
+        </w:rPr>
+        <w:t>approval gate</w:t>
+      </w:r>
+      <w:r>
+        <w:rPr>
+          <w:b w:val="0"/>
+        </w:rPr>
+        <w:t>.</w:t>
+      </w:r>
+    </w:p>
+    <w:p>
+      <w:pPr>
+        <w:spacing w:line="336" w:lineRule="auto" w:after="180"/>
+      </w:pPr>
+      <w:r>
+        <w:rPr>
+          <w:b w:val="0"/>
+        </w:rPr>
+        <w:t>Reason: K9’s approval does not apply to a different action.</w:t>
+      </w:r>
+    </w:p>
+    <w:p>
+      <w:pPr>
+        <w:pStyle w:val="Heading2"/>
+      </w:pPr>
+      <w:r>
+        <w:t>Earlier wording, alternatives and picture transcripts · reference / check after trying</w:t>
+      </w:r>
+    </w:p>
+    <w:p>
+      <w:pPr>
+        <w:pStyle w:val="Heading3"/>
+      </w:pPr>
+      <w:r>
+        <w:t>Compare a familiar case with a changed case</w:t>
+      </w:r>
+    </w:p>
+    <w:p>
+      <w:pPr>
+        <w:pStyle w:val="Heading3"/>
+      </w:pPr>
+      <w:r>
+        <w:t>Change one thing in the pictured case</w:t>
+      </w:r>
+    </w:p>
+    <w:p>
+      <w:pPr>
+        <w:pStyle w:val="Heading1"/>
+      </w:pPr>
+      <w:r>
+        <w:t>06. Apply the same distinction to a separate reservation example</w:t>
+      </w:r>
+    </w:p>
+    <w:p>
+      <w:r>
+        <w:t>A duplicate authorized operation and a new unapproved operation are different cases.</w:t>
+      </w:r>
+    </w:p>
+    <w:p>
+      <w:pPr>
+        <w:pStyle w:val="Heading2"/>
+      </w:pPr>
+      <w:r>
+        <w:t>Main identical-retry input and stored-result conclusion</w:t>
+      </w:r>
+    </w:p>
+    <w:p>
+      <w:pPr>
+        <w:spacing w:line="336" w:lineRule="auto" w:after="180"/>
+      </w:pPr>
+      <w:r>
+        <w:rPr>
+          <w:b w:val="0"/>
+        </w:rPr>
+        <w:t>Approved send v1 to D uses key K, commits once, then caller retries K with the identical payload.</w:t>
+      </w:r>
+    </w:p>
+    <w:p>
+      <w:pPr>
+        <w:spacing w:line="336" w:lineRule="auto" w:after="180"/>
+      </w:pPr>
+      <w:r>
+        <w:rPr>
+          <w:b w:val="0"/>
+        </w:rPr>
+        <w:t xml:space="preserve">Return the stored committed result; one effect total. A timeout alone is not </w:t>
+      </w:r>
+      <w:r>
+        <w:rPr>
+          <w:b/>
+        </w:rPr>
+        <w:t>evidence</w:t>
+      </w:r>
+      <w:r>
+        <w:rPr>
+          <w:b w:val="0"/>
+        </w:rPr>
+        <w:t xml:space="preserve"> the first effect failed.</w:t>
+      </w:r>
+    </w:p>
+    <w:p>
+      <w:pPr>
+        <w:pStyle w:val="Heading2"/>
+      </w:pPr>
+      <w:r>
+        <w:t>Keep the reasoning’s scope</w:t>
+      </w:r>
+    </w:p>
+    <w:p>
+      <w:pPr>
+        <w:spacing w:line="336" w:lineRule="auto" w:after="180"/>
+      </w:pPr>
+      <w:r>
+        <w:rPr>
+          <w:b w:val="0"/>
+        </w:rPr>
+        <w:t xml:space="preserve">Compare the intermediate </w:t>
+      </w:r>
+      <w:r>
+        <w:rPr>
+          <w:b/>
+        </w:rPr>
+        <w:t>evidence</w:t>
+      </w:r>
+      <w:r>
+        <w:rPr>
+          <w:b w:val="0"/>
+        </w:rPr>
+        <w:t xml:space="preserve"> with the final statement. Explain why each number or decision follows from the stated </w:t>
       </w:r>
       <w:r>
         <w:rPr>
@@ -573,7 +1539,7 @@
         <w:rPr>
           <w:b w:val="0"/>
         </w:rPr>
-        <w:t xml:space="preserve">If a required </w:t>
+        <w:t xml:space="preserve">The conclusion belongs to this scenario and procedure; changing the </w:t>
       </w:r>
       <w:r>
         <w:rPr>
@@ -585,570 +1551,15 @@
         <w:rPr>
           <w:b w:val="0"/>
         </w:rPr>
-        <w:t xml:space="preserve"> is absent or violates the stated contract, record that condition explicitly instead of quietly replacing it with a convenient value.</w:t>
-      </w:r>
-    </w:p>
-    <w:p>
-      <w:pPr>
-        <w:pStyle w:val="Heading3"/>
-      </w:pPr>
-      <w:r>
-        <w:t>Connect the picture and the explanation</w:t>
-      </w:r>
-    </w:p>
-    <w:p>
-      <w:pPr>
-        <w:spacing w:line="336" w:lineRule="auto" w:after="180"/>
-      </w:pPr>
-      <w:r>
-        <w:rPr>
-          <w:b w:val="0"/>
-        </w:rPr>
-        <w:t xml:space="preserve">Point to the </w:t>
-      </w:r>
-      <w:r>
-        <w:rPr>
-          <w:b/>
-        </w:rPr>
-        <w:t>input</w:t>
-      </w:r>
-      <w:r>
-        <w:rPr>
-          <w:b w:val="0"/>
-        </w:rPr>
-        <w:t>, the deciding step and the result in this week’s visual. Explain the same step in ordinary words. A picture helps when you can say what each part represents.</w:t>
-      </w:r>
-    </w:p>
-    <w:p>
-      <w:pPr>
-        <w:pStyle w:val="Heading1"/>
-      </w:pPr>
-      <w:r>
-        <w:t>04. Compare the cases</w:t>
-      </w:r>
-    </w:p>
-    <w:p>
-      <w:r>
-        <w:t>Compare the supplied cases for Approval gates and idempotency. Identify the detail that changes the conclusion.</w:t>
-      </w:r>
-    </w:p>
-    <w:p>
-      <w:pPr>
-        <w:pStyle w:val="Heading3"/>
-      </w:pPr>
-      <w:r>
-        <w:t>Compare a familiar case with a changed case</w:t>
-      </w:r>
-    </w:p>
-    <w:p>
-      <w:pPr>
-        <w:spacing w:line="336" w:lineRule="auto" w:after="180"/>
-      </w:pPr>
-      <w:r>
-        <w:rPr>
-          <w:b w:val="0"/>
-        </w:rPr>
-        <w:t>Approved send v1 to D uses key K, commits once, then caller retries K with the identical payload. Show the intermediate steps and give the conclusion with its scope.</w:t>
-      </w:r>
-    </w:p>
-    <w:p>
-      <w:pPr>
-        <w:pStyle w:val="Heading3"/>
-      </w:pPr>
-      <w:r>
-        <w:t>Keep the procedure fixed. Explain what changed in the inputs and result.</w:t>
-      </w:r>
-    </w:p>
-    <w:p>
-      <w:r>
-        <w:t>________________________________________________________________</w:t>
-      </w:r>
-    </w:p>
-    <w:p>
-      <w:r>
-        <w:t>________________________________________________________________</w:t>
-      </w:r>
-    </w:p>
-    <w:p>
-      <w:r>
-        <w:t>________________________________________________________________</w:t>
-      </w:r>
-    </w:p>
-    <w:p>
-      <w:r>
-        <w:t>________________________________________________________________</w:t>
-      </w:r>
-    </w:p>
-    <w:p>
-      <w:r>
-        <w:t>________________________________________________________________</w:t>
-      </w:r>
-    </w:p>
-    <w:p>
-      <w:pPr>
-        <w:pStyle w:val="Heading3"/>
-      </w:pPr>
-      <w:r>
-        <w:t>Change one thing in the pictured case</w:t>
-      </w:r>
-    </w:p>
-    <w:p>
-      <w:pPr>
-        <w:pStyle w:val="Heading3"/>
-      </w:pPr>
-      <w:r>
-        <w:t>Change one thing</w:t>
-      </w:r>
-    </w:p>
-    <w:p>
-      <w:pPr>
-        <w:spacing w:line="336" w:lineRule="auto" w:after="180"/>
-        <w:shd w:fill="F5F1FB"/>
-      </w:pPr>
-      <w:r>
-        <w:rPr>
-          <w:b w:val="0"/>
-        </w:rPr>
-        <w:t>Change: A new K10 asks for desk 5 without approval.</w:t>
-      </w:r>
-    </w:p>
-    <w:p>
-      <w:pPr>
-        <w:pStyle w:val="Heading3"/>
-      </w:pPr>
-      <w:r>
-        <w:t>Predicted result</w:t>
-      </w:r>
-    </w:p>
-    <w:p>
-      <w:pPr>
-        <w:spacing w:line="336" w:lineRule="auto" w:after="180"/>
-        <w:shd w:fill="F1F6FC"/>
-      </w:pPr>
-      <w:r>
-        <w:rPr>
-          <w:b/>
-        </w:rPr>
-        <w:t>Prediction</w:t>
-      </w:r>
-      <w:r>
-        <w:rPr>
-          <w:b w:val="0"/>
-        </w:rPr>
-        <w:t xml:space="preserve">: Stop K10 at the </w:t>
-      </w:r>
-      <w:r>
-        <w:rPr>
-          <w:b/>
-        </w:rPr>
-        <w:t>approval gate</w:t>
-      </w:r>
-      <w:r>
-        <w:rPr>
-          <w:b w:val="0"/>
-        </w:rPr>
-        <w:t>.</w:t>
-      </w:r>
-    </w:p>
-    <w:p>
-      <w:pPr>
-        <w:pStyle w:val="Heading3"/>
-      </w:pPr>
-      <w:r>
-        <w:t>Why the result follows</w:t>
-      </w:r>
-    </w:p>
-    <w:p>
-      <w:pPr>
-        <w:spacing w:line="336" w:lineRule="auto" w:after="180"/>
-        <w:shd w:fill="F1F6FC"/>
-      </w:pPr>
-      <w:r>
-        <w:rPr>
-          <w:b w:val="0"/>
-        </w:rPr>
-        <w:t>Reason: K9’s approval does not apply to a different action.</w:t>
-      </w:r>
-    </w:p>
-    <w:p>
-      <w:pPr>
-        <w:pStyle w:val="Heading1"/>
-      </w:pPr>
-      <w:r>
-        <w:t>05. Words that unlock the idea</w:t>
-      </w:r>
-    </w:p>
-    <w:p>
-      <w:r>
-        <w:t>Use the vocabulary of Approval gates and idempotency to explain a concrete decision, rather than only memorising definitions.</w:t>
-      </w:r>
-    </w:p>
-    <w:tbl>
-      <w:tblPr>
-        <w:tblStyle w:val="LightShading-Accent1"/>
-        <w:tblW w:type="auto" w:w="0"/>
-        <w:tblLook w:firstColumn="1" w:firstRow="1" w:lastColumn="0" w:lastRow="0" w:noHBand="0" w:noVBand="1" w:val="04A0"/>
-      </w:tblPr>
-      <w:tblGrid>
-        <w:gridCol w:w="5112"/>
-        <w:gridCol w:w="5112"/>
-      </w:tblGrid>
-      <w:tr>
-        <w:trPr>
-          <w:tblHeader/>
-        </w:trPr>
-        <w:tc>
-          <w:tcPr>
-            <w:tcW w:type="dxa" w:w="5112"/>
-          </w:tcPr>
-          <w:p>
-            <w:r>
-              <w:t>Word</w:t>
-            </w:r>
-          </w:p>
-        </w:tc>
-        <w:tc>
-          <w:tcPr>
-            <w:tcW w:type="dxa" w:w="5112"/>
-          </w:tcPr>
-          <w:p>
-            <w:r>
-              <w:t>Meaning</w:t>
-            </w:r>
-          </w:p>
-        </w:tc>
-      </w:tr>
-      <w:tr>
-        <w:tc>
-          <w:tcPr>
-            <w:tcW w:type="dxa" w:w="5112"/>
-          </w:tcPr>
-          <w:p>
-            <w:r>
-              <w:t>Idempotency key</w:t>
-            </w:r>
-          </w:p>
-        </w:tc>
-        <w:tc>
-          <w:tcPr>
-            <w:tcW w:type="dxa" w:w="5112"/>
-          </w:tcPr>
-          <w:p>
-            <w:r>
-              <w:t>An identifier for deduplicating one logical operation</w:t>
-            </w:r>
-          </w:p>
-        </w:tc>
-      </w:tr>
-      <w:tr>
-        <w:tc>
-          <w:tcPr>
-            <w:tcW w:type="dxa" w:w="5112"/>
-          </w:tcPr>
-          <w:p>
-            <w:r>
-              <w:t>Approval gate</w:t>
-            </w:r>
-          </w:p>
-        </w:tc>
-        <w:tc>
-          <w:tcPr>
-            <w:tcW w:type="dxa" w:w="5112"/>
-          </w:tcPr>
-          <w:p>
-            <w:r>
-              <w:t>A required permission check before a side effect</w:t>
-            </w:r>
-          </w:p>
-        </w:tc>
-      </w:tr>
-      <w:tr>
-        <w:tc>
-          <w:tcPr>
-            <w:tcW w:type="dxa" w:w="5112"/>
-          </w:tcPr>
-          <w:p>
-            <w:r>
-              <w:t>Payload conflict</w:t>
-            </w:r>
-          </w:p>
-        </w:tc>
-        <w:tc>
-          <w:tcPr>
-            <w:tcW w:type="dxa" w:w="5112"/>
-          </w:tcPr>
-          <w:p>
-            <w:r>
-              <w:t>Different operation content under the same key</w:t>
-            </w:r>
-          </w:p>
-        </w:tc>
-      </w:tr>
-    </w:tbl>
-    <w:p>
-      <w:pPr>
-        <w:pStyle w:val="Heading3"/>
-      </w:pPr>
-      <w:r>
-        <w:t>Use two terms to explain a step in this week’s example.</w:t>
-      </w:r>
-    </w:p>
-    <w:p>
-      <w:r>
-        <w:t>________________________________________________________________</w:t>
-      </w:r>
-    </w:p>
-    <w:p>
-      <w:r>
-        <w:t>________________________________________________________________</w:t>
-      </w:r>
-    </w:p>
-    <w:p>
-      <w:r>
-        <w:t>________________________________________________________________</w:t>
-      </w:r>
-    </w:p>
-    <w:p>
-      <w:pPr>
-        <w:pStyle w:val="Heading1"/>
-      </w:pPr>
-      <w:r>
-        <w:t>06. Follow a worked example</w:t>
-      </w:r>
-    </w:p>
-    <w:p>
-      <w:r>
-        <w:t>Follow the worked trace for Approval gates and idempotency, predict a step, then compare with its explanation.</w:t>
-      </w:r>
-    </w:p>
-    <w:p>
-      <w:pPr>
-        <w:spacing w:line="336" w:lineRule="auto" w:after="180"/>
-      </w:pPr>
-      <w:r>
-        <w:rPr>
-          <w:b w:val="0"/>
-        </w:rPr>
-        <w:t>Approved send v1 to D uses key K, commits once, then caller retries K with the identical payload.</w:t>
-      </w:r>
-    </w:p>
-    <w:p>
-      <w:pPr>
-        <w:spacing w:line="336" w:lineRule="auto" w:after="180"/>
-      </w:pPr>
-      <w:r>
-        <w:rPr>
-          <w:b w:val="0"/>
-        </w:rPr>
-        <w:t xml:space="preserve">Return the stored committed result; one effect total. A timeout alone is not </w:t>
-      </w:r>
-      <w:r>
-        <w:rPr>
-          <w:b/>
-        </w:rPr>
-        <w:t>evidence</w:t>
-      </w:r>
-      <w:r>
-        <w:rPr>
-          <w:b w:val="0"/>
-        </w:rPr>
-        <w:t xml:space="preserve"> the first effect failed.</w:t>
-      </w:r>
-    </w:p>
-    <w:p>
-      <w:pPr>
-        <w:pStyle w:val="Heading3"/>
-      </w:pPr>
-      <w:r>
-        <w:t>Worked explanation · Approval gates and idempotency</w:t>
-      </w:r>
-    </w:p>
-    <w:p>
-      <w:pPr>
-        <w:spacing w:line="336" w:lineRule="auto" w:after="180"/>
-        <w:shd w:fill="F1F6FC"/>
-      </w:pPr>
-      <w:r>
-        <w:rPr>
-          <w:b w:val="0"/>
-        </w:rPr>
-        <w:t xml:space="preserve">Compare the intermediate </w:t>
-      </w:r>
-      <w:r>
-        <w:rPr>
-          <w:b/>
-        </w:rPr>
-        <w:t>evidence</w:t>
-      </w:r>
-      <w:r>
-        <w:rPr>
-          <w:b w:val="0"/>
-        </w:rPr>
-        <w:t xml:space="preserve"> with the final statement. Explain why each number or decision follows from the stated </w:t>
-      </w:r>
-      <w:r>
-        <w:rPr>
-          <w:b/>
-        </w:rPr>
-        <w:t>input</w:t>
-      </w:r>
-      <w:r>
-        <w:rPr>
-          <w:b w:val="0"/>
-        </w:rPr>
-        <w:t>s.</w:t>
-      </w:r>
-    </w:p>
-    <w:p>
-      <w:pPr>
-        <w:spacing w:line="336" w:lineRule="auto" w:after="180"/>
-        <w:shd w:fill="F1F6FC"/>
-      </w:pPr>
-      <w:r>
-        <w:rPr>
-          <w:b w:val="0"/>
-        </w:rPr>
-        <w:t xml:space="preserve">The conclusion belongs to this scenario and procedure; changing the </w:t>
-      </w:r>
-      <w:r>
-        <w:rPr>
-          <w:b/>
-        </w:rPr>
-        <w:t>input</w:t>
-      </w:r>
-      <w:r>
-        <w:rPr>
-          <w:b w:val="0"/>
-        </w:rPr>
         <w:t>s, evaluation population or authority can change what it establishes. Retain the raw record so a later revision can be compared honestly.</w:t>
       </w:r>
     </w:p>
     <w:p>
       <w:pPr>
-        <w:pStyle w:val="Heading3"/>
-      </w:pPr>
-      <w:r>
-        <w:t>Worked explanation · Approval gates and idempotency</w:t>
-      </w:r>
-    </w:p>
-    <w:p>
-      <w:pPr>
-        <w:spacing w:line="336" w:lineRule="auto" w:after="180"/>
-        <w:shd w:fill="F1F6FC"/>
-      </w:pPr>
-      <w:r>
-        <w:rPr>
-          <w:b w:val="0"/>
-        </w:rPr>
-        <w:t xml:space="preserve">Optional local lab: predict the printed result before running this standalone Python 3 example. Change one relevant boundary </w:t>
-      </w:r>
-      <w:r>
-        <w:rPr>
-          <w:b/>
-        </w:rPr>
-        <w:t>input</w:t>
-      </w:r>
-      <w:r>
-        <w:rPr>
-          <w:b w:val="0"/>
-        </w:rPr>
-        <w:t>, record the outcome and state the contract or statistical assumptions.</w:t>
-      </w:r>
-    </w:p>
-    <w:p>
-      <w:pPr>
-        <w:spacing w:line="336" w:lineRule="auto" w:after="180"/>
-        <w:shd w:fill="F1F6FC"/>
-      </w:pPr>
-      <w:r>
-        <w:rPr>
-          <w:b w:val="0"/>
-        </w:rPr>
-        <w:t>The program uses fictional values and the Python standard library; it performs no external operations.</w:t>
-      </w:r>
-    </w:p>
-    <w:p>
-      <w:r>
-        <w:rPr>
-          <w:rFonts w:ascii="Courier New" w:hAnsi="Courier New"/>
-          <w:sz w:val="18"/>
-        </w:rPr>
-        <w:t>from copy import deepcopy</w:t>
-        <w:br/>
-        <w:br/>
-        <w:t>class MockLedger:</w:t>
-        <w:br/>
-        <w:t xml:space="preserve">    """In-memory classroom deduplication, not durable exactly-once delivery."""</w:t>
-        <w:br/>
-        <w:br/>
-        <w:t xml:space="preserve">    def __init__(self):</w:t>
-        <w:br/>
-        <w:t xml:space="preserve">        self.committed = {}</w:t>
-        <w:br/>
-        <w:t xml:space="preserve">        self.effects = []</w:t>
-        <w:br/>
-        <w:br/>
-        <w:t xml:space="preserve">    def submit(self, key, payload, approval):</w:t>
-        <w:br/>
-        <w:t xml:space="preserve">        if approval != payload:</w:t>
-        <w:br/>
-        <w:t xml:space="preserve">            raise PermissionError('exact approval required')</w:t>
-        <w:br/>
-        <w:t xml:space="preserve">        if key in self.committed:</w:t>
-        <w:br/>
-        <w:t xml:space="preserve">            (original, result) = self.committed[key]</w:t>
-        <w:br/>
-        <w:t xml:space="preserve">            if original != payload:</w:t>
-        <w:br/>
-        <w:t xml:space="preserve">                raise ValueError('idempotency conflict')</w:t>
-        <w:br/>
-        <w:t xml:space="preserve">            return deepcopy(result)</w:t>
-        <w:br/>
-        <w:t xml:space="preserve">        result = {'operation_id': key, 'status': 'committed'}</w:t>
-        <w:br/>
-        <w:t xml:space="preserve">        self.effects.append(deepcopy(payload))</w:t>
-        <w:br/>
-        <w:t xml:space="preserve">        self.committed[key] = (deepcopy(payload), deepcopy(result))</w:t>
-        <w:br/>
-        <w:t xml:space="preserve">        return deepcopy(result)</w:t>
-        <w:br/>
-        <w:br/>
-        <w:t>ledger = MockLedger()</w:t>
-        <w:br/>
-        <w:t>payload = {"version": "v1", "destination": "D"}</w:t>
-        <w:br/>
-        <w:t>ledger.submit("K", payload, payload)</w:t>
-        <w:br/>
-        <w:t>ledger.submit("K", payload, payload)</w:t>
-        <w:br/>
-        <w:t>print(len(ledger.effects))</w:t>
-      </w:r>
-    </w:p>
-    <w:p>
-      <w:pPr>
-        <w:pStyle w:val="Heading3"/>
-      </w:pPr>
-      <w:r>
-        <w:t>Learn from the worked case</w:t>
-      </w:r>
-    </w:p>
-    <w:p>
-      <w:pPr>
-        <w:spacing w:line="336" w:lineRule="auto" w:after="180"/>
-      </w:pPr>
-      <w:r>
-        <w:rPr>
-          <w:b w:val="0"/>
-        </w:rPr>
-        <w:t>Cover the result before checking it. Say what is given, choose the procedure, and follow one step at a time. Then uncover the result and explain your first mismatch. Ask why a step is allowed, not only what number it produces.</w:t>
-      </w:r>
-    </w:p>
-    <w:p>
-      <w:pPr>
-        <w:pStyle w:val="Heading3"/>
-      </w:pPr>
-      <w:r>
-        <w:t>A pictorial worked case: Approval gates and idempotency</w:t>
+        <w:pStyle w:val="Heading2"/>
+      </w:pPr>
+      <w:r>
+        <w:t>Separate desk fixture and exact approval identity</w:t>
       </w:r>
     </w:p>
     <w:p>
@@ -1164,24 +1575,7 @@
     </w:p>
     <w:p>
       <w:pPr>
-        <w:pStyle w:val="Heading3"/>
-      </w:pPr>
-      <w:r>
-        <w:t>The facts we will use</w:t>
-      </w:r>
-    </w:p>
-    <w:p>
-      <w:pPr>
-        <w:pStyle w:val="Heading3"/>
-      </w:pPr>
-      <w:r>
-        <w:t>Supplied facts</w:t>
-      </w:r>
-    </w:p>
-    <w:p>
-      <w:pPr>
         <w:spacing w:line="336" w:lineRule="auto" w:after="180"/>
-        <w:shd w:fill="F1F6FC"/>
       </w:pPr>
       <w:r>
         <w:rPr>
@@ -1191,11 +1585,41 @@
       </w:r>
     </w:p>
     <w:p>
+      <w:pPr>
+        <w:spacing w:line="336" w:lineRule="auto" w:after="180"/>
+      </w:pPr>
+      <w:r>
+        <w:rPr>
+          <w:b w:val="0"/>
+        </w:rPr>
+        <w:t>The main mock send uses actor operator, key K and v1/D. The picture is a separate desk-reservation mock: approved K9 for desk 4 is delivered twice, so one local reservation stub is recorded and the duplicate returns its stored result. A different K10 for desk 5 cannot borrow K9’s approval. In the extended program each exact approval binds actor, operation key and full payload.</w:t>
+      </w:r>
+    </w:p>
+    <w:p>
+      <w:pPr>
+        <w:spacing w:line="336" w:lineRule="auto" w:after="180"/>
+      </w:pPr>
+      <w:r>
+        <w:rPr>
+          <w:b w:val="0"/>
+        </w:rPr>
+        <w:t>Both examples are in-memory simulations; neither sends a message or reserves a real desk.</w:t>
+      </w:r>
+    </w:p>
+    <w:p>
+      <w:pPr>
+        <w:pStyle w:val="Heading2"/>
+      </w:pPr>
+      <w:r>
+        <w:t>Trace the first and duplicate K9 deliveries</w:t>
+      </w:r>
+    </w:p>
+    <w:p>
       <w:r>
         <w:drawing>
           <wp:inline xmlns:a="http://schemas.openxmlformats.org/drawingml/2006/main" xmlns:pic="http://schemas.openxmlformats.org/drawingml/2006/picture">
-            <wp:extent cx="5486400" cy="5185229"/>
-            <wp:docPr id="1" name="Picture 1" descr="Approval gates and idempotency. Check approval: The approved identifier and desk match K9.. Execute first copy: No result is stored yet, so perform the approved reservation once.. Handle duplicate: Return the stored K9 result without another reservation."/>
+            <wp:extent cx="5486400" cy="3182112"/>
+            <wp:docPr id="1" name="Picture 1" descr="Check approval: The approved identifier and desk match K9. → Execute first copy: No result is stored yet, so perform the approved reservation once. → Handle duplicate: Return the stored K9 result without another reservation."/>
             <wp:cNvGraphicFramePr>
               <a:graphicFrameLocks noChangeAspect="1"/>
             </wp:cNvGraphicFramePr>
@@ -1203,7 +1627,7 @@
               <a:graphicData uri="http://schemas.openxmlformats.org/drawingml/2006/picture">
                 <pic:pic>
                   <pic:nvPicPr>
-                    <pic:cNvPr id="0" name="academy-visual-ai-6-15.png"/>
+                    <pic:cNvPr id="0" name="academy-story-ai-6-15-02.png"/>
                     <pic:cNvPicPr/>
                   </pic:nvPicPr>
                   <pic:blipFill>
@@ -1215,7 +1639,7 @@
                   <pic:spPr>
                     <a:xfrm>
                       <a:off x="0" y="0"/>
-                      <a:ext cx="5486400" cy="5185229"/>
+                      <a:ext cx="5486400" cy="3182112"/>
                     </a:xfrm>
                     <a:prstGeom prst="rect"/>
                   </pic:spPr>
@@ -1343,24 +1767,7 @@
     </w:p>
     <w:p>
       <w:pPr>
-        <w:pStyle w:val="Heading3"/>
-      </w:pPr>
-      <w:r>
-        <w:t>Why this result follows</w:t>
-      </w:r>
-    </w:p>
-    <w:p>
-      <w:pPr>
-        <w:pStyle w:val="Heading3"/>
-      </w:pPr>
-      <w:r>
-        <w:t>Why the result follows</w:t>
-      </w:r>
-    </w:p>
-    <w:p>
-      <w:pPr>
         <w:spacing w:line="336" w:lineRule="auto" w:after="180"/>
-        <w:shd w:fill="F1F6FC"/>
       </w:pPr>
       <w:r>
         <w:rPr>
@@ -1371,70 +1778,280 @@
     </w:p>
     <w:p>
       <w:pPr>
-        <w:pStyle w:val="Heading3"/>
-      </w:pPr>
-      <w:r>
-        <w:t>What this example does not establish</w:t>
-      </w:r>
-    </w:p>
-    <w:p>
-      <w:pPr>
-        <w:pStyle w:val="Heading3"/>
-      </w:pPr>
-      <w:r>
-        <w:t>Keep the stated limit</w:t>
+        <w:pStyle w:val="Heading2"/>
+      </w:pPr>
+      <w:r>
+        <w:t>Predict K10/desk5 without its own approval</w:t>
+      </w:r>
+    </w:p>
+    <w:p>
+      <w:pPr>
+        <w:pStyle w:val="ListBullet"/>
+      </w:pPr>
+      <w:r>
+        <w:t>Change one thing: A new K10 asks for desk 5 without approval. Predict the result before checking the explanation. What remains the same?</w:t>
+      </w:r>
+    </w:p>
+    <w:p>
+      <w:pPr>
+        <w:pStyle w:val="Heading2"/>
+      </w:pPr>
+      <w:r>
+        <w:t>Check after predicting · reference / check after trying</w:t>
+      </w:r>
+    </w:p>
+    <w:p>
+      <w:r>
+        <w:drawing>
+          <wp:inline xmlns:a="http://schemas.openxmlformats.org/drawingml/2006/main" xmlns:pic="http://schemas.openxmlformats.org/drawingml/2006/picture">
+            <wp:extent cx="5486400" cy="3026664"/>
+            <wp:docPr id="2" name="Picture 2" descr="Original case: Return the stored K9 result without another reservation. Changed condition: A new K10 asks for desk 5 without approval. Expected result: Stop K10 at the approval gate. Reason: K9’s approval does not apply to a different action."/>
+            <wp:cNvGraphicFramePr>
+              <a:graphicFrameLocks noChangeAspect="1"/>
+            </wp:cNvGraphicFramePr>
+            <a:graphic>
+              <a:graphicData uri="http://schemas.openxmlformats.org/drawingml/2006/picture">
+                <pic:pic>
+                  <pic:nvPicPr>
+                    <pic:cNvPr id="0" name="academy-story-ai-6-15-04.png"/>
+                    <pic:cNvPicPr/>
+                  </pic:nvPicPr>
+                  <pic:blipFill>
+                    <a:blip r:embed="rId10"/>
+                    <a:stretch>
+                      <a:fillRect/>
+                    </a:stretch>
+                  </pic:blipFill>
+                  <pic:spPr>
+                    <a:xfrm>
+                      <a:off x="0" y="0"/>
+                      <a:ext cx="5486400" cy="3026664"/>
+                    </a:xfrm>
+                    <a:prstGeom prst="rect"/>
+                  </pic:spPr>
+                </pic:pic>
+              </a:graphicData>
+            </a:graphic>
+          </wp:inline>
+        </w:drawing>
+      </w:r>
+    </w:p>
+    <w:p>
+      <w:pPr>
+        <w:pStyle w:val="Heading2"/>
+      </w:pPr>
+      <w:r>
+        <w:t>Explain duplicate count and persistence limits</w:t>
+      </w:r>
+    </w:p>
+    <w:p>
+      <w:pPr>
+        <w:pStyle w:val="ListBullet"/>
+      </w:pPr>
+      <w:r>
+        <w:t>Deduplication requires reliable stored keys; this illustration does not prove crash-safe exactly-once execution.</w:t>
+      </w:r>
+    </w:p>
+    <w:p>
+      <w:pPr>
+        <w:pStyle w:val="ListBullet"/>
+      </w:pPr>
+      <w:r>
+        <w:t>Read the labelled picture: Trace the two deliveries of approved K9. How many reservations should occur, and why can a new K10 for desk 5 not borrow K9’s approval?</w:t>
+      </w:r>
+    </w:p>
+    <w:p>
+      <w:pPr>
+        <w:pStyle w:val="Heading2"/>
+      </w:pPr>
+      <w:r>
+        <w:t>Reference: original compact dictionary-approval mock · reference / check after trying</w:t>
       </w:r>
     </w:p>
     <w:p>
       <w:pPr>
         <w:spacing w:line="336" w:lineRule="auto" w:after="180"/>
-        <w:shd w:fill="FFF5E6"/>
       </w:pPr>
       <w:r>
         <w:rPr>
           <w:b w:val="0"/>
         </w:rPr>
-        <w:t>Deduplication requires reliable stored keys; this illustration does not prove crash-safe exactly-once execution.</w:t>
-      </w:r>
-    </w:p>
-    <w:p>
-      <w:pPr>
-        <w:pStyle w:val="Heading3"/>
-      </w:pPr>
-      <w:r>
-        <w:t>Keep the stated limit</w:t>
-      </w:r>
-    </w:p>
-    <w:p>
-      <w:pPr>
-        <w:spacing w:line="336" w:lineRule="auto" w:after="180"/>
-        <w:shd w:fill="FFF5E6"/>
-      </w:pPr>
+        <w:t xml:space="preserve">Optional local lab: predict the printed result before running this standalone Python 3 example. Change one relevant boundary </w:t>
+      </w:r>
+      <w:r>
+        <w:rPr>
+          <w:b/>
+        </w:rPr>
+        <w:t>input</w:t>
+      </w:r>
       <w:r>
         <w:rPr>
           <w:b w:val="0"/>
         </w:rPr>
-        <w:t>Read the labelled picture: Trace the two deliveries of approved K9. How many reservations should occur, and why can a new K10 for desk 5 not borrow K9’s approval?</w:t>
-      </w:r>
-    </w:p>
-    <w:p>
-      <w:pPr>
-        <w:pStyle w:val="Heading3"/>
-      </w:pPr>
-      <w:r>
-        <w:t>Keep the stated limit</w:t>
+        <w:t>, record the outcome and state the contract or statistical assumptions.</w:t>
       </w:r>
     </w:p>
     <w:p>
       <w:pPr>
         <w:spacing w:line="336" w:lineRule="auto" w:after="180"/>
-        <w:shd w:fill="FFF5E6"/>
       </w:pPr>
       <w:r>
         <w:rPr>
           <w:b w:val="0"/>
         </w:rPr>
-        <w:t>Change one thing: A new K10 asks for desk 5 without approval. Predict the result before checking the explanation. What remains the same?</w:t>
+        <w:t>The program uses fictional values and the Python standard library; it performs no external operations.</w:t>
+      </w:r>
+    </w:p>
+    <w:p>
+      <w:r>
+        <w:rPr>
+          <w:rFonts w:ascii="Courier New" w:hAnsi="Courier New"/>
+          <w:sz w:val="18"/>
+        </w:rPr>
+        <w:t>from copy import deepcopy</w:t>
+        <w:br/>
+        <w:br/>
+        <w:t>class MockLedger:</w:t>
+        <w:br/>
+        <w:t xml:space="preserve">    """In-memory classroom deduplication, not durable exactly-once delivery."""</w:t>
+        <w:br/>
+        <w:br/>
+        <w:t xml:space="preserve">    def __init__(self):</w:t>
+        <w:br/>
+        <w:t xml:space="preserve">        self.committed = {}</w:t>
+        <w:br/>
+        <w:t xml:space="preserve">        self.effects = []</w:t>
+        <w:br/>
+        <w:br/>
+        <w:t xml:space="preserve">    def submit(self, key, payload, approval):</w:t>
+        <w:br/>
+        <w:t xml:space="preserve">        if approval != payload:</w:t>
+        <w:br/>
+        <w:t xml:space="preserve">            raise PermissionError('exact approval required')</w:t>
+        <w:br/>
+        <w:t xml:space="preserve">        if key in self.committed:</w:t>
+        <w:br/>
+        <w:t xml:space="preserve">            (original, result) = self.committed[key]</w:t>
+        <w:br/>
+        <w:t xml:space="preserve">            if original != payload:</w:t>
+        <w:br/>
+        <w:t xml:space="preserve">                raise ValueError('idempotency conflict')</w:t>
+        <w:br/>
+        <w:t xml:space="preserve">            return deepcopy(result)</w:t>
+        <w:br/>
+        <w:t xml:space="preserve">        result = {'operation_id': key, 'status': 'committed'}</w:t>
+        <w:br/>
+        <w:t xml:space="preserve">        self.effects.append(deepcopy(payload))</w:t>
+        <w:br/>
+        <w:t xml:space="preserve">        self.committed[key] = (deepcopy(payload), deepcopy(result))</w:t>
+        <w:br/>
+        <w:t xml:space="preserve">        return deepcopy(result)</w:t>
+        <w:br/>
+        <w:br/>
+        <w:t>ledger = MockLedger()</w:t>
+        <w:br/>
+        <w:t>payload = {"version": "v1", "destination": "D"}</w:t>
+        <w:br/>
+        <w:t>ledger.submit("K", payload, payload)</w:t>
+        <w:br/>
+        <w:t>ledger.submit("K", payload, payload)</w:t>
+        <w:br/>
+        <w:t>print(len(ledger.effects))</w:t>
+      </w:r>
+    </w:p>
+    <w:p>
+      <w:pPr>
+        <w:pStyle w:val="Heading2"/>
+      </w:pPr>
+      <w:r>
+        <w:t>Earlier wording, alternatives and picture transcripts · reference / check after trying</w:t>
+      </w:r>
+    </w:p>
+    <w:p>
+      <w:pPr>
+        <w:pStyle w:val="Heading3"/>
+      </w:pPr>
+      <w:r>
+        <w:t>Learn from the worked case</w:t>
+      </w:r>
+    </w:p>
+    <w:p>
+      <w:pPr>
+        <w:spacing w:line="336" w:lineRule="auto" w:after="180"/>
+      </w:pPr>
+      <w:r>
+        <w:rPr>
+          <w:b w:val="0"/>
+        </w:rPr>
+        <w:t>Cover the result before checking it. Say what is given, choose the procedure, and follow one step at a time. Then uncover the result and explain your first mismatch. Ask why a step is allowed, not only what number it produces.</w:t>
+      </w:r>
+    </w:p>
+    <w:p>
+      <w:pPr>
+        <w:pStyle w:val="Heading3"/>
+      </w:pPr>
+      <w:r>
+        <w:t>A pictorial worked case: Approval gates and idempotency</w:t>
+      </w:r>
+    </w:p>
+    <w:p>
+      <w:pPr>
+        <w:pStyle w:val="Heading3"/>
+      </w:pPr>
+      <w:r>
+        <w:t>The facts we will use</w:t>
+      </w:r>
+    </w:p>
+    <w:p>
+      <w:r>
+        <w:drawing>
+          <wp:inline xmlns:a="http://schemas.openxmlformats.org/drawingml/2006/main" xmlns:pic="http://schemas.openxmlformats.org/drawingml/2006/picture">
+            <wp:extent cx="5486400" cy="5185229"/>
+            <wp:docPr id="3" name="Picture 3" descr="Approval gates and idempotency. Check approval: The approved identifier and desk match K9.. Execute first copy: No result is stored yet, so perform the approved reservation once.. Handle duplicate: Return the stored K9 result without another reservation."/>
+            <wp:cNvGraphicFramePr>
+              <a:graphicFrameLocks noChangeAspect="1"/>
+            </wp:cNvGraphicFramePr>
+            <a:graphic>
+              <a:graphicData uri="http://schemas.openxmlformats.org/drawingml/2006/picture">
+                <pic:pic>
+                  <pic:nvPicPr>
+                    <pic:cNvPr id="0" name="academy-visual-ai-6-15.png"/>
+                    <pic:cNvPicPr/>
+                  </pic:nvPicPr>
+                  <pic:blipFill>
+                    <a:blip r:embed="rId11"/>
+                    <a:stretch>
+                      <a:fillRect/>
+                    </a:stretch>
+                  </pic:blipFill>
+                  <pic:spPr>
+                    <a:xfrm>
+                      <a:off x="0" y="0"/>
+                      <a:ext cx="5486400" cy="5185229"/>
+                    </a:xfrm>
+                    <a:prstGeom prst="rect"/>
+                  </pic:spPr>
+                </pic:pic>
+              </a:graphicData>
+            </a:graphic>
+          </wp:inline>
+        </w:drawing>
+      </w:r>
+    </w:p>
+    <w:p>
+      <w:pPr>
+        <w:pStyle w:val="Heading3"/>
+      </w:pPr>
+      <w:r>
+        <w:t>Why this result follows</w:t>
+      </w:r>
+    </w:p>
+    <w:p>
+      <w:pPr>
+        <w:pStyle w:val="Heading3"/>
+      </w:pPr>
+      <w:r>
+        <w:t>What this example does not establish</w:t>
       </w:r>
     </w:p>
     <w:p>
@@ -1442,12 +2059,20 @@
         <w:pStyle w:val="Heading1"/>
       </w:pPr>
       <w:r>
-        <w:t>07. Find and repair a mistake</w:t>
-      </w:r>
-    </w:p>
-    <w:p>
-      <w:r>
-        <w:t>Find the unsupported step in the Approval gates and idempotency claim and explain a repair using the supplied evidence.</w:t>
+        <w:t>07. Know exactly what the deduplication mechanism protects</w:t>
+      </w:r>
+    </w:p>
+    <w:p>
+      <w:r>
+        <w:t>Stored keys and downstream behaviour determine the guarantee.</w:t>
+      </w:r>
+    </w:p>
+    <w:p>
+      <w:pPr>
+        <w:pStyle w:val="Heading2"/>
+      </w:pPr>
+      <w:r>
+        <w:t>Core persistence/downstream qualification</w:t>
       </w:r>
     </w:p>
     <w:p>
@@ -1463,16 +2088,7 @@
     </w:p>
     <w:p>
       <w:pPr>
-        <w:pStyle w:val="Heading3"/>
-      </w:pPr>
-      <w:r>
-        <w:t>Check the claim against the facts</w:t>
-      </w:r>
-    </w:p>
-    <w:p>
-      <w:pPr>
         <w:spacing w:line="336" w:lineRule="auto" w:after="180"/>
-        <w:shd w:fill="FFF5E6"/>
       </w:pPr>
       <w:r>
         <w:rPr>
@@ -1484,7 +2100,6 @@
     <w:p>
       <w:pPr>
         <w:spacing w:line="336" w:lineRule="auto" w:after="180"/>
-        <w:shd w:fill="FFF5E6"/>
       </w:pPr>
       <w:r>
         <w:rPr>
@@ -1507,6 +2122,256 @@
     </w:p>
     <w:p>
       <w:pPr>
+        <w:pStyle w:val="Heading2"/>
+      </w:pPr>
+      <w:r>
+        <w:t>Complete approval, conflict, mutation and restart probes</w:t>
+      </w:r>
+    </w:p>
+    <w:tbl>
+      <w:tblPr>
+        <w:tblStyle w:val="LightShading-Accent1"/>
+        <w:tblW w:type="auto" w:w="0"/>
+        <w:tblLook w:firstColumn="1" w:firstRow="1" w:lastColumn="0" w:lastRow="0" w:noHBand="0" w:noVBand="1" w:val="04A0"/>
+      </w:tblPr>
+      <w:tblGrid>
+        <w:gridCol w:w="5112"/>
+        <w:gridCol w:w="5112"/>
+      </w:tblGrid>
+      <w:tr>
+        <w:trPr>
+          <w:tblHeader/>
+        </w:trPr>
+        <w:tc>
+          <w:tcPr>
+            <w:tcW w:type="dxa" w:w="5112"/>
+          </w:tcPr>
+          <w:p>
+            <w:r>
+              <w:t>Approval or retry probe</w:t>
+            </w:r>
+          </w:p>
+        </w:tc>
+        <w:tc>
+          <w:tcPr>
+            <w:tcW w:type="dxa" w:w="5112"/>
+          </w:tcPr>
+          <w:p>
+            <w:r>
+              <w:t>Expected interpretation</w:t>
+            </w:r>
+          </w:p>
+        </w:tc>
+      </w:tr>
+      <w:tr>
+        <w:tc>
+          <w:tcPr>
+            <w:tcW w:type="dxa" w:w="5112"/>
+          </w:tcPr>
+          <w:p>
+            <w:r>
+              <w:t>Same actor/key/payload and matching trusted approval</w:t>
+            </w:r>
+          </w:p>
+        </w:tc>
+        <w:tc>
+          <w:tcPr>
+            <w:tcW w:type="dxa" w:w="5112"/>
+          </w:tcPr>
+          <w:p>
+            <w:r>
+              <w:t>Replay stored result without another local effect</w:t>
+            </w:r>
+          </w:p>
+        </w:tc>
+      </w:tr>
+      <w:tr>
+        <w:tc>
+          <w:tcPr>
+            <w:tcW w:type="dxa" w:w="5112"/>
+          </w:tcPr>
+          <w:p>
+            <w:r>
+              <w:t>Same key, changed version/destination/body</w:t>
+            </w:r>
+          </w:p>
+        </w:tc>
+        <w:tc>
+          <w:tcPr>
+            <w:tcW w:type="dxa" w:w="5112"/>
+          </w:tcPr>
+          <w:p>
+            <w:r>
+              <w:t>Reject conflicting operation content</w:t>
+            </w:r>
+          </w:p>
+        </w:tc>
+      </w:tr>
+      <w:tr>
+        <w:tc>
+          <w:tcPr>
+            <w:tcW w:type="dxa" w:w="5112"/>
+          </w:tcPr>
+          <w:p>
+            <w:r>
+              <w:t>New matching approval for changed payload but old committed key</w:t>
+            </w:r>
+          </w:p>
+        </w:tc>
+        <w:tc>
+          <w:tcPr>
+            <w:tcW w:type="dxa" w:w="5112"/>
+          </w:tcPr>
+          <w:p>
+            <w:r>
+              <w:t>Still conflict; use a properly planned new operation identity rather than rewrite history</w:t>
+            </w:r>
+          </w:p>
+        </w:tc>
+      </w:tr>
+      <w:tr>
+        <w:tc>
+          <w:tcPr>
+            <w:tcW w:type="dxa" w:w="5112"/>
+          </w:tcPr>
+          <w:p>
+            <w:r>
+              <w:t>Old approval with different actor or operation key</w:t>
+            </w:r>
+          </w:p>
+        </w:tc>
+        <w:tc>
+          <w:tcPr>
+            <w:tcW w:type="dxa" w:w="5112"/>
+          </w:tcPr>
+          <w:p>
+            <w:r>
+              <w:t>Reject; exact approved scope does not transfer</w:t>
+            </w:r>
+          </w:p>
+        </w:tc>
+      </w:tr>
+      <w:tr>
+        <w:tc>
+          <w:tcPr>
+            <w:tcW w:type="dxa" w:w="5112"/>
+          </w:tcPr>
+          <w:p>
+            <w:r>
+              <w:t>Timeout or lost response is suspected</w:t>
+            </w:r>
+          </w:p>
+        </w:tc>
+        <w:tc>
+          <w:tcPr>
+            <w:tcW w:type="dxa" w:w="5112"/>
+          </w:tcPr>
+          <w:p>
+            <w:r>
+              <w:t>Outcome may be uncertain; do not assume the first effect failed and blindly change the key</w:t>
+            </w:r>
+          </w:p>
+        </w:tc>
+      </w:tr>
+      <w:tr>
+        <w:tc>
+          <w:tcPr>
+            <w:tcW w:type="dxa" w:w="5112"/>
+          </w:tcPr>
+          <w:p>
+            <w:r>
+              <w:t>Returned result object is edited by caller</w:t>
+            </w:r>
+          </w:p>
+        </w:tc>
+        <w:tc>
+          <w:tcPr>
+            <w:tcW w:type="dxa" w:w="5112"/>
+          </w:tcPr>
+          <w:p>
+            <w:r>
+              <w:t>Copies keep the stored committed result unchanged in this mock</w:t>
+            </w:r>
+          </w:p>
+        </w:tc>
+      </w:tr>
+      <w:tr>
+        <w:tc>
+          <w:tcPr>
+            <w:tcW w:type="dxa" w:w="5112"/>
+          </w:tcPr>
+          <w:p>
+            <w:r>
+              <w:t>Fresh ledger instance after lost memory</w:t>
+            </w:r>
+          </w:p>
+        </w:tc>
+        <w:tc>
+          <w:tcPr>
+            <w:tcW w:type="dxa" w:w="5112"/>
+          </w:tcPr>
+          <w:p>
+            <w:r>
+              <w:t>Old commit is forgotten; a second local effect can occur</w:t>
+            </w:r>
+          </w:p>
+        </w:tc>
+      </w:tr>
+      <w:tr>
+        <w:tc>
+          <w:tcPr>
+            <w:tcW w:type="dxa" w:w="5112"/>
+          </w:tcPr>
+          <w:p>
+            <w:r>
+              <w:t>Sequential in-memory examples pass</w:t>
+            </w:r>
+          </w:p>
+        </w:tc>
+        <w:tc>
+          <w:tcPr>
+            <w:tcW w:type="dxa" w:w="5112"/>
+          </w:tcPr>
+          <w:p>
+            <w:r>
+              <w:t>No proof of durable, atomic, concurrent or downstream exactly-once execution</w:t>
+            </w:r>
+          </w:p>
+        </w:tc>
+      </w:tr>
+      <w:tr>
+        <w:tc>
+          <w:tcPr>
+            <w:tcW w:type="dxa" w:w="5112"/>
+          </w:tcPr>
+          <w:p>
+            <w:r>
+              <w:t>Original compact approval equals payload</w:t>
+            </w:r>
+          </w:p>
+        </w:tc>
+        <w:tc>
+          <w:tcPr>
+            <w:tcW w:type="dxa" w:w="5112"/>
+          </w:tcPr>
+          <w:p>
+            <w:r>
+              <w:t>A classroom equality check, not real actor-bound approval verification</w:t>
+            </w:r>
+          </w:p>
+        </w:tc>
+      </w:tr>
+    </w:tbl>
+    <w:p>
+      <w:pPr>
+        <w:pStyle w:val="Heading2"/>
+      </w:pPr>
+      <w:r>
+        <w:t>Guided explanation and repair</w:t>
+      </w:r>
+    </w:p>
+    <w:p>
+      <w:pPr>
         <w:pStyle w:val="Heading3"/>
       </w:pPr>
       <w:r>
@@ -1540,42 +2405,126 @@
     </w:p>
     <w:p>
       <w:pPr>
+        <w:pStyle w:val="ListBullet"/>
+      </w:pPr>
+      <w:r>
+        <w:t>A report omits this qualification: A key prevents duplicate application effects only within the implemented persistence and downstream guarantees; it is not universal exactly-once delivery. Explain how omitting it could change a reader's interpretation, and write an accurate replacement.</w:t>
+      </w:r>
+    </w:p>
+    <w:p>
+      <w:pPr>
         <w:pStyle w:val="Heading3"/>
       </w:pPr>
       <w:r>
+        <w:t>State one repair and the checks you would rerun.</w:t>
+      </w:r>
+    </w:p>
+    <w:p>
+      <w:r>
+        <w:t>________________________________________________________________</w:t>
+      </w:r>
+    </w:p>
+    <w:p>
+      <w:r>
+        <w:t>________________________________________________________________</w:t>
+      </w:r>
+    </w:p>
+    <w:p>
+      <w:r>
+        <w:t>________________________________________________________________</w:t>
+      </w:r>
+    </w:p>
+    <w:p>
+      <w:r>
+        <w:t>________________________________________________________________</w:t>
+      </w:r>
+    </w:p>
+    <w:p>
+      <w:r>
+        <w:t>________________________________________________________________</w:t>
+      </w:r>
+    </w:p>
+    <w:p>
+      <w:r>
+        <w:t>________________________________________________________________</w:t>
+      </w:r>
+    </w:p>
+    <w:p>
+      <w:pPr>
+        <w:pStyle w:val="Heading2"/>
+      </w:pPr>
+      <w:r>
+        <w:t>Earlier wording, alternatives and picture transcripts · reference / check after trying</w:t>
+      </w:r>
+    </w:p>
+    <w:p>
+      <w:pPr>
+        <w:pStyle w:val="Heading3"/>
+      </w:pPr>
+      <w:r>
         <w:t>Locate the earliest unsupported step</w:t>
       </w:r>
     </w:p>
     <w:p>
       <w:pPr>
+        <w:pStyle w:val="Heading1"/>
+      </w:pPr>
+      <w:r>
+        <w:t>08. Practise exact operation identity and safe retry reasoning</w:t>
+      </w:r>
+    </w:p>
+    <w:p>
+      <w:r>
+        <w:t>Name the actor, key, payload, approval and recorded effect count.</w:t>
+      </w:r>
+    </w:p>
+    <w:p>
+      <w:pPr>
+        <w:pStyle w:val="Heading2"/>
+      </w:pPr>
+      <w:r>
+        <w:t>Current explanation and guided scope check</w:t>
+      </w:r>
+    </w:p>
+    <w:p>
+      <w:pPr>
+        <w:pStyle w:val="ListBullet"/>
+      </w:pPr>
+      <w:r>
+        <w:t>Explain the weekly mechanism in your own words. Use the worked scenario to name its input, decision rule and output.</w:t>
+      </w:r>
+    </w:p>
+    <w:p>
+      <w:pPr>
         <w:pStyle w:val="Heading3"/>
       </w:pPr>
       <w:r>
-        <w:t>Check the claim against the facts</w:t>
-      </w:r>
-    </w:p>
-    <w:p>
-      <w:pPr>
-        <w:spacing w:line="336" w:lineRule="auto" w:after="180"/>
-        <w:shd w:fill="FFF5E6"/>
-      </w:pPr>
-      <w:r>
-        <w:rPr>
-          <w:b w:val="0"/>
-        </w:rPr>
-        <w:t>A report omits this qualification: A key prevents duplicate application effects only within the implemented persistence and downstream guarantees; it is not universal exactly-once delivery.</w:t>
-      </w:r>
-    </w:p>
-    <w:p>
-      <w:pPr>
-        <w:spacing w:line="336" w:lineRule="auto" w:after="180"/>
-        <w:shd w:fill="FFF5E6"/>
-      </w:pPr>
-      <w:r>
-        <w:rPr>
-          <w:b w:val="0"/>
-        </w:rPr>
-        <w:t>Explain how omitting it could change a reader's interpretation, and write an accurate replacement.</w:t>
+        <w:t>Guided: restate the worked result, then name the assumption or limitation that prevents a broader conclusion.</w:t>
+      </w:r>
+    </w:p>
+    <w:p>
+      <w:r>
+        <w:t>________________________________________________________________</w:t>
+      </w:r>
+    </w:p>
+    <w:p>
+      <w:r>
+        <w:t>________________________________________________________________</w:t>
+      </w:r>
+    </w:p>
+    <w:p>
+      <w:r>
+        <w:t>________________________________________________________________</w:t>
+      </w:r>
+    </w:p>
+    <w:p>
+      <w:r>
+        <w:t>________________________________________________________________</w:t>
+      </w:r>
+    </w:p>
+    <w:p>
+      <w:r>
+        <w:t>________________________________________________________________</w:t>
       </w:r>
     </w:p>
     <w:p>
@@ -1583,7 +2532,7 @@
         <w:pStyle w:val="Heading3"/>
       </w:pPr>
       <w:r>
-        <w:t>State one repair and the checks you would rerun.</w:t>
+        <w:t>Explain your prediction to a partner before comparing results.</w:t>
       </w:r>
     </w:p>
     <w:p>
@@ -1607,142 +2556,11 @@
       </w:r>
     </w:p>
     <w:p>
-      <w:r>
-        <w:t>________________________________________________________________</w:t>
-      </w:r>
-    </w:p>
-    <w:p>
-      <w:r>
-        <w:t>________________________________________________________________</w:t>
-      </w:r>
-    </w:p>
-    <w:p>
-      <w:pPr>
-        <w:pStyle w:val="Heading1"/>
-      </w:pPr>
-      <w:r>
-        <w:t>08. Practise together</w:t>
-      </w:r>
-    </w:p>
-    <w:p>
-      <w:r>
-        <w:t>Practise Approval gates and idempotency with support, then explain the deciding step in your own words.</w:t>
-      </w:r>
-    </w:p>
-    <w:p>
-      <w:pPr>
-        <w:spacing w:line="336" w:lineRule="auto" w:after="180"/>
-      </w:pPr>
-      <w:r>
-        <w:rPr>
-          <w:b w:val="0"/>
-        </w:rPr>
-        <w:t xml:space="preserve">Explain the weekly </w:t>
-      </w:r>
-      <w:r>
-        <w:rPr>
-          <w:b/>
-        </w:rPr>
-        <w:t>mechanism</w:t>
-      </w:r>
-      <w:r>
-        <w:rPr>
-          <w:b w:val="0"/>
-        </w:rPr>
-        <w:t xml:space="preserve"> in your own words. Use the worked scenario to name its </w:t>
-      </w:r>
-      <w:r>
-        <w:rPr>
-          <w:b/>
-        </w:rPr>
-        <w:t>input</w:t>
-      </w:r>
-      <w:r>
-        <w:rPr>
-          <w:b w:val="0"/>
-        </w:rPr>
-        <w:t xml:space="preserve">, decision rule and </w:t>
-      </w:r>
-      <w:r>
-        <w:rPr>
-          <w:b/>
-        </w:rPr>
-        <w:t>output</w:t>
-      </w:r>
-      <w:r>
-        <w:rPr>
-          <w:b w:val="0"/>
-        </w:rPr>
-        <w:t>.</w:t>
-      </w:r>
-    </w:p>
-    <w:p>
-      <w:pPr>
-        <w:pStyle w:val="Heading3"/>
-      </w:pPr>
-      <w:r>
-        <w:t>Guided: restate the worked result, then name the assumption or limitation that prevents a broader conclusion.</w:t>
-      </w:r>
-    </w:p>
-    <w:p>
-      <w:r>
-        <w:t>________________________________________________________________</w:t>
-      </w:r>
-    </w:p>
-    <w:p>
-      <w:r>
-        <w:t>________________________________________________________________</w:t>
-      </w:r>
-    </w:p>
-    <w:p>
-      <w:r>
-        <w:t>________________________________________________________________</w:t>
-      </w:r>
-    </w:p>
-    <w:p>
-      <w:r>
-        <w:t>________________________________________________________________</w:t>
-      </w:r>
-    </w:p>
-    <w:p>
-      <w:r>
-        <w:t>________________________________________________________________</w:t>
-      </w:r>
-    </w:p>
-    <w:p>
-      <w:pPr>
-        <w:pStyle w:val="Heading3"/>
-      </w:pPr>
-      <w:r>
-        <w:t>Explain your prediction to a partner before comparing results.</w:t>
-      </w:r>
-    </w:p>
-    <w:p>
-      <w:r>
-        <w:t>________________________________________________________________</w:t>
-      </w:r>
-    </w:p>
-    <w:p>
-      <w:r>
-        <w:t>________________________________________________________________</w:t>
-      </w:r>
-    </w:p>
-    <w:p>
-      <w:r>
-        <w:t>________________________________________________________________</w:t>
-      </w:r>
-    </w:p>
-    <w:p>
-      <w:r>
-        <w:t>________________________________________________________________</w:t>
-      </w:r>
-    </w:p>
-    <w:p>
-      <w:pPr>
-        <w:pStyle w:val="Heading3"/>
-      </w:pPr>
-      <w:r>
-        <w:t>Practise with less help: Trace the worked case</w:t>
+      <w:pPr>
+        <w:pStyle w:val="Heading2"/>
+      </w:pPr>
+      <w:r>
+        <w:t>Supported W2 record</w:t>
       </w:r>
     </w:p>
     <w:p>
@@ -1872,82 +2690,49 @@
     </w:p>
     <w:p>
       <w:pPr>
+        <w:pStyle w:val="Heading2"/>
+      </w:pPr>
+      <w:r>
+        <w:t>Individual exactly-once overclaim check</w:t>
+      </w:r>
+    </w:p>
+    <w:p>
+      <w:pPr>
+        <w:pStyle w:val="ListBullet"/>
+      </w:pPr>
+      <w:r>
+        <w:t>Use the worked case for Approval gates and idempotency. Proposed explanation: “The worked result establishes every future case”. Decide whether this explanation is supported. Point to the step or supplied fact that decides; explain your repair if needed.</w:t>
+      </w:r>
+    </w:p>
+    <w:p>
+      <w:pPr>
+        <w:pStyle w:val="ListBullet"/>
+      </w:pPr>
+      <w:r>
+        <w:t>Answer on your own before discussion. If you are unsure, say which step you need help with.</w:t>
+      </w:r>
+    </w:p>
+    <w:p>
+      <w:pPr>
+        <w:pStyle w:val="Heading2"/>
+      </w:pPr>
+      <w:r>
+        <w:t>Desk picture response</w:t>
+      </w:r>
+    </w:p>
+    <w:p>
+      <w:pPr>
+        <w:pStyle w:val="ListBullet"/>
+      </w:pPr>
+      <w:r>
+        <w:t>Trace the two deliveries of approved K9. How many reservations should occur, and why can a new K10 for desk 5 not borrow K9’s approval?</w:t>
+      </w:r>
+    </w:p>
+    <w:p>
+      <w:pPr>
         <w:pStyle w:val="Heading3"/>
       </w:pPr>
       <w:r>
-        <w:t>Check your reasoning</w:t>
-      </w:r>
-    </w:p>
-    <w:p>
-      <w:pPr>
-        <w:spacing w:line="336" w:lineRule="auto" w:after="180"/>
-      </w:pPr>
-      <w:r>
-        <w:rPr>
-          <w:b w:val="0"/>
-        </w:rPr>
-        <w:t xml:space="preserve">Use the worked case for </w:t>
-      </w:r>
-      <w:r>
-        <w:rPr>
-          <w:b/>
-        </w:rPr>
-        <w:t>Approval gate</w:t>
-      </w:r>
-      <w:r>
-        <w:rPr>
-          <w:b w:val="0"/>
-        </w:rPr>
-        <w:t>s and idempotency. Proposed explanation: “The worked result establishes every future case”. Decide whether this explanation is supported.</w:t>
-      </w:r>
-    </w:p>
-    <w:p>
-      <w:pPr>
-        <w:spacing w:line="336" w:lineRule="auto" w:after="180"/>
-      </w:pPr>
-      <w:r>
-        <w:rPr>
-          <w:b w:val="0"/>
-        </w:rPr>
-        <w:t>Point to the step or supplied fact that decides; explain your repair if needed.</w:t>
-      </w:r>
-    </w:p>
-    <w:p>
-      <w:pPr>
-        <w:spacing w:line="336" w:lineRule="auto" w:after="180"/>
-      </w:pPr>
-      <w:r>
-        <w:rPr>
-          <w:b w:val="0"/>
-        </w:rPr>
-        <w:t>Answer on your own before discussion. If you are unsure, say which step you need help with.</w:t>
-      </w:r>
-    </w:p>
-    <w:p>
-      <w:pPr>
-        <w:pStyle w:val="Heading3"/>
-      </w:pPr>
-      <w:r>
-        <w:t>Explain the picture</w:t>
-      </w:r>
-    </w:p>
-    <w:p>
-      <w:pPr>
-        <w:spacing w:line="336" w:lineRule="auto" w:after="180"/>
-        <w:shd w:fill="F5F1FB"/>
-      </w:pPr>
-      <w:r>
-        <w:rPr>
-          <w:b w:val="0"/>
-        </w:rPr>
-        <w:t>Trace the two deliveries of approved K9. How many reservations should occur, and why can a new K10 for desk 5 not borrow K9’s approval?</w:t>
-      </w:r>
-    </w:p>
-    <w:p>
-      <w:pPr>
-        <w:pStyle w:val="Heading3"/>
-      </w:pPr>
-      <w:r>
         <w:t>My explanation using a pictured step and the given facts</w:t>
       </w:r>
     </w:p>
@@ -1969,6 +2754,14 @@
     <w:p>
       <w:r>
         <w:t>________________________________________________________________</w:t>
+      </w:r>
+    </w:p>
+    <w:p>
+      <w:pPr>
+        <w:pStyle w:val="Heading2"/>
+      </w:pPr>
+      <w:r>
+        <w:t>Reserve independent committed-room key conflict</w:t>
       </w:r>
     </w:p>
     <w:p>
@@ -1984,23 +2777,55 @@
     </w:p>
     <w:p>
       <w:pPr>
+        <w:pStyle w:val="Heading2"/>
+      </w:pPr>
+      <w:r>
+        <w:t>Earlier wording, alternatives and picture transcripts · reference / check after trying</w:t>
+      </w:r>
+    </w:p>
+    <w:p>
+      <w:pPr>
+        <w:pStyle w:val="Heading3"/>
+      </w:pPr>
+      <w:r>
+        <w:t>Practise with less help: Trace the worked case</w:t>
+      </w:r>
+    </w:p>
+    <w:p>
+      <w:pPr>
+        <w:pStyle w:val="Heading3"/>
+      </w:pPr>
+      <w:r>
+        <w:t>Check your reasoning</w:t>
+      </w:r>
+    </w:p>
+    <w:p>
+      <w:pPr>
+        <w:pStyle w:val="Heading3"/>
+      </w:pPr>
+      <w:r>
+        <w:t>Explain the picture</w:t>
+      </w:r>
+    </w:p>
+    <w:p>
+      <w:pPr>
         <w:pStyle w:val="Heading1"/>
       </w:pPr>
       <w:r>
-        <w:t>09. Run the investigation</w:t>
-      </w:r>
-    </w:p>
-    <w:p>
-      <w:r>
-        <w:t>Investigate Approval gates and idempotency. Record the prediction, actual observation or labelled paper trace, explanation and next test separately.</w:t>
-      </w:r>
-    </w:p>
-    <w:p>
-      <w:pPr>
-        <w:pStyle w:val="Heading3"/>
-      </w:pPr>
-      <w:r>
-        <w:t>Predict, investigate and preserve the evidence</w:t>
+        <w:t>09. Run the complete approval, duplicate and persistence-boundary audit</w:t>
+      </w:r>
+    </w:p>
+    <w:p>
+      <w:r>
+        <w:t>Inspect both returned results and the local effect ledger.</w:t>
+      </w:r>
+    </w:p>
+    <w:p>
+      <w:pPr>
+        <w:pStyle w:val="Heading2"/>
+      </w:pPr>
+      <w:r>
+        <w:t>Current identical v1/D retry investigation</w:t>
       </w:r>
     </w:p>
     <w:p>
@@ -2015,60 +2840,176 @@
       </w:r>
     </w:p>
     <w:p>
+      <w:pPr>
+        <w:pStyle w:val="Heading2"/>
+      </w:pPr>
+      <w:r>
+        <w:t>Complete runnable trusted-registry mock</w:t>
+      </w:r>
+    </w:p>
+    <w:p>
       <w:r>
         <w:rPr>
           <w:rFonts w:ascii="Courier New" w:hAnsi="Courier New"/>
           <w:sz w:val="18"/>
         </w:rPr>
+        <w:t>"""Sequential in-memory effect stubs and trusted approval fixtures; no sending."""</w:t>
+        <w:br/>
         <w:t>from copy import deepcopy</w:t>
         <w:br/>
         <w:br/>
         <w:t>class MockLedger:</w:t>
         <w:br/>
-        <w:t xml:space="preserve">    """In-memory classroom deduplication, not durable exactly-once delivery."""</w:t>
+        <w:t xml:space="preserve">    def __init__(self,trusted_approvals):</w:t>
+        <w:br/>
+        <w:t xml:space="preserve">        self._approvals=deepcopy(trusted_approvals)</w:t>
+        <w:br/>
+        <w:t xml:space="preserve">        self.committed={}</w:t>
+        <w:br/>
+        <w:t xml:space="preserve">        self.effects=[]</w:t>
         <w:br/>
         <w:br/>
-        <w:t xml:space="preserve">    def __init__(self):</w:t>
+        <w:t xml:space="preserve">    def submit(self,actor, key,payload,approval_id):</w:t>
         <w:br/>
-        <w:t xml:space="preserve">        self.committed = {}</w:t>
+        <w:t xml:space="preserve">        if any(type(v) is not str or not v for v in [actor, key,approval_id]):</w:t>
         <w:br/>
-        <w:t xml:space="preserve">        self.effects = []</w:t>
+        <w:t xml:space="preserve">            raise ValueError('invalid actor, key or approval identifier')</w:t>
         <w:br/>
+        <w:t xml:space="preserve">        if (type(payload) is not dict or set(payload)!={'operation','version','destination','body'}</w:t>
         <w:br/>
-        <w:t xml:space="preserve">    def submit(self, key, payload, approval):</w:t>
+        <w:t xml:space="preserve">            or any(type(v) is not str or not v for v in payload.values())):</w:t>
         <w:br/>
-        <w:t xml:space="preserve">        if approval != payload:</w:t>
+        <w:t xml:space="preserve">            raise ValueError('invalid payload schema')</w:t>
         <w:br/>
-        <w:t xml:space="preserve">            raise PermissionError('exact approval required')</w:t>
+        <w:t xml:space="preserve">        approval=self._approvals.get(approval_id)</w:t>
         <w:br/>
-        <w:t xml:space="preserve">        if key in self.committed:</w:t>
+        <w:t xml:space="preserve">        expected={'actor':actor,'key':key,'payload':payload}</w:t>
         <w:br/>
-        <w:t xml:space="preserve">            (original, result) = self.committed[key]</w:t>
+        <w:t xml:space="preserve">        if approval!=expected:</w:t>
         <w:br/>
-        <w:t xml:space="preserve">            if original != payload:</w:t>
+        <w:t xml:space="preserve">            raise PermissionError('matching trusted approval required')</w:t>
         <w:br/>
-        <w:t xml:space="preserve">                raise ValueError('idempotency conflict')</w:t>
+        <w:t xml:space="preserve">        slot=(actor, key)</w:t>
+        <w:br/>
+        <w:t xml:space="preserve">        if slot in self.committed:</w:t>
+        <w:br/>
+        <w:t xml:space="preserve">            original,result=self.committed[slot]</w:t>
+        <w:br/>
+        <w:t xml:space="preserve">            if original!=payload:raise ValueError('idempotency payload conflict')</w:t>
         <w:br/>
         <w:t xml:space="preserve">            return deepcopy(result)</w:t>
         <w:br/>
-        <w:t xml:space="preserve">        result = {'operation_id': key, 'status': 'committed'}</w:t>
+        <w:t xml:space="preserve">        result={'operation_id':key,'status':'committed_stub'}</w:t>
+        <w:br/>
+        <w:t xml:space="preserve">        # This appends a local record only; no provider effect is executed.</w:t>
         <w:br/>
         <w:t xml:space="preserve">        self.effects.append(deepcopy(payload))</w:t>
         <w:br/>
-        <w:t xml:space="preserve">        self.committed[key] = (deepcopy(payload), deepcopy(result))</w:t>
+        <w:t xml:space="preserve">        self.committed[slot]=(deepcopy(payload),deepcopy(result))</w:t>
         <w:br/>
         <w:t xml:space="preserve">        return deepcopy(result)</w:t>
         <w:br/>
         <w:br/>
-        <w:t>ledger = MockLedger()</w:t>
+        <w:t>payload={'operation':'send','version':'v1','destination':'D','body':'fictional message'}</w:t>
         <w:br/>
-        <w:t>payload = {"version": "v1", "destination": "D"}</w:t>
+        <w:t>changed={**payload,'version':'v2'}</w:t>
         <w:br/>
-        <w:t>ledger.submit("K", payload, payload)</w:t>
+        <w:t>approvals={'A1':{'actor':'operator','key':'K','payload':payload},</w:t>
         <w:br/>
-        <w:t>ledger.submit("K", payload, payload)</w:t>
+        <w:t xml:space="preserve">           'A2':{'actor':'operator','key':'K','payload':changed}}</w:t>
         <w:br/>
-        <w:t>print(len(ledger.effects))</w:t>
+        <w:t>ledger=MockLedger(approvals)</w:t>
+        <w:br/>
+        <w:t>first=ledger.submit('operator','K',payload,'A1')</w:t>
+        <w:br/>
+        <w:t>retry=ledger.submit('operator','K',dict(payload),'A1')</w:t>
+        <w:br/>
+        <w:t>assert first==retry and len(ledger.effects)==1</w:t>
+        <w:br/>
+        <w:t>print('Same approved operation retried:',first,retry,'effect stubs:',len(ledger.effects))</w:t>
+        <w:br/>
+        <w:t>try:ledger.submit('operator','K',changed,'A1')</w:t>
+        <w:br/>
+        <w:t>except PermissionError:print('Changed version with old approval rejected before another effect.')</w:t>
+        <w:br/>
+        <w:t>else:raise AssertionError('Stale approval accepted')</w:t>
+        <w:br/>
+        <w:t>try:ledger.submit('operator','K',changed,'A2')</w:t>
+        <w:br/>
+        <w:t>except ValueError:print('Same key/different approved payload rejected as an idempotency conflict.')</w:t>
+        <w:br/>
+        <w:t>else:raise AssertionError('Payload conflict accepted')</w:t>
+        <w:br/>
+        <w:t>for actor, key,approval_id in [('other-actor','K','A1'),('operator','K2','A1')]:</w:t>
+        <w:br/>
+        <w:t xml:space="preserve">    try:ledger.submit(actor, key,payload,approval_id)</w:t>
+        <w:br/>
+        <w:t xml:space="preserve">    except PermissionError:pass</w:t>
+        <w:br/>
+        <w:t xml:space="preserve">    else:raise AssertionError('Approval borrowed for a different actor or operation key')</w:t>
+        <w:br/>
+        <w:t>first['status']='changed returned copy'</w:t>
+        <w:br/>
+        <w:t>assert ledger.submit('operator','K',payload,'A1')['status']=='committed_stub'</w:t>
+        <w:br/>
+        <w:t>assert len(ledger.effects)==1</w:t>
+        <w:br/>
+        <w:t># Separate desk picture, its own exact approval and operation.</w:t>
+        <w:br/>
+        <w:t>desk={'operation':'reserve','version':'v1','destination':'desk4','body':'fictional desk request'}</w:t>
+        <w:br/>
+        <w:t>desk_ledger=MockLedger({'D1':{'actor':'desk-operator','key':'K9','payload':desk}})</w:t>
+        <w:br/>
+        <w:t>desk_ledger.submit('desk-operator','K9',desk,'D1')</w:t>
+        <w:br/>
+        <w:t>desk_ledger.submit('desk-operator','K9',desk,'D1')</w:t>
+        <w:br/>
+        <w:t>try:desk_ledger.submit('desk-operator','K10',{**desk,'destination':'desk5'},'D1')</w:t>
+        <w:br/>
+        <w:t>except PermissionError:pass</w:t>
+        <w:br/>
+        <w:t>else:raise AssertionError('Desk5 borrowed desk4 approval')</w:t>
+        <w:br/>
+        <w:t>assert len(desk_ledger.effects)==1</w:t>
+        <w:br/>
+        <w:t>print('Separate desk K9 duplicates:',len(desk_ledger.effects),'stub; K10 denied')</w:t>
+        <w:br/>
+        <w:t># A new process/ledger instance has no remembered commits in this in-memory mock.</w:t>
+        <w:br/>
+        <w:t>restarted=MockLedger(approvals)</w:t>
+        <w:br/>
+        <w:t>restarted.submit('operator','K',payload,'A1')</w:t>
+        <w:br/>
+        <w:t>assert len(ledger.effects)+len(restarted.effects)==2</w:t>
+        <w:br/>
+        <w:t>print('Fresh in-memory ledger forgets the old commit; two instances recorded two separate stubs.')</w:t>
+        <w:br/>
+        <w:t>print('No real actor verification, approval signature, persistence, concurrency safety, delivery or crash-safe exactly-once guarantee.')</w:t>
+        <w:br/>
+      </w:r>
+    </w:p>
+    <w:p>
+      <w:pPr>
+        <w:pStyle w:val="Heading2"/>
+      </w:pPr>
+      <w:r>
+        <w:t>Expected replays, conflicts and absent guarantees</w:t>
+      </w:r>
+    </w:p>
+    <w:p>
+      <w:pPr>
+        <w:pStyle w:val="ListNumber"/>
+      </w:pPr>
+      <w:r>
+        <w:t>Predict effect counts and error categories before running or tracing. The extended mock uses a supplied trusted approval registry and actor/key namespace; unlike the compact original snippet, it does not accept a caller-created payload as approval. It checks identical replay, stale approval, changed approved payload under the same key, borrowed actor/key approval and returned-copy mutation. The separate desk fixture verifies K9 deduplication and K10 denial. A fresh in-memory ledger forgets the old commit and records a second stub, demonstrating the persistence limit. No real identity, approval signature, network delivery, concurrency control or durable transaction is implemented. Keep fixture results separate from any claim about real side effects.</w:t>
+      </w:r>
+    </w:p>
+    <w:p>
+      <w:pPr>
+        <w:pStyle w:val="Heading2"/>
+      </w:pPr>
+      <w:r>
+        <w:t>Evidence ledger and reflection</w:t>
       </w:r>
     </w:p>
     <w:tbl>
@@ -2220,14 +3161,6 @@
     </w:p>
     <w:p>
       <w:pPr>
-        <w:pStyle w:val="Heading3"/>
-      </w:pPr>
-      <w:r>
-        <w:t>Plan → try → check</w:t>
-      </w:r>
-    </w:p>
-    <w:p>
-      <w:pPr>
         <w:spacing w:line="336" w:lineRule="auto" w:after="180"/>
       </w:pPr>
       <w:r>
@@ -2239,23 +3172,112 @@
     </w:p>
     <w:p>
       <w:pPr>
+        <w:pStyle w:val="Heading2"/>
+      </w:pPr>
+      <w:r>
+        <w:t>Reference: original compact in-memory example · reference / check after trying</w:t>
+      </w:r>
+    </w:p>
+    <w:p>
+      <w:r>
+        <w:rPr>
+          <w:rFonts w:ascii="Courier New" w:hAnsi="Courier New"/>
+          <w:sz w:val="18"/>
+        </w:rPr>
+        <w:t>from copy import deepcopy</w:t>
+        <w:br/>
+        <w:br/>
+        <w:t>class MockLedger:</w:t>
+        <w:br/>
+        <w:t xml:space="preserve">    """In-memory classroom deduplication, not durable exactly-once delivery."""</w:t>
+        <w:br/>
+        <w:br/>
+        <w:t xml:space="preserve">    def __init__(self):</w:t>
+        <w:br/>
+        <w:t xml:space="preserve">        self.committed = {}</w:t>
+        <w:br/>
+        <w:t xml:space="preserve">        self.effects = []</w:t>
+        <w:br/>
+        <w:br/>
+        <w:t xml:space="preserve">    def submit(self, key, payload, approval):</w:t>
+        <w:br/>
+        <w:t xml:space="preserve">        if approval != payload:</w:t>
+        <w:br/>
+        <w:t xml:space="preserve">            raise PermissionError('exact approval required')</w:t>
+        <w:br/>
+        <w:t xml:space="preserve">        if key in self.committed:</w:t>
+        <w:br/>
+        <w:t xml:space="preserve">            (original, result) = self.committed[key]</w:t>
+        <w:br/>
+        <w:t xml:space="preserve">            if original != payload:</w:t>
+        <w:br/>
+        <w:t xml:space="preserve">                raise ValueError('idempotency conflict')</w:t>
+        <w:br/>
+        <w:t xml:space="preserve">            return deepcopy(result)</w:t>
+        <w:br/>
+        <w:t xml:space="preserve">        result = {'operation_id': key, 'status': 'committed'}</w:t>
+        <w:br/>
+        <w:t xml:space="preserve">        self.effects.append(deepcopy(payload))</w:t>
+        <w:br/>
+        <w:t xml:space="preserve">        self.committed[key] = (deepcopy(payload), deepcopy(result))</w:t>
+        <w:br/>
+        <w:t xml:space="preserve">        return deepcopy(result)</w:t>
+        <w:br/>
+        <w:br/>
+        <w:t>ledger = MockLedger()</w:t>
+        <w:br/>
+        <w:t>payload = {"version": "v1", "destination": "D"}</w:t>
+        <w:br/>
+        <w:t>ledger.submit("K", payload, payload)</w:t>
+        <w:br/>
+        <w:t>ledger.submit("K", payload, payload)</w:t>
+        <w:br/>
+        <w:t>print(len(ledger.effects))</w:t>
+      </w:r>
+    </w:p>
+    <w:p>
+      <w:pPr>
+        <w:pStyle w:val="Heading2"/>
+      </w:pPr>
+      <w:r>
+        <w:t>Earlier wording, alternatives and picture transcripts · reference / check after trying</w:t>
+      </w:r>
+    </w:p>
+    <w:p>
+      <w:pPr>
+        <w:pStyle w:val="Heading3"/>
+      </w:pPr>
+      <w:r>
+        <w:t>Predict, investigate and preserve the evidence</w:t>
+      </w:r>
+    </w:p>
+    <w:p>
+      <w:pPr>
+        <w:pStyle w:val="Heading3"/>
+      </w:pPr>
+      <w:r>
+        <w:t>Plan → try → check</w:t>
+      </w:r>
+    </w:p>
+    <w:p>
+      <w:pPr>
         <w:pStyle w:val="Heading1"/>
       </w:pPr>
       <w:r>
-        <w:t>10. Build your understanding</w:t>
-      </w:r>
-    </w:p>
-    <w:p>
-      <w:r>
-        <w:t>Move from recall to tracing, diagnosis and transfer in Approval gates and idempotency. Explain why each step is justified.</w:t>
-      </w:r>
-    </w:p>
-    <w:p>
-      <w:pPr>
-        <w:pStyle w:val="Heading3"/>
-      </w:pPr>
-      <w:r>
-        <w:t>Explain → apply → challenge</w:t>
+        <w:t>14. Try alone: inspect a committed room key reused for another room</w:t>
+      </w:r>
+    </w:p>
+    <w:p>
+      <w:r>
+        <w:t>Keep the original logical operation identity fixed while diagnosing the conflict.</w:t>
+      </w:r>
+    </w:p>
+    <w:p>
+      <w:pPr>
+        <w:pStyle w:val="Heading2"/>
+      </w:pPr>
+      <w:r>
+        <w:t>Complete independent room A/room B key task</w:t>
       </w:r>
     </w:p>
     <w:p>
@@ -2266,43 +3288,123 @@
         <w:rPr>
           <w:b w:val="0"/>
         </w:rPr>
-        <w:t xml:space="preserve">Explain the weekly </w:t>
-      </w:r>
-      <w:r>
-        <w:rPr>
-          <w:b/>
-        </w:rPr>
-        <w:t>mechanism</w:t>
-      </w:r>
+        <w:t>Key J already committed room A. A retry uses key J but room B. What should happen?</w:t>
+      </w:r>
+    </w:p>
+    <w:p>
+      <w:pPr>
+        <w:pStyle w:val="Heading2"/>
+      </w:pPr>
+      <w:r>
+        <w:t>First attempt and support record</w:t>
+      </w:r>
+    </w:p>
+    <w:p>
+      <w:pPr>
+        <w:pStyle w:val="Heading3"/>
+      </w:pPr>
+      <w:r>
+        <w:t>My independent explanation, trace and limits</w:t>
+      </w:r>
+    </w:p>
+    <w:p>
+      <w:r>
+        <w:t>________________________________________________________________</w:t>
+      </w:r>
+    </w:p>
+    <w:p>
+      <w:r>
+        <w:t>________________________________________________________________</w:t>
+      </w:r>
+    </w:p>
+    <w:p>
+      <w:r>
+        <w:t>________________________________________________________________</w:t>
+      </w:r>
+    </w:p>
+    <w:p>
+      <w:r>
+        <w:t>________________________________________________________________</w:t>
+      </w:r>
+    </w:p>
+    <w:p>
+      <w:r>
+        <w:t>________________________________________________________________</w:t>
+      </w:r>
+    </w:p>
+    <w:p>
+      <w:r>
+        <w:t>________________________________________________________________</w:t>
+      </w:r>
+    </w:p>
+    <w:p>
+      <w:r>
+        <w:t>________________________________________________________________</w:t>
+      </w:r>
+    </w:p>
+    <w:p>
+      <w:pPr>
+        <w:spacing w:line="336" w:lineRule="auto" w:after="180"/>
+      </w:pPr>
       <w:r>
         <w:rPr>
           <w:b w:val="0"/>
         </w:rPr>
-        <w:t xml:space="preserve"> in your own words. Use the worked scenario to name its </w:t>
-      </w:r>
-      <w:r>
-        <w:rPr>
-          <w:b/>
-        </w:rPr>
-        <w:t>input</w:t>
-      </w:r>
+        <w:t>Attempt this case before feedback. Record any help. Earlier examples below are further practice; a case already practised with feedback cannot establish fresh transfer.</w:t>
+      </w:r>
+    </w:p>
+    <w:p>
+      <w:pPr>
+        <w:pStyle w:val="Heading2"/>
+      </w:pPr>
+      <w:r>
+        <w:t>Feedback after trying</w:t>
+      </w:r>
+    </w:p>
+    <w:p>
+      <w:pPr>
+        <w:spacing w:line="336" w:lineRule="auto" w:after="180"/>
+      </w:pPr>
       <w:r>
         <w:rPr>
           <w:b w:val="0"/>
         </w:rPr>
-        <w:t xml:space="preserve">, decision rule and </w:t>
-      </w:r>
-      <w:r>
-        <w:rPr>
-          <w:b/>
-        </w:rPr>
-        <w:t>output</w:t>
-      </w:r>
+        <w:t>Attempt the independent case before hints. Record whether you worked alone, used a hint or followed a model. After feedback, fix the first unsupported step and explain why it changed.</w:t>
+      </w:r>
+    </w:p>
+    <w:p>
+      <w:pPr>
+        <w:spacing w:line="336" w:lineRule="auto" w:after="180"/>
+      </w:pPr>
       <w:r>
         <w:rPr>
           <w:b w:val="0"/>
         </w:rPr>
-        <w:t>.</w:t>
+        <w:t>A later check uses a changed case, not a copied answer.</w:t>
+      </w:r>
+    </w:p>
+    <w:p>
+      <w:pPr>
+        <w:pStyle w:val="Heading2"/>
+      </w:pPr>
+      <w:r>
+        <w:t>Earlier wording, alternatives and picture transcripts · reference / check after trying</w:t>
+      </w:r>
+    </w:p>
+    <w:p>
+      <w:pPr>
+        <w:pStyle w:val="Heading3"/>
+      </w:pPr>
+      <w:r>
+        <w:t>Independent case: Apply a new case independently</w:t>
+      </w:r>
+    </w:p>
+    <w:p>
+      <w:pPr>
+        <w:pStyle w:val="Heading3"/>
+      </w:pPr>
+      <w:r>
+        <w:t>Attempt this without hints</w:t>
       </w:r>
     </w:p>
     <w:p>
@@ -2313,7 +3415,55 @@
         <w:rPr>
           <w:b w:val="0"/>
         </w:rPr>
-        <w:t>A report omits this qualification: A key prevents duplicate application effects only within the implemented persistence and downstream guarantees; it is not universal exactly-once delivery.</w:t>
+        <w:t>Key J already committed room A. A retry uses key J but room B. What should happen?</w:t>
+      </w:r>
+    </w:p>
+    <w:p>
+      <w:pPr>
+        <w:pStyle w:val="Heading3"/>
+      </w:pPr>
+      <w:r>
+        <w:t>My independent procedure, result and limitation</w:t>
+      </w:r>
+    </w:p>
+    <w:p>
+      <w:r>
+        <w:t>________________________________________________________________</w:t>
+      </w:r>
+    </w:p>
+    <w:p>
+      <w:r>
+        <w:t>________________________________________________________________</w:t>
+      </w:r>
+    </w:p>
+    <w:p>
+      <w:r>
+        <w:t>________________________________________________________________</w:t>
+      </w:r>
+    </w:p>
+    <w:p>
+      <w:r>
+        <w:t>________________________________________________________________</w:t>
+      </w:r>
+    </w:p>
+    <w:p>
+      <w:r>
+        <w:t>________________________________________________________________</w:t>
+      </w:r>
+    </w:p>
+    <w:p>
+      <w:r>
+        <w:t>________________________________________________________________</w:t>
+      </w:r>
+    </w:p>
+    <w:p>
+      <w:r>
+        <w:t>________________________________________________________________</w:t>
+      </w:r>
+    </w:p>
+    <w:p>
+      <w:r>
+        <w:t>________________________________________________________________</w:t>
       </w:r>
     </w:p>
     <w:p>
@@ -2324,29 +3474,7 @@
         <w:rPr>
           <w:b w:val="0"/>
         </w:rPr>
-        <w:t>Explain how omitting it could change a reader's interpretation, and write an accurate replacement.</w:t>
-      </w:r>
-    </w:p>
-    <w:p>
-      <w:pPr>
-        <w:spacing w:line="336" w:lineRule="auto" w:after="180"/>
-      </w:pPr>
-      <w:r>
-        <w:rPr>
-          <w:b w:val="0"/>
-        </w:rPr>
-        <w:t>For the worked scenario, propose one additional case that could reveal a failure, describe its expected outcome before running it, and explain what would need to remain fixed for a fair comparison.</w:t>
-      </w:r>
-    </w:p>
-    <w:p>
-      <w:pPr>
-        <w:spacing w:line="336" w:lineRule="auto" w:after="180"/>
-      </w:pPr>
-      <w:r>
-        <w:rPr>
-          <w:b w:val="0"/>
-        </w:rPr>
-        <w:t>Do not reuse W4 as a new final test after receiving feedback.</w:t>
+        <w:t>Record support used: none, hint or teacher explanation. After feedback, a different case is needed to demonstrate independence.</w:t>
       </w:r>
     </w:p>
     <w:p>
@@ -2354,32 +3482,7 @@
         <w:pStyle w:val="Heading3"/>
       </w:pPr>
       <w:r>
-        <w:t>Explain which evidence supports your conclusion and which claim remains unproved.</w:t>
-      </w:r>
-    </w:p>
-    <w:p>
-      <w:r>
-        <w:t>________________________________________________________________</w:t>
-      </w:r>
-    </w:p>
-    <w:p>
-      <w:r>
-        <w:t>________________________________________________________________</w:t>
-      </w:r>
-    </w:p>
-    <w:p>
-      <w:r>
-        <w:t>________________________________________________________________</w:t>
-      </w:r>
-    </w:p>
-    <w:p>
-      <w:r>
-        <w:t>________________________________________________________________</w:t>
-      </w:r>
-    </w:p>
-    <w:p>
-      <w:r>
-        <w:t>________________________________________________________________</w:t>
+        <w:t>Use feedback to improve</w:t>
       </w:r>
     </w:p>
     <w:p>
@@ -2387,12 +3490,20 @@
         <w:pStyle w:val="Heading1"/>
       </w:pPr>
       <w:r>
-        <w:t>11. Connect your project</w:t>
-      </w:r>
-    </w:p>
-    <w:p>
-      <w:r>
-        <w:t>Apply this week’s idea to Grounded Learning Service. Keep an annotated decision and the evidence supporting it.</w:t>
+        <w:t>11. Save exact approval scope and idempotency behaviour together</w:t>
+      </w:r>
+    </w:p>
+    <w:p>
+      <w:r>
+        <w:t>Record operation identity, payload version, result and duplicate-effect evidence.</w:t>
+      </w:r>
+    </w:p>
+    <w:p>
+      <w:pPr>
+        <w:pStyle w:val="Heading2"/>
+      </w:pPr>
+      <w:r>
+        <w:t>Project task and artifact</w:t>
       </w:r>
     </w:p>
     <w:p>
@@ -2607,10 +3718,10 @@
     </w:tbl>
     <w:p>
       <w:pPr>
-        <w:pStyle w:val="Heading3"/>
-      </w:pPr>
-      <w:r>
-        <w:t>Evidence for your project</w:t>
+        <w:pStyle w:val="Heading2"/>
+      </w:pPr>
+      <w:r>
+        <w:t>Actual run or trace and limitations</w:t>
       </w:r>
     </w:p>
     <w:p>
@@ -2638,15 +3749,88 @@
     </w:p>
     <w:p>
       <w:pPr>
+        <w:pStyle w:val="Heading2"/>
+      </w:pPr>
+      <w:r>
+        <w:t>Earlier wording, alternatives and picture transcripts · reference / check after trying</w:t>
+      </w:r>
+    </w:p>
+    <w:p>
+      <w:pPr>
+        <w:pStyle w:val="Heading3"/>
+      </w:pPr>
+      <w:r>
+        <w:t>Evidence for your project</w:t>
+      </w:r>
+    </w:p>
+    <w:p>
+      <w:pPr>
         <w:pStyle w:val="Heading1"/>
       </w:pPr>
       <w:r>
-        <w:t>12. Show what you know</w:t>
-      </w:r>
-    </w:p>
-    <w:p>
-      <w:r>
-        <w:t>Use a genuinely new case for independent evidence. Previously discussed examples remain practice; use the separately named independent case before feedback.</w:t>
+        <w:t>16. Finish with a bounded duplicate-handling claim</w:t>
+      </w:r>
+    </w:p>
+    <w:p>
+      <w:r>
+        <w:t>One mock effect across two sequential calls does not establish universal exactly-once delivery.</w:t>
+      </w:r>
+    </w:p>
+    <w:p>
+      <w:pPr>
+        <w:pStyle w:val="Heading2"/>
+      </w:pPr>
+      <w:r>
+        <w:t>Retrieve and explain</w:t>
+      </w:r>
+    </w:p>
+    <w:p>
+      <w:pPr>
+        <w:pStyle w:val="ListBullet"/>
+      </w:pPr>
+      <w:r>
+        <w:t>Close your notes. Explain this goal in your own words: Explain the mechanism and terminology of approval gates and idempotency</w:t>
+      </w:r>
+    </w:p>
+    <w:p>
+      <w:pPr>
+        <w:pStyle w:val="Heading3"/>
+      </w:pPr>
+      <w:r>
+        <w:t>My deciding step, evidence and one remaining question</w:t>
+      </w:r>
+    </w:p>
+    <w:p>
+      <w:r>
+        <w:t>________________________________________________________________</w:t>
+      </w:r>
+    </w:p>
+    <w:p>
+      <w:r>
+        <w:t>________________________________________________________________</w:t>
+      </w:r>
+    </w:p>
+    <w:p>
+      <w:r>
+        <w:t>________________________________________________________________</w:t>
+      </w:r>
+    </w:p>
+    <w:p>
+      <w:r>
+        <w:t>________________________________________________________________</w:t>
+      </w:r>
+    </w:p>
+    <w:p>
+      <w:r>
+        <w:t>________________________________________________________________</w:t>
+      </w:r>
+    </w:p>
+    <w:p>
+      <w:pPr>
+        <w:pStyle w:val="Heading2"/>
+      </w:pPr>
+      <w:r>
+        <w:t>Plan a changed-case return</w:t>
       </w:r>
     </w:p>
     <w:p>
@@ -2657,62 +3841,31 @@
         <w:rPr>
           <w:b w:val="0"/>
         </w:rPr>
-        <w:t>Complete the supported workbook tasks before attempting W4 independently. Record any hints or help used. After feedback, use the teacher's fresh retry rather than copying the earlier answer.</w:t>
-      </w:r>
-    </w:p>
-    <w:p>
-      <w:pPr>
-        <w:spacing w:line="336" w:lineRule="auto" w:after="180"/>
-      </w:pPr>
+        <w:t xml:space="preserve">If you are unsure, return to the worked picture and explain one arrow. If you are ready, change an </w:t>
+      </w:r>
+      <w:r>
+        <w:rPr>
+          <w:b/>
+        </w:rPr>
+        <w:t>input</w:t>
+      </w:r>
       <w:r>
         <w:rPr>
           <w:b w:val="0"/>
         </w:rPr>
-        <w:t>For a project, select a relevant new case, predict the outcome from the declared rule and preserve the result alongside any revision.</w:t>
-      </w:r>
-    </w:p>
-    <w:p>
-      <w:pPr>
-        <w:pStyle w:val="Heading3"/>
-      </w:pPr>
-      <w:r>
-        <w:t>Exit: propose one revealing change to the worked scenario. State the expected outcome and the evidence that would make you revise your explanation.</w:t>
-      </w:r>
-    </w:p>
-    <w:p>
-      <w:r>
-        <w:t>________________________________________________________________</w:t>
-      </w:r>
-    </w:p>
-    <w:p>
-      <w:r>
-        <w:t>________________________________________________________________</w:t>
-      </w:r>
-    </w:p>
-    <w:p>
-      <w:r>
-        <w:t>________________________________________________________________</w:t>
-      </w:r>
-    </w:p>
-    <w:p>
-      <w:r>
-        <w:t>________________________________________________________________</w:t>
-      </w:r>
-    </w:p>
-    <w:p>
-      <w:r>
-        <w:t>________________________________________________________________</w:t>
-      </w:r>
-    </w:p>
-    <w:p>
-      <w:pPr>
-        <w:spacing w:line="336" w:lineRule="auto" w:after="180"/>
-      </w:pPr>
+        <w:t xml:space="preserve"> or assumption and justify your </w:t>
+      </w:r>
+      <w:r>
+        <w:rPr>
+          <w:b/>
+        </w:rPr>
+        <w:t>prediction</w:t>
+      </w:r>
       <w:r>
         <w:rPr>
           <w:b w:val="0"/>
         </w:rPr>
-        <w:t>For the worked scenario, propose one additional case that could reveal a failure, describe its expected outcome before running it, and explain what would need to remain fixed for a fair comparison.</w:t>
+        <w:t>.</w:t>
       </w:r>
     </w:p>
     <w:p>
@@ -2723,14 +3876,336 @@
         <w:rPr>
           <w:b w:val="0"/>
         </w:rPr>
-        <w:t>Do not reuse W4 as a new final test after receiving feedback.</w:t>
-      </w:r>
-    </w:p>
+        <w:t xml:space="preserve">Save your workbook </w:t>
+      </w:r>
+      <w:r>
+        <w:rPr>
+          <w:b/>
+        </w:rPr>
+        <w:t>evidence</w:t>
+      </w:r>
+      <w:r>
+        <w:rPr>
+          <w:b w:val="0"/>
+        </w:rPr>
+        <w:t>. At the next review, try a different case before opening your old answer.</w:t>
+      </w:r>
+    </w:p>
+    <w:p>
+      <w:pPr>
+        <w:pStyle w:val="Heading1"/>
+      </w:pPr>
+      <w:r>
+        <w:t>Reference bank and extra practice</w:t>
+      </w:r>
+    </w:p>
+    <w:p>
+      <w:pPr>
+        <w:pStyle w:val="Heading1"/>
+      </w:pPr>
+      <w:r>
+        <w:t>05. Reference · Use service vocabulary precisely</w:t>
+      </w:r>
+    </w:p>
+    <w:p>
+      <w:r>
+        <w:t>Connect each term to an input, operation, evidence source or outcome.</w:t>
+      </w:r>
+    </w:p>
+    <w:p>
+      <w:pPr>
+        <w:pStyle w:val="Heading2"/>
+      </w:pPr>
+      <w:r>
+        <w:t>Vocabulary and your explanation</w:t>
+      </w:r>
+    </w:p>
+    <w:tbl>
+      <w:tblPr>
+        <w:tblStyle w:val="LightShading-Accent1"/>
+        <w:tblW w:type="auto" w:w="0"/>
+        <w:tblLook w:firstColumn="1" w:firstRow="1" w:lastColumn="0" w:lastRow="0" w:noHBand="0" w:noVBand="1" w:val="04A0"/>
+      </w:tblPr>
+      <w:tblGrid>
+        <w:gridCol w:w="5112"/>
+        <w:gridCol w:w="5112"/>
+      </w:tblGrid>
+      <w:tr>
+        <w:trPr>
+          <w:tblHeader/>
+        </w:trPr>
+        <w:tc>
+          <w:tcPr>
+            <w:tcW w:type="dxa" w:w="5112"/>
+          </w:tcPr>
+          <w:p>
+            <w:r>
+              <w:t>Word</w:t>
+            </w:r>
+          </w:p>
+        </w:tc>
+        <w:tc>
+          <w:tcPr>
+            <w:tcW w:type="dxa" w:w="5112"/>
+          </w:tcPr>
+          <w:p>
+            <w:r>
+              <w:t>Meaning</w:t>
+            </w:r>
+          </w:p>
+        </w:tc>
+      </w:tr>
+      <w:tr>
+        <w:tc>
+          <w:tcPr>
+            <w:tcW w:type="dxa" w:w="5112"/>
+          </w:tcPr>
+          <w:p>
+            <w:r>
+              <w:t>Idempotency key</w:t>
+            </w:r>
+          </w:p>
+        </w:tc>
+        <w:tc>
+          <w:tcPr>
+            <w:tcW w:type="dxa" w:w="5112"/>
+          </w:tcPr>
+          <w:p>
+            <w:r>
+              <w:t>An identifier for deduplicating one logical operation</w:t>
+            </w:r>
+          </w:p>
+        </w:tc>
+      </w:tr>
+      <w:tr>
+        <w:tc>
+          <w:tcPr>
+            <w:tcW w:type="dxa" w:w="5112"/>
+          </w:tcPr>
+          <w:p>
+            <w:r>
+              <w:t>Approval gate</w:t>
+            </w:r>
+          </w:p>
+        </w:tc>
+        <w:tc>
+          <w:tcPr>
+            <w:tcW w:type="dxa" w:w="5112"/>
+          </w:tcPr>
+          <w:p>
+            <w:r>
+              <w:t>A required permission check before a side effect</w:t>
+            </w:r>
+          </w:p>
+        </w:tc>
+      </w:tr>
+      <w:tr>
+        <w:tc>
+          <w:tcPr>
+            <w:tcW w:type="dxa" w:w="5112"/>
+          </w:tcPr>
+          <w:p>
+            <w:r>
+              <w:t>Payload conflict</w:t>
+            </w:r>
+          </w:p>
+        </w:tc>
+        <w:tc>
+          <w:tcPr>
+            <w:tcW w:type="dxa" w:w="5112"/>
+          </w:tcPr>
+          <w:p>
+            <w:r>
+              <w:t>Different operation content under the same key</w:t>
+            </w:r>
+          </w:p>
+        </w:tc>
+      </w:tr>
+    </w:tbl>
     <w:p>
       <w:pPr>
         <w:pStyle w:val="Heading3"/>
       </w:pPr>
       <w:r>
+        <w:t>Use two terms to explain a step in this week’s example.</w:t>
+      </w:r>
+    </w:p>
+    <w:p>
+      <w:r>
+        <w:t>________________________________________________________________</w:t>
+      </w:r>
+    </w:p>
+    <w:p>
+      <w:r>
+        <w:t>________________________________________________________________</w:t>
+      </w:r>
+    </w:p>
+    <w:p>
+      <w:r>
+        <w:t>________________________________________________________________</w:t>
+      </w:r>
+    </w:p>
+    <w:p>
+      <w:pPr>
+        <w:pStyle w:val="Heading1"/>
+      </w:pPr>
+      <w:r>
+        <w:t>10. Extra challenge · Explain a stronger case</w:t>
+      </w:r>
+    </w:p>
+    <w:p>
+      <w:r>
+        <w:t>Choose the next challenge after the main route.</w:t>
+      </w:r>
+    </w:p>
+    <w:p>
+      <w:pPr>
+        <w:pStyle w:val="Heading2"/>
+      </w:pPr>
+      <w:r>
+        <w:t>Explain,repair and extend</w:t>
+      </w:r>
+    </w:p>
+    <w:p>
+      <w:pPr>
+        <w:pStyle w:val="Heading3"/>
+      </w:pPr>
+      <w:r>
+        <w:t>Explain → apply → challenge</w:t>
+      </w:r>
+    </w:p>
+    <w:p>
+      <w:pPr>
+        <w:pStyle w:val="ListBullet"/>
+      </w:pPr>
+      <w:r>
+        <w:t>Explain the weekly mechanism in your own words. Use the worked scenario to name its input, decision rule and output.</w:t>
+      </w:r>
+    </w:p>
+    <w:p>
+      <w:pPr>
+        <w:pStyle w:val="ListBullet"/>
+      </w:pPr>
+      <w:r>
+        <w:t>A report omits this qualification: A key prevents duplicate application effects only within the implemented persistence and downstream guarantees; it is not universal exactly-once delivery. Explain how omitting it could change a reader's interpretation, and write an accurate replacement.</w:t>
+      </w:r>
+    </w:p>
+    <w:p>
+      <w:pPr>
+        <w:pStyle w:val="ListBullet"/>
+      </w:pPr>
+      <w:r>
+        <w:t>For the worked scenario, propose one additional case that could reveal a failure, describe its expected outcome before running it, and explain what would need to remain fixed for a fair comparison. Do not reuse W4 as a new final test after receiving feedback.</w:t>
+      </w:r>
+    </w:p>
+    <w:p>
+      <w:pPr>
+        <w:pStyle w:val="Heading3"/>
+      </w:pPr>
+      <w:r>
+        <w:t>Explain which evidence supports your conclusion and which claim remains unproved.</w:t>
+      </w:r>
+    </w:p>
+    <w:p>
+      <w:r>
+        <w:t>________________________________________________________________</w:t>
+      </w:r>
+    </w:p>
+    <w:p>
+      <w:r>
+        <w:t>________________________________________________________________</w:t>
+      </w:r>
+    </w:p>
+    <w:p>
+      <w:r>
+        <w:t>________________________________________________________________</w:t>
+      </w:r>
+    </w:p>
+    <w:p>
+      <w:r>
+        <w:t>________________________________________________________________</w:t>
+      </w:r>
+    </w:p>
+    <w:p>
+      <w:r>
+        <w:t>________________________________________________________________</w:t>
+      </w:r>
+    </w:p>
+    <w:p>
+      <w:pPr>
+        <w:pStyle w:val="Heading1"/>
+      </w:pPr>
+      <w:r>
+        <w:t>12. Reference · Check the service reasoning and its limits</w:t>
+      </w:r>
+    </w:p>
+    <w:p>
+      <w:r>
+        <w:t>Use after practice; keep the selected independent case for its first attempt.</w:t>
+      </w:r>
+    </w:p>
+    <w:p>
+      <w:pPr>
+        <w:pStyle w:val="Heading2"/>
+      </w:pPr>
+      <w:r>
+        <w:t>Current explanation and response</w:t>
+      </w:r>
+    </w:p>
+    <w:p>
+      <w:pPr>
+        <w:pStyle w:val="ListBullet"/>
+      </w:pPr>
+      <w:r>
+        <w:t>Complete the supported workbook tasks before attempting W4 independently. Record any hints or help used. After feedback, use the teacher's fresh retry rather than copying the earlier answer. For a project, select a relevant new case, predict the outcome from the declared rule and preserve the result alongside any revision.</w:t>
+      </w:r>
+    </w:p>
+    <w:p>
+      <w:pPr>
+        <w:pStyle w:val="Heading3"/>
+      </w:pPr>
+      <w:r>
+        <w:t>Exit: propose one revealing change to the worked scenario. State the expected outcome and the evidence that would make you revise your explanation.</w:t>
+      </w:r>
+    </w:p>
+    <w:p>
+      <w:r>
+        <w:t>________________________________________________________________</w:t>
+      </w:r>
+    </w:p>
+    <w:p>
+      <w:r>
+        <w:t>________________________________________________________________</w:t>
+      </w:r>
+    </w:p>
+    <w:p>
+      <w:r>
+        <w:t>________________________________________________________________</w:t>
+      </w:r>
+    </w:p>
+    <w:p>
+      <w:r>
+        <w:t>________________________________________________________________</w:t>
+      </w:r>
+    </w:p>
+    <w:p>
+      <w:r>
+        <w:t>________________________________________________________________</w:t>
+      </w:r>
+    </w:p>
+    <w:p>
+      <w:pPr>
+        <w:pStyle w:val="ListBullet"/>
+      </w:pPr>
+      <w:r>
+        <w:t>For the worked scenario, propose one additional case that could reveal a failure, describe its expected outcome before running it, and explain what would need to remain fixed for a fair comparison. Do not reuse W4 as a new final test after receiving feedback.</w:t>
+      </w:r>
+    </w:p>
+    <w:p>
+      <w:pPr>
+        <w:pStyle w:val="Heading3"/>
+      </w:pPr>
+      <w:r>
         <w:t>My limited claim and a useful next check</w:t>
       </w:r>
     </w:p>
@@ -2759,12 +4234,20 @@
         <w:pStyle w:val="Heading1"/>
       </w:pPr>
       <w:r>
-        <w:t>13. Study a complete case</w:t>
-      </w:r>
-    </w:p>
-    <w:p>
-      <w:r>
-        <w:t>Revisit the complete Approval gates and idempotency case for supported practice. Repeated examples do not become fresh assessments.</w:t>
+        <w:t>13. Extra practice · Revisit the complete trace</w:t>
+      </w:r>
+    </w:p>
+    <w:p>
+      <w:r>
+        <w:t>Predict before reading the supplied steps.</w:t>
+      </w:r>
+    </w:p>
+    <w:p>
+      <w:pPr>
+        <w:pStyle w:val="Heading2"/>
+      </w:pPr>
+      <w:r>
+        <w:t>Complete trace and evidence</w:t>
       </w:r>
     </w:p>
     <w:p>
@@ -2933,208 +4416,20 @@
         <w:pStyle w:val="Heading1"/>
       </w:pPr>
       <w:r>
-        <w:t>14. Try a new case independently</w:t>
-      </w:r>
-    </w:p>
-    <w:p>
-      <w:r>
-        <w:t>Attempt the reserved new case before feedback. Record support; the earlier examples below remain additional practice.</w:t>
-      </w:r>
-    </w:p>
-    <w:p>
-      <w:pPr>
-        <w:pStyle w:val="Heading3"/>
-      </w:pPr>
-      <w:r>
-        <w:t>Independent case: Apply a new case independently</w:t>
-      </w:r>
-    </w:p>
-    <w:p>
-      <w:pPr>
-        <w:spacing w:line="336" w:lineRule="auto" w:after="180"/>
-        <w:shd w:fill="F5F1FB"/>
-      </w:pPr>
-      <w:r>
-        <w:rPr>
-          <w:b w:val="0"/>
-        </w:rPr>
-        <w:t>Key J already committed room A. A retry uses key J but room B. What should happen?</w:t>
-      </w:r>
-    </w:p>
-    <w:p>
-      <w:pPr>
-        <w:pStyle w:val="Heading3"/>
-      </w:pPr>
-      <w:r>
-        <w:t>My independent explanation, trace and limits</w:t>
-      </w:r>
-    </w:p>
-    <w:p>
-      <w:r>
-        <w:t>________________________________________________________________</w:t>
-      </w:r>
-    </w:p>
-    <w:p>
-      <w:r>
-        <w:t>________________________________________________________________</w:t>
-      </w:r>
-    </w:p>
-    <w:p>
-      <w:r>
-        <w:t>________________________________________________________________</w:t>
-      </w:r>
-    </w:p>
-    <w:p>
-      <w:r>
-        <w:t>________________________________________________________________</w:t>
-      </w:r>
-    </w:p>
-    <w:p>
-      <w:r>
-        <w:t>________________________________________________________________</w:t>
-      </w:r>
-    </w:p>
-    <w:p>
-      <w:r>
-        <w:t>________________________________________________________________</w:t>
-      </w:r>
-    </w:p>
-    <w:p>
-      <w:r>
-        <w:t>________________________________________________________________</w:t>
-      </w:r>
-    </w:p>
-    <w:p>
-      <w:pPr>
-        <w:spacing w:line="336" w:lineRule="auto" w:after="180"/>
-      </w:pPr>
-      <w:r>
-        <w:rPr>
-          <w:b w:val="0"/>
-        </w:rPr>
-        <w:t>Attempt this case before feedback. Record any help. Earlier examples below are further practice; a case already practised with feedback cannot establish fresh transfer.</w:t>
-      </w:r>
-    </w:p>
-    <w:p>
-      <w:pPr>
-        <w:pStyle w:val="Heading3"/>
-      </w:pPr>
-      <w:r>
-        <w:t>Attempt this without hints</w:t>
-      </w:r>
-    </w:p>
-    <w:p>
-      <w:pPr>
-        <w:spacing w:line="336" w:lineRule="auto" w:after="180"/>
-        <w:shd w:fill="F5F1FB"/>
-      </w:pPr>
-      <w:r>
-        <w:rPr>
-          <w:b w:val="0"/>
-        </w:rPr>
-        <w:t>Key J already committed room A. A retry uses key J but room B. What should happen?</w:t>
-      </w:r>
-    </w:p>
-    <w:p>
-      <w:pPr>
-        <w:pStyle w:val="Heading3"/>
-      </w:pPr>
-      <w:r>
-        <w:t>My independent procedure, result and limitation</w:t>
-      </w:r>
-    </w:p>
-    <w:p>
-      <w:r>
-        <w:t>________________________________________________________________</w:t>
-      </w:r>
-    </w:p>
-    <w:p>
-      <w:r>
-        <w:t>________________________________________________________________</w:t>
-      </w:r>
-    </w:p>
-    <w:p>
-      <w:r>
-        <w:t>________________________________________________________________</w:t>
-      </w:r>
-    </w:p>
-    <w:p>
-      <w:r>
-        <w:t>________________________________________________________________</w:t>
-      </w:r>
-    </w:p>
-    <w:p>
-      <w:r>
-        <w:t>________________________________________________________________</w:t>
-      </w:r>
-    </w:p>
-    <w:p>
-      <w:r>
-        <w:t>________________________________________________________________</w:t>
-      </w:r>
-    </w:p>
-    <w:p>
-      <w:r>
-        <w:t>________________________________________________________________</w:t>
-      </w:r>
-    </w:p>
-    <w:p>
-      <w:r>
-        <w:t>________________________________________________________________</w:t>
-      </w:r>
-    </w:p>
-    <w:p>
-      <w:pPr>
-        <w:spacing w:line="336" w:lineRule="auto" w:after="180"/>
-      </w:pPr>
-      <w:r>
-        <w:rPr>
-          <w:b w:val="0"/>
-        </w:rPr>
-        <w:t>Record support used: none, hint or teacher explanation. After feedback, a different case is needed to demonstrate independence.</w:t>
-      </w:r>
-    </w:p>
-    <w:p>
-      <w:pPr>
-        <w:pStyle w:val="Heading3"/>
-      </w:pPr>
-      <w:r>
-        <w:t>Use feedback to improve</w:t>
-      </w:r>
-    </w:p>
-    <w:p>
-      <w:pPr>
-        <w:spacing w:line="336" w:lineRule="auto" w:after="180"/>
-      </w:pPr>
-      <w:r>
-        <w:rPr>
-          <w:b w:val="0"/>
-        </w:rPr>
-        <w:t>Attempt the independent case before hints. Record whether you worked alone, used a hint or followed a model. After feedback, fix the first unsupported step and explain why it changed.</w:t>
-      </w:r>
-    </w:p>
-    <w:p>
-      <w:pPr>
-        <w:spacing w:line="336" w:lineRule="auto" w:after="180"/>
-      </w:pPr>
-      <w:r>
-        <w:rPr>
-          <w:b w:val="0"/>
-        </w:rPr>
-        <w:t>A later check uses a changed case, not a copied answer.</w:t>
-      </w:r>
-    </w:p>
-    <w:p>
-      <w:pPr>
-        <w:pStyle w:val="Heading1"/>
-      </w:pPr>
-      <w:r>
-        <w:t>15. Your lesson route</w:t>
-      </w:r>
-    </w:p>
-    <w:p>
-      <w:r>
-        <w:t>Use this map to navigate Approval gates and idempotency, connect the goals to tasks and keep one evidence record for each attempt.</w:t>
+        <w:t>15. Reference · The earlier route checklist</w:t>
+      </w:r>
+    </w:p>
+    <w:p>
+      <w:r>
+        <w:t>Use one main route rather than repeating the lesson.</w:t>
+      </w:r>
+    </w:p>
+    <w:p>
+      <w:pPr>
+        <w:pStyle w:val="Heading2"/>
+      </w:pPr>
+      <w:r>
+        <w:t>Targets,route and first prediction</w:t>
       </w:r>
     </w:p>
     <w:p>
@@ -3313,12 +4608,117 @@
         <w:pStyle w:val="Heading1"/>
       </w:pPr>
       <w:r>
-        <w:t>16. Finish and return</w:t>
-      </w:r>
-    </w:p>
-    <w:p>
-      <w:r>
-        <w:t>Explain Approval gates and idempotency without notes, identify a remaining question and plan a later check with a changed case.</w:t>
+        <w:t>17. Extra practice · Predict,check and repair</w:t>
+      </w:r>
+    </w:p>
+    <w:p>
+      <w:r>
+        <w:t>Keep supported feedback separate from the independent case.</w:t>
+      </w:r>
+    </w:p>
+    <w:p>
+      <w:pPr>
+        <w:pStyle w:val="Heading2"/>
+      </w:pPr>
+      <w:r>
+        <w:t>First supported question and optional hint</w:t>
+      </w:r>
+    </w:p>
+    <w:p>
+      <w:pPr>
+        <w:pStyle w:val="ListBullet"/>
+      </w:pPr>
+      <w:r>
+        <w:t>One approval, one reservation. A desk tool needs approval for the exact request and deduplicates repeated request keys.</w:t>
+      </w:r>
+    </w:p>
+    <w:p>
+      <w:pPr>
+        <w:pStyle w:val="Heading3"/>
+      </w:pPr>
+      <w:r>
+        <w:t>Practice 1: explain the deciding evidence</w:t>
+      </w:r>
+    </w:p>
+    <w:p>
+      <w:pPr>
+        <w:pStyle w:val="ListBullet"/>
+      </w:pPr>
+      <w:r>
+        <w:t>Which labelled step matches this detail? Return the stored K9 result without another reservation.</w:t>
+      </w:r>
+    </w:p>
+    <w:p>
+      <w:pPr>
+        <w:pStyle w:val="ListBullet"/>
+      </w:pPr>
+      <w:r>
+        <w:t>1. Execute first copy</w:t>
+      </w:r>
+    </w:p>
+    <w:p>
+      <w:pPr>
+        <w:pStyle w:val="ListBullet"/>
+      </w:pPr>
+      <w:r>
+        <w:t>2. Check approval</w:t>
+      </w:r>
+    </w:p>
+    <w:p>
+      <w:pPr>
+        <w:pStyle w:val="ListBullet"/>
+      </w:pPr>
+      <w:r>
+        <w:t>3. Handle duplicate</w:t>
+      </w:r>
+    </w:p>
+    <w:p>
+      <w:pPr>
+        <w:pStyle w:val="Heading3"/>
+      </w:pPr>
+      <w:r>
+        <w:t>My selected conclusion, deciding fact and explanation</w:t>
+      </w:r>
+    </w:p>
+    <w:p>
+      <w:r>
+        <w:t>________________________________________________________________</w:t>
+      </w:r>
+    </w:p>
+    <w:p>
+      <w:r>
+        <w:t>________________________________________________________________</w:t>
+      </w:r>
+    </w:p>
+    <w:p>
+      <w:r>
+        <w:t>________________________________________________________________</w:t>
+      </w:r>
+    </w:p>
+    <w:p>
+      <w:r>
+        <w:t>________________________________________________________________</w:t>
+      </w:r>
+    </w:p>
+    <w:p>
+      <w:r>
+        <w:t>________________________________________________________________</w:t>
+      </w:r>
+    </w:p>
+    <w:p>
+      <w:pPr>
+        <w:pStyle w:val="ListBullet"/>
+      </w:pPr>
+      <w:r>
+        <w:t>Hint if needed: Read the steps in the pictorial case. Match the supplied detail to the stage that performs or records it.</w:t>
+      </w:r>
+    </w:p>
+    <w:p>
+      <w:pPr>
+        <w:pStyle w:val="Heading2"/>
+      </w:pPr>
+      <w:r>
+        <w:t>Check after the first attempt · reference / check after trying</w:t>
       </w:r>
     </w:p>
     <w:p>
@@ -3329,7 +4729,157 @@
         <w:rPr>
           <w:b w:val="0"/>
         </w:rPr>
-        <w:t xml:space="preserve">Close your notes. Explain this goal in your own words: Explain the </w:t>
+        <w:t>After your attempt, compare with the supported explanation: Handle duplicate Return the stored K9 result without another reservation. Approval answers whether an action may proceed.</w:t>
+      </w:r>
+    </w:p>
+    <w:p>
+      <w:pPr>
+        <w:spacing w:line="336" w:lineRule="auto" w:after="180"/>
+      </w:pPr>
+      <w:r>
+        <w:rPr>
+          <w:b w:val="0"/>
+        </w:rPr>
+        <w:t>Idempotency prevents repeated handling of that action from creating duplicate effects.</w:t>
+      </w:r>
+    </w:p>
+    <w:p>
+      <w:pPr>
+        <w:pStyle w:val="Heading2"/>
+      </w:pPr>
+      <w:r>
+        <w:t>Changed-case question and optional hint</w:t>
+      </w:r>
+    </w:p>
+    <w:p>
+      <w:pPr>
+        <w:pStyle w:val="Heading3"/>
+      </w:pPr>
+      <w:r>
+        <w:t>Practice 2: explain the deciding evidence</w:t>
+      </w:r>
+    </w:p>
+    <w:p>
+      <w:pPr>
+        <w:pStyle w:val="ListBullet"/>
+      </w:pPr>
+      <w:r>
+        <w:t>Changed-case practice: A new K10 asks for desk 5 without approval. Which conclusion is supported by the supplied facts?</w:t>
+      </w:r>
+    </w:p>
+    <w:p>
+      <w:pPr>
+        <w:pStyle w:val="ListBullet"/>
+      </w:pPr>
+      <w:r>
+        <w:t>1. Stop K10 at the approval gate.</w:t>
+      </w:r>
+    </w:p>
+    <w:p>
+      <w:pPr>
+        <w:pStyle w:val="ListBullet"/>
+      </w:pPr>
+      <w:r>
+        <w:t>2. We can decide the result without examining the changed input or the procedure.</w:t>
+      </w:r>
+    </w:p>
+    <w:p>
+      <w:pPr>
+        <w:pStyle w:val="ListBullet"/>
+      </w:pPr>
+      <w:r>
+        <w:t>3. This one example guarantees correct results for every future input.</w:t>
+      </w:r>
+    </w:p>
+    <w:p>
+      <w:pPr>
+        <w:pStyle w:val="Heading3"/>
+      </w:pPr>
+      <w:r>
+        <w:t>My selected conclusion, deciding fact and explanation</w:t>
+      </w:r>
+    </w:p>
+    <w:p>
+      <w:r>
+        <w:t>________________________________________________________________</w:t>
+      </w:r>
+    </w:p>
+    <w:p>
+      <w:r>
+        <w:t>________________________________________________________________</w:t>
+      </w:r>
+    </w:p>
+    <w:p>
+      <w:r>
+        <w:t>________________________________________________________________</w:t>
+      </w:r>
+    </w:p>
+    <w:p>
+      <w:r>
+        <w:t>________________________________________________________________</w:t>
+      </w:r>
+    </w:p>
+    <w:p>
+      <w:r>
+        <w:t>________________________________________________________________</w:t>
+      </w:r>
+    </w:p>
+    <w:p>
+      <w:pPr>
+        <w:pStyle w:val="ListBullet"/>
+      </w:pPr>
+      <w:r>
+        <w:t>Hint if needed: Use the changed condition and the deciding step in the pictorial trace. The answer must say what follows from those facts.</w:t>
+      </w:r>
+    </w:p>
+    <w:p>
+      <w:pPr>
+        <w:pStyle w:val="Heading2"/>
+      </w:pPr>
+      <w:r>
+        <w:t>Check after the changed attempt · reference / check after trying</w:t>
+      </w:r>
+    </w:p>
+    <w:p>
+      <w:pPr>
+        <w:spacing w:line="336" w:lineRule="auto" w:after="180"/>
+      </w:pPr>
+      <w:r>
+        <w:rPr>
+          <w:b w:val="0"/>
+        </w:rPr>
+        <w:t xml:space="preserve">After your attempt, compare with the supported explanation: Stop K10 at the </w:t>
+      </w:r>
+      <w:r>
+        <w:rPr>
+          <w:b/>
+        </w:rPr>
+        <w:t>approval gate</w:t>
+      </w:r>
+      <w:r>
+        <w:rPr>
+          <w:b w:val="0"/>
+        </w:rPr>
+        <w:t>. K9’s approval does not apply to a different action.</w:t>
+      </w:r>
+    </w:p>
+    <w:p>
+      <w:pPr>
+        <w:pStyle w:val="Heading2"/>
+      </w:pPr>
+      <w:r>
+        <w:t>Repair and retain the record</w:t>
+      </w:r>
+    </w:p>
+    <w:p>
+      <w:pPr>
+        <w:spacing w:line="336" w:lineRule="auto" w:after="180"/>
+      </w:pPr>
+      <w:r>
+        <w:rPr>
+          <w:b w:val="0"/>
+        </w:rPr>
+        <w:t xml:space="preserve">Review Planning and action selection (ai-6/14). Goal: Explain the </w:t>
       </w:r>
       <w:r>
         <w:rPr>
@@ -3341,52 +4891,41 @@
         <w:rPr>
           <w:b w:val="0"/>
         </w:rPr>
-        <w:t xml:space="preserve"> and terminology of </w:t>
+        <w:t xml:space="preserve"> and terminology of planning and action selection. Short practice: Choose a permitted plan when no approved tower-height card exists.</w:t>
+      </w:r>
+    </w:p>
+    <w:p>
+      <w:pPr>
+        <w:spacing w:line="336" w:lineRule="auto" w:after="180"/>
+      </w:pPr>
+      <w:r>
+        <w:rPr>
+          <w:b w:val="0"/>
+        </w:rPr>
+        <w:t>What new answer becomes supported after a card records 24 metres, and why could the bot not invent it earlier?. Return to this week and explain what you changed.</w:t>
+      </w:r>
+    </w:p>
+    <w:p>
+      <w:pPr>
+        <w:spacing w:line="336" w:lineRule="auto" w:after="180"/>
+      </w:pPr>
+      <w:r>
+        <w:rPr>
+          <w:b w:val="0"/>
+        </w:rPr>
+        <w:t xml:space="preserve">Review Logs traces and privacy (ai-6/12). Goal: Explain the </w:t>
       </w:r>
       <w:r>
         <w:rPr>
           <w:b/>
         </w:rPr>
-        <w:t>approval gate</w:t>
+        <w:t>mechanism</w:t>
       </w:r>
       <w:r>
         <w:rPr>
           <w:b w:val="0"/>
         </w:rPr>
-        <w:t>s and idempotency</w:t>
-      </w:r>
-    </w:p>
-    <w:p>
-      <w:pPr>
-        <w:pStyle w:val="Heading3"/>
-      </w:pPr>
-      <w:r>
-        <w:t>My deciding step, evidence and one remaining question</w:t>
-      </w:r>
-    </w:p>
-    <w:p>
-      <w:r>
-        <w:t>________________________________________________________________</w:t>
-      </w:r>
-    </w:p>
-    <w:p>
-      <w:r>
-        <w:t>________________________________________________________________</w:t>
-      </w:r>
-    </w:p>
-    <w:p>
-      <w:r>
-        <w:t>________________________________________________________________</w:t>
-      </w:r>
-    </w:p>
-    <w:p>
-      <w:r>
-        <w:t>________________________________________________________________</w:t>
-      </w:r>
-    </w:p>
-    <w:p>
-      <w:r>
-        <w:t>________________________________________________________________</w:t>
+        <w:t xml:space="preserve"> and terminology of logs traces and privacy. Short practice: Identify the purpose of R17, C8 and 240 ms in the trace.</w:t>
       </w:r>
     </w:p>
     <w:p>
@@ -3397,7 +4936,64 @@
         <w:rPr>
           <w:b w:val="0"/>
         </w:rPr>
-        <w:t xml:space="preserve">If you are unsure, return to the worked picture and explain one arrow. If you are ready, change an </w:t>
+        <w:t>Which field is deliberately omitted, and why would logging the whole question violate this design?. Return to this week and explain what you changed.</w:t>
+      </w:r>
+    </w:p>
+    <w:p>
+      <w:pPr>
+        <w:spacing w:line="336" w:lineRule="auto" w:after="180"/>
+      </w:pPr>
+      <w:r>
+        <w:rPr>
+          <w:b w:val="0"/>
+        </w:rPr>
+        <w:t xml:space="preserve">Review Integration tests and fixtures (ai-6/9). Goal: Explain the </w:t>
+      </w:r>
+      <w:r>
+        <w:rPr>
+          <w:b/>
+        </w:rPr>
+        <w:t>mechanism</w:t>
+      </w:r>
+      <w:r>
+        <w:rPr>
+          <w:b w:val="0"/>
+        </w:rPr>
+        <w:t xml:space="preserve"> and terminology of integration tests and fixtures. Short practice: Follow request N through the fixture and adapter.</w:t>
+      </w:r>
+    </w:p>
+    <w:p>
+      <w:pPr>
+        <w:spacing w:line="336" w:lineRule="auto" w:after="180"/>
+      </w:pPr>
+      <w:r>
+        <w:rPr>
+          <w:b w:val="0"/>
+        </w:rPr>
+        <w:t>Which source and item should appear in the reply, and what precisely fails when the adapter returns M?. Return to this week and explain what you changed.</w:t>
+      </w:r>
+    </w:p>
+    <w:p>
+      <w:pPr>
+        <w:spacing w:line="336" w:lineRule="auto" w:after="180"/>
+      </w:pPr>
+      <w:r>
+        <w:rPr>
+          <w:b w:val="0"/>
+        </w:rPr>
+        <w:t xml:space="preserve">The browser lab lets you edit the supported Python examples already included in this lesson. Predict first, run, inspect the actual </w:t>
+      </w:r>
+      <w:r>
+        <w:rPr>
+          <w:b/>
+        </w:rPr>
+        <w:t>output</w:t>
+      </w:r>
+      <w:r>
+        <w:rPr>
+          <w:b w:val="0"/>
+        </w:rPr>
+        <w:t xml:space="preserve"> or error, change one </w:t>
       </w:r>
       <w:r>
         <w:rPr>
@@ -3409,7 +5005,18 @@
         <w:rPr>
           <w:b w:val="0"/>
         </w:rPr>
-        <w:t xml:space="preserve"> or assumption and justify your </w:t>
+        <w:t>, then run again.</w:t>
+      </w:r>
+    </w:p>
+    <w:p>
+      <w:pPr>
+        <w:spacing w:line="336" w:lineRule="auto" w:after="180"/>
+      </w:pPr>
+      <w:r>
+        <w:rPr>
+          <w:b w:val="0"/>
+        </w:rPr>
+        <w:t xml:space="preserve">Keep code, </w:t>
       </w:r>
       <w:r>
         <w:rPr>
@@ -3421,7 +5028,7 @@
         <w:rPr>
           <w:b w:val="0"/>
         </w:rPr>
-        <w:t>.</w:t>
+        <w:t>s, actual results and a reasoned revision together. On paper, label your result as a trace rather than an execution.</w:t>
       </w:r>
     </w:p>
     <w:p>
@@ -3432,7 +5039,7 @@
         <w:rPr>
           <w:b w:val="0"/>
         </w:rPr>
-        <w:t xml:space="preserve">Save your workbook </w:t>
+        <w:t xml:space="preserve">Use Download completed work in the hosted lesson to export your answers, reflections, practice feedback and code-run </w:t>
       </w:r>
       <w:r>
         <w:rPr>
@@ -3444,20 +5051,26 @@
         <w:rPr>
           <w:b w:val="0"/>
         </w:rPr>
-        <w:t>. At the next review, try a different case before opening your old answer.</w:t>
-      </w:r>
-    </w:p>
-    <w:p>
-      <w:pPr>
-        <w:pStyle w:val="Heading1"/>
-      </w:pPr>
-      <w:r>
-        <w:t>17. Supported practice, repair and portfolio</w:t>
-      </w:r>
-    </w:p>
-    <w:p>
-      <w:r>
-        <w:t>Attempt supported questions before using hints or feedback. Review a missing building block, then keep the completed work.</w:t>
+        <w:t>. Open the HTML copy to read or print it.</w:t>
+      </w:r>
+    </w:p>
+    <w:p>
+      <w:pPr>
+        <w:spacing w:line="336" w:lineRule="auto" w:after="180"/>
+      </w:pPr>
+      <w:r>
+        <w:rPr>
+          <w:b w:val="0"/>
+        </w:rPr>
+        <w:t>Drafts stay in this browser when storage is available; clear drafts on a shared device.</w:t>
+      </w:r>
+    </w:p>
+    <w:p>
+      <w:pPr>
+        <w:pStyle w:val="Heading2"/>
+      </w:pPr>
+      <w:r>
+        <w:t>Earlier wording, alternatives and picture transcripts · reference / check after trying</w:t>
       </w:r>
     </w:p>
     <w:p>
@@ -3473,68 +5086,10 @@
     </w:p>
     <w:p>
       <w:pPr>
-        <w:spacing w:line="336" w:lineRule="auto" w:after="180"/>
-      </w:pPr>
-      <w:r>
-        <w:rPr>
-          <w:b w:val="0"/>
-        </w:rPr>
-        <w:t>One approval, one reservation. A desk tool needs approval for the exact request and deduplicates repeated request keys.</w:t>
-      </w:r>
-    </w:p>
-    <w:p>
-      <w:pPr>
         <w:pStyle w:val="Heading3"/>
       </w:pPr>
       <w:r>
-        <w:t>Practice 1: explain the deciding evidence</w:t>
-      </w:r>
-    </w:p>
-    <w:p>
-      <w:pPr>
-        <w:spacing w:line="336" w:lineRule="auto" w:after="180"/>
-      </w:pPr>
-      <w:r>
-        <w:rPr>
-          <w:b w:val="0"/>
-        </w:rPr>
-        <w:t>Which labelled step matches this detail? Return the stored K9 result without another reservation.</w:t>
-      </w:r>
-    </w:p>
-    <w:p>
-      <w:pPr>
-        <w:spacing w:line="336" w:lineRule="auto" w:after="180"/>
-        <w:shd w:fill="F4F9FC"/>
-      </w:pPr>
-      <w:r>
-        <w:rPr>
-          <w:b w:val="0"/>
-        </w:rPr>
-        <w:t>1. Execute first copy</w:t>
-      </w:r>
-    </w:p>
-    <w:p>
-      <w:pPr>
-        <w:spacing w:line="336" w:lineRule="auto" w:after="180"/>
-        <w:shd w:fill="F4F9FC"/>
-      </w:pPr>
-      <w:r>
-        <w:rPr>
-          <w:b w:val="0"/>
-        </w:rPr>
-        <w:t>2. Check approval</w:t>
-      </w:r>
-    </w:p>
-    <w:p>
-      <w:pPr>
-        <w:spacing w:line="336" w:lineRule="auto" w:after="180"/>
-        <w:shd w:fill="F4F9FC"/>
-      </w:pPr>
-      <w:r>
-        <w:rPr>
-          <w:b w:val="0"/>
-        </w:rPr>
-        <w:t>3. Handle duplicate</w:t>
+        <w:t>Repair a missing building block</w:t>
       </w:r>
     </w:p>
     <w:p>
@@ -3542,32 +5097,7 @@
         <w:pStyle w:val="Heading3"/>
       </w:pPr>
       <w:r>
-        <w:t>My selected conclusion, deciding fact and explanation</w:t>
-      </w:r>
-    </w:p>
-    <w:p>
-      <w:r>
-        <w:t>________________________________________________________________</w:t>
-      </w:r>
-    </w:p>
-    <w:p>
-      <w:r>
-        <w:t>________________________________________________________________</w:t>
-      </w:r>
-    </w:p>
-    <w:p>
-      <w:r>
-        <w:t>________________________________________________________________</w:t>
-      </w:r>
-    </w:p>
-    <w:p>
-      <w:r>
-        <w:t>________________________________________________________________</w:t>
-      </w:r>
-    </w:p>
-    <w:p>
-      <w:r>
-        <w:t>________________________________________________________________</w:t>
+        <w:t>Predict, run and debug</w:t>
       </w:r>
     </w:p>
     <w:p>
@@ -3575,472 +5105,25 @@
         <w:pStyle w:val="Heading3"/>
       </w:pPr>
       <w:r>
-        <w:t>Hint · try first</w:t>
-      </w:r>
-    </w:p>
-    <w:p>
-      <w:pPr>
-        <w:spacing w:line="336" w:lineRule="auto" w:after="180"/>
-        <w:shd w:fill="F1F6F8"/>
-      </w:pPr>
-      <w:r>
-        <w:rPr>
-          <w:b w:val="0"/>
-        </w:rPr>
-        <w:t>Hint if needed: Read the steps in the pictorial case. Match the supplied detail to the stage that performs or records it.</w:t>
-      </w:r>
-    </w:p>
-    <w:p>
-      <w:pPr>
-        <w:pStyle w:val="Heading3"/>
-      </w:pPr>
-      <w:r>
-        <w:t>Feedback · compare after trying</w:t>
-      </w:r>
-    </w:p>
-    <w:p>
-      <w:pPr>
-        <w:spacing w:line="336" w:lineRule="auto" w:after="180"/>
-        <w:shd w:fill="F1F6FC"/>
-      </w:pPr>
-      <w:r>
-        <w:rPr>
-          <w:b w:val="0"/>
-        </w:rPr>
-        <w:t>After your attempt, compare with the supported explanation: Handle duplicate Return the stored K9 result without another reservation. Approval answers whether an action may proceed.</w:t>
-      </w:r>
-    </w:p>
-    <w:p>
-      <w:pPr>
-        <w:spacing w:line="336" w:lineRule="auto" w:after="180"/>
-        <w:shd w:fill="F1F6FC"/>
-      </w:pPr>
-      <w:r>
-        <w:rPr>
-          <w:b w:val="0"/>
-        </w:rPr>
-        <w:t>Idempotency prevents repeated handling of that action from creating duplicate effects.</w:t>
-      </w:r>
-    </w:p>
-    <w:p>
-      <w:pPr>
-        <w:pStyle w:val="Heading3"/>
-      </w:pPr>
-      <w:r>
-        <w:t>Practice 2: explain the deciding evidence</w:t>
-      </w:r>
-    </w:p>
-    <w:p>
-      <w:pPr>
-        <w:pStyle w:val="Heading3"/>
-      </w:pPr>
-      <w:r>
-        <w:t>Changed case · predict first</w:t>
-      </w:r>
-    </w:p>
-    <w:p>
-      <w:pPr>
-        <w:spacing w:line="336" w:lineRule="auto" w:after="180"/>
-        <w:shd w:fill="F5F1FB"/>
-      </w:pPr>
-      <w:r>
-        <w:rPr>
-          <w:b w:val="0"/>
-        </w:rPr>
-        <w:t>Changed-case practice: A new K10 asks for desk 5 without approval. Which conclusion is supported by the supplied facts?</w:t>
-      </w:r>
-    </w:p>
-    <w:p>
-      <w:pPr>
-        <w:spacing w:line="336" w:lineRule="auto" w:after="180"/>
-        <w:shd w:fill="F4F9FC"/>
-      </w:pPr>
-      <w:r>
-        <w:rPr>
-          <w:b w:val="0"/>
-        </w:rPr>
-        <w:t xml:space="preserve">1. Stop K10 at the </w:t>
-      </w:r>
-      <w:r>
-        <w:rPr>
-          <w:b/>
-        </w:rPr>
-        <w:t>approval gate</w:t>
-      </w:r>
-      <w:r>
-        <w:rPr>
-          <w:b w:val="0"/>
-        </w:rPr>
-        <w:t>.</w:t>
-      </w:r>
-    </w:p>
-    <w:p>
-      <w:pPr>
-        <w:spacing w:line="336" w:lineRule="auto" w:after="180"/>
-        <w:shd w:fill="F4F9FC"/>
-      </w:pPr>
-      <w:r>
-        <w:rPr>
-          <w:b w:val="0"/>
-        </w:rPr>
-        <w:t xml:space="preserve">2. We can decide the result without examining the changed </w:t>
-      </w:r>
-      <w:r>
-        <w:rPr>
-          <w:b/>
-        </w:rPr>
-        <w:t>input</w:t>
-      </w:r>
-      <w:r>
-        <w:rPr>
-          <w:b w:val="0"/>
-        </w:rPr>
-        <w:t xml:space="preserve"> or the procedure.</w:t>
-      </w:r>
-    </w:p>
-    <w:p>
-      <w:pPr>
-        <w:spacing w:line="336" w:lineRule="auto" w:after="180"/>
-        <w:shd w:fill="F4F9FC"/>
-      </w:pPr>
-      <w:r>
-        <w:rPr>
-          <w:b w:val="0"/>
-        </w:rPr>
-        <w:t xml:space="preserve">3. This one example guarantees correct results for every future </w:t>
-      </w:r>
-      <w:r>
-        <w:rPr>
-          <w:b/>
-        </w:rPr>
-        <w:t>input</w:t>
-      </w:r>
-      <w:r>
-        <w:rPr>
-          <w:b w:val="0"/>
-        </w:rPr>
-        <w:t>.</w:t>
-      </w:r>
-    </w:p>
-    <w:p>
-      <w:pPr>
-        <w:pStyle w:val="Heading3"/>
-      </w:pPr>
-      <w:r>
-        <w:t>My selected conclusion, deciding fact and explanation</w:t>
-      </w:r>
-    </w:p>
-    <w:p>
-      <w:r>
-        <w:t>________________________________________________________________</w:t>
-      </w:r>
-    </w:p>
-    <w:p>
-      <w:r>
-        <w:t>________________________________________________________________</w:t>
-      </w:r>
-    </w:p>
-    <w:p>
-      <w:r>
-        <w:t>________________________________________________________________</w:t>
-      </w:r>
-    </w:p>
-    <w:p>
-      <w:r>
-        <w:t>________________________________________________________________</w:t>
-      </w:r>
-    </w:p>
-    <w:p>
-      <w:r>
-        <w:t>________________________________________________________________</w:t>
-      </w:r>
-    </w:p>
-    <w:p>
-      <w:pPr>
-        <w:pStyle w:val="Heading3"/>
-      </w:pPr>
-      <w:r>
-        <w:t>Hint · try first</w:t>
-      </w:r>
-    </w:p>
-    <w:p>
-      <w:pPr>
-        <w:spacing w:line="336" w:lineRule="auto" w:after="180"/>
-        <w:shd w:fill="F1F6F8"/>
-      </w:pPr>
-      <w:r>
-        <w:rPr>
-          <w:b w:val="0"/>
-        </w:rPr>
-        <w:t>Hint if needed: Use the changed condition and the deciding step in the pictorial trace. The answer must say what follows from those facts.</w:t>
-      </w:r>
-    </w:p>
-    <w:p>
-      <w:pPr>
-        <w:pStyle w:val="Heading3"/>
-      </w:pPr>
-      <w:r>
-        <w:t>Feedback · compare after trying</w:t>
-      </w:r>
-    </w:p>
-    <w:p>
-      <w:pPr>
-        <w:spacing w:line="336" w:lineRule="auto" w:after="180"/>
-        <w:shd w:fill="F1F6FC"/>
-      </w:pPr>
-      <w:r>
-        <w:rPr>
-          <w:b w:val="0"/>
-        </w:rPr>
-        <w:t xml:space="preserve">After your attempt, compare with the supported explanation: Stop K10 at the </w:t>
-      </w:r>
-      <w:r>
-        <w:rPr>
-          <w:b/>
-        </w:rPr>
-        <w:t>approval gate</w:t>
-      </w:r>
-      <w:r>
-        <w:rPr>
-          <w:b w:val="0"/>
-        </w:rPr>
-        <w:t>. K9’s approval does not apply to a different action.</w:t>
-      </w:r>
-    </w:p>
-    <w:p>
-      <w:pPr>
-        <w:pStyle w:val="Heading3"/>
-      </w:pPr>
-      <w:r>
-        <w:t>Repair a missing building block</w:t>
-      </w:r>
-    </w:p>
-    <w:p>
-      <w:pPr>
-        <w:spacing w:line="336" w:lineRule="auto" w:after="180"/>
-      </w:pPr>
-      <w:r>
-        <w:rPr>
-          <w:b w:val="0"/>
-        </w:rPr>
-        <w:t xml:space="preserve">Review Planning and action selection (ai-6/14). Goal: Explain the </w:t>
-      </w:r>
-      <w:r>
-        <w:rPr>
-          <w:b/>
-        </w:rPr>
-        <w:t>mechanism</w:t>
-      </w:r>
-      <w:r>
-        <w:rPr>
-          <w:b w:val="0"/>
-        </w:rPr>
-        <w:t xml:space="preserve"> and terminology of planning and action selection. Short practice: Choose a permitted plan when no approved tower-height card exists.</w:t>
-      </w:r>
-    </w:p>
-    <w:p>
-      <w:pPr>
-        <w:spacing w:line="336" w:lineRule="auto" w:after="180"/>
-      </w:pPr>
-      <w:r>
-        <w:rPr>
-          <w:b w:val="0"/>
-        </w:rPr>
-        <w:t>What new answer becomes supported after a card records 24 metres, and why could the bot not invent it earlier?. Return to this week and explain what you changed.</w:t>
-      </w:r>
-    </w:p>
-    <w:p>
-      <w:pPr>
-        <w:spacing w:line="336" w:lineRule="auto" w:after="180"/>
-      </w:pPr>
-      <w:r>
-        <w:rPr>
-          <w:b w:val="0"/>
-        </w:rPr>
-        <w:t xml:space="preserve">Review Logs traces and privacy (ai-6/12). Goal: Explain the </w:t>
-      </w:r>
-      <w:r>
-        <w:rPr>
-          <w:b/>
-        </w:rPr>
-        <w:t>mechanism</w:t>
-      </w:r>
-      <w:r>
-        <w:rPr>
-          <w:b w:val="0"/>
-        </w:rPr>
-        <w:t xml:space="preserve"> and terminology of logs traces and privacy. Short practice: Identify the purpose of R17, C8 and 240 ms in the trace.</w:t>
-      </w:r>
-    </w:p>
-    <w:p>
-      <w:pPr>
-        <w:spacing w:line="336" w:lineRule="auto" w:after="180"/>
-      </w:pPr>
-      <w:r>
-        <w:rPr>
-          <w:b w:val="0"/>
-        </w:rPr>
-        <w:t>Which field is deliberately omitted, and why would logging the whole question violate this design?. Return to this week and explain what you changed.</w:t>
-      </w:r>
-    </w:p>
-    <w:p>
-      <w:pPr>
-        <w:spacing w:line="336" w:lineRule="auto" w:after="180"/>
-      </w:pPr>
-      <w:r>
-        <w:rPr>
-          <w:b w:val="0"/>
-        </w:rPr>
-        <w:t xml:space="preserve">Review Integration tests and fixtures (ai-6/9). Goal: Explain the </w:t>
-      </w:r>
-      <w:r>
-        <w:rPr>
-          <w:b/>
-        </w:rPr>
-        <w:t>mechanism</w:t>
-      </w:r>
-      <w:r>
-        <w:rPr>
-          <w:b w:val="0"/>
-        </w:rPr>
-        <w:t xml:space="preserve"> and terminology of integration tests and fixtures. Short practice: Follow request N through the fixture and adapter.</w:t>
-      </w:r>
-    </w:p>
-    <w:p>
-      <w:pPr>
-        <w:spacing w:line="336" w:lineRule="auto" w:after="180"/>
-      </w:pPr>
-      <w:r>
-        <w:rPr>
-          <w:b w:val="0"/>
-        </w:rPr>
-        <w:t>Which source and item should appear in the reply, and what precisely fails when the adapter returns M?. Return to this week and explain what you changed.</w:t>
-      </w:r>
-    </w:p>
-    <w:p>
-      <w:pPr>
-        <w:pStyle w:val="Heading3"/>
-      </w:pPr>
-      <w:r>
-        <w:t>Predict, run and debug</w:t>
-      </w:r>
-    </w:p>
-    <w:p>
-      <w:pPr>
-        <w:spacing w:line="336" w:lineRule="auto" w:after="180"/>
-      </w:pPr>
-      <w:r>
-        <w:rPr>
-          <w:b w:val="0"/>
-        </w:rPr>
-        <w:t xml:space="preserve">The browser lab lets you edit the supported Python examples already included in this lesson. Predict first, run, inspect the actual </w:t>
-      </w:r>
-      <w:r>
-        <w:rPr>
-          <w:b/>
-        </w:rPr>
-        <w:t>output</w:t>
-      </w:r>
-      <w:r>
-        <w:rPr>
-          <w:b w:val="0"/>
-        </w:rPr>
-        <w:t xml:space="preserve"> or error, change one </w:t>
-      </w:r>
-      <w:r>
-        <w:rPr>
-          <w:b/>
-        </w:rPr>
-        <w:t>input</w:t>
-      </w:r>
-      <w:r>
-        <w:rPr>
-          <w:b w:val="0"/>
-        </w:rPr>
-        <w:t>, then run again.</w:t>
-      </w:r>
-    </w:p>
-    <w:p>
-      <w:pPr>
-        <w:spacing w:line="336" w:lineRule="auto" w:after="180"/>
-      </w:pPr>
-      <w:r>
-        <w:rPr>
-          <w:b w:val="0"/>
-        </w:rPr>
-        <w:t xml:space="preserve">Keep code, </w:t>
-      </w:r>
-      <w:r>
-        <w:rPr>
-          <w:b/>
-        </w:rPr>
-        <w:t>prediction</w:t>
-      </w:r>
-      <w:r>
-        <w:rPr>
-          <w:b w:val="0"/>
-        </w:rPr>
-        <w:t>s, actual results and a reasoned revision together. On paper, label your result as a trace rather than an execution.</w:t>
-      </w:r>
-    </w:p>
-    <w:p>
-      <w:pPr>
-        <w:pStyle w:val="Heading3"/>
-      </w:pPr>
-      <w:r>
         <w:t>Keep your completed work</w:t>
       </w:r>
     </w:p>
     <w:p>
       <w:pPr>
-        <w:spacing w:line="336" w:lineRule="auto" w:after="180"/>
-      </w:pPr>
-      <w:r>
-        <w:rPr>
-          <w:b w:val="0"/>
-        </w:rPr>
-        <w:t xml:space="preserve">Use Download completed work in the hosted lesson to export your answers, reflections, practice feedback and code-run </w:t>
-      </w:r>
-      <w:r>
-        <w:rPr>
-          <w:b/>
-        </w:rPr>
-        <w:t>evidence</w:t>
-      </w:r>
-      <w:r>
-        <w:rPr>
-          <w:b w:val="0"/>
-        </w:rPr>
-        <w:t>. Open the HTML copy to read or print it.</w:t>
-      </w:r>
-    </w:p>
-    <w:p>
-      <w:pPr>
-        <w:spacing w:line="336" w:lineRule="auto" w:after="180"/>
-      </w:pPr>
-      <w:r>
-        <w:rPr>
-          <w:b w:val="0"/>
-        </w:rPr>
-        <w:t>Drafts stay in this browser when storage is available; clear drafts on a shared device.</w:t>
-      </w:r>
-    </w:p>
-    <w:p>
-      <w:pPr>
         <w:pStyle w:val="Heading1"/>
       </w:pPr>
       <w:r>
-        <w:t>18. Visual concept journey</w:t>
-      </w:r>
-    </w:p>
-    <w:p>
-      <w:r>
-        <w:t>Explain each Approval gates and idempotency graphic using its labels, deciding evidence and relevant limitation.</w:t>
-      </w:r>
-    </w:p>
-    <w:p>
-      <w:pPr>
-        <w:pStyle w:val="Heading3"/>
+        <w:t>18. Reference · Six-picture concept journey</w:t>
+      </w:r>
+    </w:p>
+    <w:p>
+      <w:r>
+        <w:t>Choose the picture that supports the current explanation.</w:t>
+      </w:r>
+    </w:p>
+    <w:p>
+      <w:pPr>
+        <w:pStyle w:val="Heading2"/>
       </w:pPr>
       <w:r>
         <w:t>01. Approval gates and idempotency: the case</w:t>
@@ -4051,7 +5134,7 @@
         <w:drawing>
           <wp:inline xmlns:a="http://schemas.openxmlformats.org/drawingml/2006/main" xmlns:pic="http://schemas.openxmlformats.org/drawingml/2006/picture">
             <wp:extent cx="5486400" cy="2834640"/>
-            <wp:docPr id="2" name="Picture 2" descr="One approval, one reservation. A desk tool needs approval for the exact request and deduplicates repeated request keys. Supplied facts: K9 reserves desk 4 and is approved once. Two copies of K9 arrive."/>
+            <wp:docPr id="4" name="Picture 4" descr="One approval, one reservation. A desk tool needs approval for the exact request and deduplicates repeated request keys. Supplied facts: K9 reserves desk 4 and is approved once. Two copies of K9 arrive."/>
             <wp:cNvGraphicFramePr>
               <a:graphicFrameLocks noChangeAspect="1"/>
             </wp:cNvGraphicFramePr>
@@ -4063,7 +5146,7 @@
                     <pic:cNvPicPr/>
                   </pic:nvPicPr>
                   <pic:blipFill>
-                    <a:blip r:embed="rId10"/>
+                    <a:blip r:embed="rId12"/>
                     <a:stretch>
                       <a:fillRect/>
                     </a:stretch>
@@ -4096,7 +5179,6 @@
     <w:p>
       <w:pPr>
         <w:spacing w:line="336" w:lineRule="auto" w:after="180"/>
-        <w:shd w:fill="F5F1FB"/>
       </w:pPr>
       <w:r>
         <w:rPr>
@@ -4107,7 +5189,7 @@
     </w:p>
     <w:p>
       <w:pPr>
-        <w:pStyle w:val="Heading3"/>
+        <w:pStyle w:val="Heading2"/>
       </w:pPr>
       <w:r>
         <w:t>02. Follow the deciding steps</w:t>
@@ -4118,7 +5200,7 @@
         <w:drawing>
           <wp:inline xmlns:a="http://schemas.openxmlformats.org/drawingml/2006/main" xmlns:pic="http://schemas.openxmlformats.org/drawingml/2006/picture">
             <wp:extent cx="5486400" cy="3182112"/>
-            <wp:docPr id="3" name="Picture 3" descr="Check approval: The approved identifier and desk match K9. → Execute first copy: No result is stored yet, so perform the approved reservation once. → Handle duplicate: Return the stored K9 result without another reservation."/>
+            <wp:docPr id="5" name="Picture 5" descr="Check approval: The approved identifier and desk match K9. → Execute first copy: No result is stored yet, so perform the approved reservation once. → Handle duplicate: Return the stored K9 result without another reservation."/>
             <wp:cNvGraphicFramePr>
               <a:graphicFrameLocks noChangeAspect="1"/>
             </wp:cNvGraphicFramePr>
@@ -4130,7 +5212,7 @@
                     <pic:cNvPicPr/>
                   </pic:nvPicPr>
                   <pic:blipFill>
-                    <a:blip r:embed="rId11"/>
+                    <a:blip r:embed="rId9"/>
                     <a:stretch>
                       <a:fillRect/>
                     </a:stretch>
@@ -4163,7 +5245,6 @@
     <w:p>
       <w:pPr>
         <w:spacing w:line="336" w:lineRule="auto" w:after="180"/>
-        <w:shd w:fill="F5F1FB"/>
       </w:pPr>
       <w:r>
         <w:rPr>
@@ -4186,7 +5267,7 @@
     </w:p>
     <w:p>
       <w:pPr>
-        <w:pStyle w:val="Heading3"/>
+        <w:pStyle w:val="Heading2"/>
       </w:pPr>
       <w:r>
         <w:t>03. Approval gates and idempotency — evidence trace</w:t>
@@ -4197,7 +5278,7 @@
         <w:drawing>
           <wp:inline xmlns:a="http://schemas.openxmlformats.org/drawingml/2006/main" xmlns:pic="http://schemas.openxmlformats.org/drawingml/2006/picture">
             <wp:extent cx="5486400" cy="3145536"/>
-            <wp:docPr id="4" name="Picture 4" descr="Approval gates and idempotency — evidence trace. Approved send v1 to D uses key K, commits once, then caller retries K with the identical payload. | The mock submission requires approval for request version v1 and destination D. Store key -&gt; committed result. Reusing the same key with the same payload returns that result; the same key with different payload is rejected. | Return the stored committed result; one effect total. A timeout alone is not evidence the first effect failed."/>
+            <wp:docPr id="6" name="Picture 6" descr="Approval gates and idempotency — evidence trace. Approved send v1 to D uses key K, commits once, then caller retries K with the identical payload. | The mock submission requires approval for request version v1 and destination D. Store key -&gt; committed result. Reusing the same key with the same payload returns that result; the same key with different payload is rejected. | Return the stored committed result; one effect total. A timeout alone is not evidence the first effect failed."/>
             <wp:cNvGraphicFramePr>
               <a:graphicFrameLocks noChangeAspect="1"/>
             </wp:cNvGraphicFramePr>
@@ -4209,7 +5290,7 @@
                     <pic:cNvPicPr/>
                   </pic:nvPicPr>
                   <pic:blipFill>
-                    <a:blip r:embed="rId12"/>
+                    <a:blip r:embed="rId13"/>
                     <a:stretch>
                       <a:fillRect/>
                     </a:stretch>
@@ -4294,7 +5375,6 @@
     <w:p>
       <w:pPr>
         <w:spacing w:line="336" w:lineRule="auto" w:after="180"/>
-        <w:shd w:fill="F5F1FB"/>
       </w:pPr>
       <w:r>
         <w:rPr>
@@ -4305,7 +5385,7 @@
     </w:p>
     <w:p>
       <w:pPr>
-        <w:pStyle w:val="Heading3"/>
+        <w:pStyle w:val="Heading2"/>
       </w:pPr>
       <w:r>
         <w:t>04. Change one thing. Trace what follows.</w:t>
@@ -4316,7 +5396,7 @@
         <w:drawing>
           <wp:inline xmlns:a="http://schemas.openxmlformats.org/drawingml/2006/main" xmlns:pic="http://schemas.openxmlformats.org/drawingml/2006/picture">
             <wp:extent cx="5486400" cy="3026664"/>
-            <wp:docPr id="5" name="Picture 5" descr="Original case: Return the stored K9 result without another reservation. Changed condition: A new K10 asks for desk 5 without approval. Expected result: Stop K10 at the approval gate. Reason: K9’s approval does not apply to a different action."/>
+            <wp:docPr id="7" name="Picture 7" descr="Original case: Return the stored K9 result without another reservation. Changed condition: A new K10 asks for desk 5 without approval. Expected result: Stop K10 at the approval gate. Reason: K9’s approval does not apply to a different action."/>
             <wp:cNvGraphicFramePr>
               <a:graphicFrameLocks noChangeAspect="1"/>
             </wp:cNvGraphicFramePr>
@@ -4328,7 +5408,7 @@
                     <pic:cNvPicPr/>
                   </pic:nvPicPr>
                   <pic:blipFill>
-                    <a:blip r:embed="rId13"/>
+                    <a:blip r:embed="rId10"/>
                     <a:stretch>
                       <a:fillRect/>
                     </a:stretch>
@@ -4384,7 +5464,6 @@
     <w:p>
       <w:pPr>
         <w:spacing w:line="336" w:lineRule="auto" w:after="180"/>
-        <w:shd w:fill="F5F1FB"/>
       </w:pPr>
       <w:r>
         <w:rPr>
@@ -4395,7 +5474,7 @@
     </w:p>
     <w:p>
       <w:pPr>
-        <w:pStyle w:val="Heading3"/>
+        <w:pStyle w:val="Heading2"/>
       </w:pPr>
       <w:r>
         <w:t>05. Connect the explanation to its limit</w:t>
@@ -4406,7 +5485,7 @@
         <w:drawing>
           <wp:inline xmlns:a="http://schemas.openxmlformats.org/drawingml/2006/main" xmlns:pic="http://schemas.openxmlformats.org/drawingml/2006/picture">
             <wp:extent cx="5486400" cy="2834640"/>
-            <wp:docPr id="6" name="Picture 6" descr="Approval answers whether an action may proceed. Idempotency prevents repeated handling of that action from creating duplicate effects. Limit: Deduplication requires reliable stored keys; this illustration does not prove crash-safe exactly-once execution."/>
+            <wp:docPr id="8" name="Picture 8" descr="Approval answers whether an action may proceed. Idempotency prevents repeated handling of that action from creating duplicate effects. Limit: Deduplication requires reliable stored keys; this illustration does not prove crash-safe exactly-once execution."/>
             <wp:cNvGraphicFramePr>
               <a:graphicFrameLocks noChangeAspect="1"/>
             </wp:cNvGraphicFramePr>
@@ -4462,7 +5541,6 @@
     <w:p>
       <w:pPr>
         <w:spacing w:line="336" w:lineRule="auto" w:after="180"/>
-        <w:shd w:fill="F5F1FB"/>
       </w:pPr>
       <w:r>
         <w:rPr>
@@ -4473,7 +5551,7 @@
     </w:p>
     <w:p>
       <w:pPr>
-        <w:pStyle w:val="Heading3"/>
+        <w:pStyle w:val="Heading2"/>
       </w:pPr>
       <w:r>
         <w:t>06. Make the idea visible in your project</w:t>
@@ -4484,7 +5562,7 @@
         <w:drawing>
           <wp:inline xmlns:a="http://schemas.openxmlformats.org/drawingml/2006/main" xmlns:pic="http://schemas.openxmlformats.org/drawingml/2006/picture">
             <wp:extent cx="5486400" cy="3529584"/>
-            <wp:docPr id="7" name="Picture 7" descr="For the Grounded Learning Service, retain an annotated trace and the changed-case result. Name the contract or evidence that makes the deciding step valid, so another team can review it. Draw your input, deciding step, result and limit. Supported question: Trace the two deliveries of approved K9. How many reservations should occur, and why can a new K10 for desk 5 not borrow K9’s approval?"/>
+            <wp:docPr id="9" name="Picture 9" descr="For the Grounded Learning Service, retain an annotated trace and the changed-case result. Name the contract or evidence that makes the deciding step valid, so another team can review it. Draw your input, deciding step, result and limit. Supported question: Trace the two deliveries of approved K9. How many reservations should occur, and why can a new K10 for desk 5 not borrow K9’s approval?"/>
             <wp:cNvGraphicFramePr>
               <a:graphicFrameLocks noChangeAspect="1"/>
             </wp:cNvGraphicFramePr>
@@ -4564,7 +5642,6 @@
     <w:p>
       <w:pPr>
         <w:spacing w:line="336" w:lineRule="auto" w:after="180"/>
-        <w:shd w:fill="F5F1FB"/>
       </w:pPr>
       <w:r>
         <w:rPr>
@@ -4583,6 +5660,62 @@
           <w:b w:val="0"/>
         </w:rPr>
         <w:t>.</w:t>
+      </w:r>
+    </w:p>
+    <w:p>
+      <w:pPr>
+        <w:pStyle w:val="Heading2"/>
+      </w:pPr>
+      <w:r>
+        <w:t>Earlier wording, alternatives and picture transcripts · reference / check after trying</w:t>
+      </w:r>
+    </w:p>
+    <w:p>
+      <w:pPr>
+        <w:pStyle w:val="Heading3"/>
+      </w:pPr>
+      <w:r>
+        <w:t>01. Approval gates and idempotency: the case</w:t>
+      </w:r>
+    </w:p>
+    <w:p>
+      <w:pPr>
+        <w:pStyle w:val="Heading3"/>
+      </w:pPr>
+      <w:r>
+        <w:t>02. Follow the deciding steps</w:t>
+      </w:r>
+    </w:p>
+    <w:p>
+      <w:pPr>
+        <w:pStyle w:val="Heading3"/>
+      </w:pPr>
+      <w:r>
+        <w:t>03. Approval gates and idempotency — evidence trace</w:t>
+      </w:r>
+    </w:p>
+    <w:p>
+      <w:pPr>
+        <w:pStyle w:val="Heading3"/>
+      </w:pPr>
+      <w:r>
+        <w:t>04. Change one thing. Trace what follows.</w:t>
+      </w:r>
+    </w:p>
+    <w:p>
+      <w:pPr>
+        <w:pStyle w:val="Heading3"/>
+      </w:pPr>
+      <w:r>
+        <w:t>05. Connect the explanation to its limit</w:t>
+      </w:r>
+    </w:p>
+    <w:p>
+      <w:pPr>
+        <w:pStyle w:val="Heading3"/>
+      </w:pPr>
+      <w:r>
+        <w:t>06. Make the idea visible in your project</w:t>
       </w:r>
     </w:p>
     <w:sectPr>
